--- a/RPL/Tugas Individu/Sistem To-Do List.docx
+++ b/RPL/Tugas Individu/Sistem To-Do List.docx
@@ -74,6 +74,7 @@
     </w:p>
     <w:p>
       <w:pPr>
+        <w:spacing w:line="240" w:lineRule="auto"/>
         <w:jc w:val="center"/>
         <w:rPr>
           <w:rFonts w:ascii="Times New Roman" w:hAnsi="Times New Roman" w:cs="Times New Roman"/>
@@ -96,6 +97,7 @@
     </w:p>
     <w:p>
       <w:pPr>
+        <w:spacing w:line="240" w:lineRule="auto"/>
         <w:jc w:val="center"/>
         <w:rPr>
           <w:rFonts w:ascii="Times New Roman" w:hAnsi="Times New Roman" w:cs="Times New Roman"/>
@@ -118,6 +120,7 @@
     </w:p>
     <w:p>
       <w:pPr>
+        <w:spacing w:line="240" w:lineRule="auto"/>
         <w:jc w:val="center"/>
         <w:rPr>
           <w:rFonts w:ascii="Times New Roman" w:hAnsi="Times New Roman" w:cs="Times New Roman"/>
@@ -184,6 +187,7 @@
     </w:p>
     <w:p>
       <w:pPr>
+        <w:spacing w:line="240" w:lineRule="auto"/>
         <w:jc w:val="center"/>
         <w:rPr>
           <w:rFonts w:ascii="Times New Roman" w:hAnsi="Times New Roman" w:cs="Times New Roman"/>
@@ -292,7 +296,7 @@
           <w:sz w:val="20"/>
         </w:rPr>
         <w:drawing>
-          <wp:inline distT="0" distB="0" distL="0" distR="0" wp14:anchorId="07DBFBFD" wp14:editId="7939A836">
+          <wp:inline distT="0" distB="0" distL="0" distR="0" wp14:anchorId="07DBFBFD" wp14:editId="25E3B324">
             <wp:extent cx="1457333" cy="1777555"/>
             <wp:effectExtent l="0" t="0" r="0" b="0"/>
             <wp:docPr id="1" name="Image 1" descr="A logo with a red and grey letter u  AI-generated content may be incorrect."/>
@@ -513,18 +517,756 @@
         <w:br w:type="page"/>
       </w:r>
     </w:p>
-    <w:p>
-      <w:pPr>
-        <w:rPr>
-          <w:rFonts w:ascii="Times New Roman" w:hAnsi="Times New Roman" w:cs="Times New Roman"/>
+    <w:sdt>
+      <w:sdtPr>
+        <w:id w:val="-158700283"/>
+        <w:docPartObj>
+          <w:docPartGallery w:val="Table of Contents"/>
+          <w:docPartUnique/>
+        </w:docPartObj>
+      </w:sdtPr>
+      <w:sdtEndPr>
+        <w:rPr>
+          <w:rFonts w:asciiTheme="minorHAnsi" w:eastAsiaTheme="minorHAnsi" w:hAnsiTheme="minorHAnsi" w:cstheme="minorBidi"/>
           <w:b/>
           <w:bCs/>
-          <w:sz w:val="24"/>
-          <w:szCs w:val="24"/>
-        </w:rPr>
-      </w:pPr>
-      <w:proofErr w:type="spellStart"/>
-      <w:r>
+          <w:noProof/>
+          <w:color w:val="auto"/>
+          <w:kern w:val="2"/>
+          <w:sz w:val="22"/>
+          <w:szCs w:val="22"/>
+          <w:lang w:val="en-ID"/>
+          <w14:ligatures w14:val="standardContextual"/>
+        </w:rPr>
+      </w:sdtEndPr>
+      <w:sdtContent>
+        <w:p>
+          <w:pPr>
+            <w:pStyle w:val="TOCHeading"/>
+            <w:rPr>
+              <w:rStyle w:val="Heading1Char"/>
+              <w:rFonts w:ascii="Times New Roman" w:hAnsi="Times New Roman" w:cs="Times New Roman"/>
+              <w:b/>
+              <w:bCs/>
+              <w:color w:val="000000" w:themeColor="text1"/>
+            </w:rPr>
+          </w:pPr>
+          <w:r>
+            <w:rPr>
+              <w:rStyle w:val="Heading1Char"/>
+              <w:rFonts w:ascii="Times New Roman" w:hAnsi="Times New Roman" w:cs="Times New Roman"/>
+              <w:b/>
+              <w:bCs/>
+              <w:color w:val="000000" w:themeColor="text1"/>
+            </w:rPr>
+            <w:t>Daftar Isi</w:t>
+          </w:r>
+        </w:p>
+        <w:p>
+          <w:pPr>
+            <w:pStyle w:val="TOC1"/>
+            <w:tabs>
+              <w:tab w:val="right" w:leader="dot" w:pos="9016"/>
+            </w:tabs>
+            <w:rPr>
+              <w:rFonts w:eastAsiaTheme="minorEastAsia"/>
+              <w:noProof/>
+              <w:sz w:val="24"/>
+              <w:szCs w:val="24"/>
+              <w:lang w:eastAsia="en-ID"/>
+            </w:rPr>
+          </w:pPr>
+          <w:r>
+            <w:fldChar w:fldCharType="begin"/>
+          </w:r>
+          <w:r>
+            <w:instrText xml:space="preserve"> TOC \o "1-3" \h \z \u </w:instrText>
+          </w:r>
+          <w:r>
+            <w:fldChar w:fldCharType="separate"/>
+          </w:r>
+          <w:hyperlink w:anchor="_Toc212212809" w:history="1">
+            <w:r>
+              <w:rPr>
+                <w:rStyle w:val="Hyperlink"/>
+                <w:rFonts w:ascii="Times New Roman" w:hAnsi="Times New Roman" w:cs="Times New Roman"/>
+                <w:b/>
+                <w:bCs/>
+                <w:noProof/>
+              </w:rPr>
+              <w:t>Deskripsi</w:t>
+            </w:r>
+            <w:r>
+              <w:rPr>
+                <w:noProof/>
+                <w:webHidden/>
+              </w:rPr>
+              <w:tab/>
+            </w:r>
+            <w:r>
+              <w:rPr>
+                <w:noProof/>
+                <w:webHidden/>
+              </w:rPr>
+              <w:fldChar w:fldCharType="begin"/>
+            </w:r>
+            <w:r>
+              <w:rPr>
+                <w:noProof/>
+                <w:webHidden/>
+              </w:rPr>
+              <w:instrText xml:space="preserve"> PAGEREF _Toc212212809 \h </w:instrText>
+            </w:r>
+            <w:r>
+              <w:rPr>
+                <w:noProof/>
+                <w:webHidden/>
+              </w:rPr>
+            </w:r>
+            <w:r>
+              <w:rPr>
+                <w:noProof/>
+                <w:webHidden/>
+              </w:rPr>
+              <w:fldChar w:fldCharType="separate"/>
+            </w:r>
+            <w:r>
+              <w:rPr>
+                <w:noProof/>
+                <w:webHidden/>
+              </w:rPr>
+              <w:t>3</w:t>
+            </w:r>
+            <w:r>
+              <w:rPr>
+                <w:noProof/>
+                <w:webHidden/>
+              </w:rPr>
+              <w:fldChar w:fldCharType="end"/>
+            </w:r>
+          </w:hyperlink>
+        </w:p>
+        <w:p>
+          <w:pPr>
+            <w:pStyle w:val="TOC2"/>
+            <w:tabs>
+              <w:tab w:val="right" w:leader="dot" w:pos="9016"/>
+            </w:tabs>
+            <w:rPr>
+              <w:rFonts w:eastAsiaTheme="minorEastAsia"/>
+              <w:noProof/>
+              <w:sz w:val="24"/>
+              <w:szCs w:val="24"/>
+              <w:lang w:eastAsia="en-ID"/>
+            </w:rPr>
+          </w:pPr>
+          <w:hyperlink w:anchor="_Toc212212810" w:history="1">
+            <w:r>
+              <w:rPr>
+                <w:rStyle w:val="Hyperlink"/>
+                <w:rFonts w:ascii="Times New Roman" w:hAnsi="Times New Roman" w:cs="Times New Roman"/>
+                <w:b/>
+                <w:bCs/>
+                <w:noProof/>
+              </w:rPr>
+              <w:t>Batasan Sistem</w:t>
+            </w:r>
+            <w:r>
+              <w:rPr>
+                <w:rStyle w:val="Hyperlink"/>
+                <w:noProof/>
+              </w:rPr>
+              <w:t>:</w:t>
+            </w:r>
+            <w:r>
+              <w:rPr>
+                <w:noProof/>
+                <w:webHidden/>
+              </w:rPr>
+              <w:tab/>
+            </w:r>
+            <w:r>
+              <w:rPr>
+                <w:noProof/>
+                <w:webHidden/>
+              </w:rPr>
+              <w:fldChar w:fldCharType="begin"/>
+            </w:r>
+            <w:r>
+              <w:rPr>
+                <w:noProof/>
+                <w:webHidden/>
+              </w:rPr>
+              <w:instrText xml:space="preserve"> PAGEREF _Toc212212810 \h </w:instrText>
+            </w:r>
+            <w:r>
+              <w:rPr>
+                <w:noProof/>
+                <w:webHidden/>
+              </w:rPr>
+            </w:r>
+            <w:r>
+              <w:rPr>
+                <w:noProof/>
+                <w:webHidden/>
+              </w:rPr>
+              <w:fldChar w:fldCharType="separate"/>
+            </w:r>
+            <w:r>
+              <w:rPr>
+                <w:noProof/>
+                <w:webHidden/>
+              </w:rPr>
+              <w:t>3</w:t>
+            </w:r>
+            <w:r>
+              <w:rPr>
+                <w:noProof/>
+                <w:webHidden/>
+              </w:rPr>
+              <w:fldChar w:fldCharType="end"/>
+            </w:r>
+          </w:hyperlink>
+        </w:p>
+        <w:p>
+          <w:pPr>
+            <w:pStyle w:val="TOC1"/>
+            <w:tabs>
+              <w:tab w:val="right" w:leader="dot" w:pos="9016"/>
+            </w:tabs>
+            <w:rPr>
+              <w:rFonts w:eastAsiaTheme="minorEastAsia"/>
+              <w:noProof/>
+              <w:sz w:val="24"/>
+              <w:szCs w:val="24"/>
+              <w:lang w:eastAsia="en-ID"/>
+            </w:rPr>
+          </w:pPr>
+          <w:hyperlink w:anchor="_Toc212212811" w:history="1">
+            <w:r>
+              <w:rPr>
+                <w:rStyle w:val="Hyperlink"/>
+                <w:rFonts w:ascii="Times New Roman" w:hAnsi="Times New Roman" w:cs="Times New Roman"/>
+                <w:b/>
+                <w:bCs/>
+                <w:noProof/>
+              </w:rPr>
+              <w:t>Context Diagram</w:t>
+            </w:r>
+            <w:r>
+              <w:rPr>
+                <w:noProof/>
+                <w:webHidden/>
+              </w:rPr>
+              <w:tab/>
+            </w:r>
+            <w:r>
+              <w:rPr>
+                <w:noProof/>
+                <w:webHidden/>
+              </w:rPr>
+              <w:fldChar w:fldCharType="begin"/>
+            </w:r>
+            <w:r>
+              <w:rPr>
+                <w:noProof/>
+                <w:webHidden/>
+              </w:rPr>
+              <w:instrText xml:space="preserve"> PAGEREF _Toc212212811 \h </w:instrText>
+            </w:r>
+            <w:r>
+              <w:rPr>
+                <w:noProof/>
+                <w:webHidden/>
+              </w:rPr>
+            </w:r>
+            <w:r>
+              <w:rPr>
+                <w:noProof/>
+                <w:webHidden/>
+              </w:rPr>
+              <w:fldChar w:fldCharType="separate"/>
+            </w:r>
+            <w:r>
+              <w:rPr>
+                <w:noProof/>
+                <w:webHidden/>
+              </w:rPr>
+              <w:t>4</w:t>
+            </w:r>
+            <w:r>
+              <w:rPr>
+                <w:noProof/>
+                <w:webHidden/>
+              </w:rPr>
+              <w:fldChar w:fldCharType="end"/>
+            </w:r>
+          </w:hyperlink>
+        </w:p>
+        <w:p>
+          <w:pPr>
+            <w:pStyle w:val="TOC1"/>
+            <w:tabs>
+              <w:tab w:val="right" w:leader="dot" w:pos="9016"/>
+            </w:tabs>
+            <w:rPr>
+              <w:rFonts w:eastAsiaTheme="minorEastAsia"/>
+              <w:noProof/>
+              <w:sz w:val="24"/>
+              <w:szCs w:val="24"/>
+              <w:lang w:eastAsia="en-ID"/>
+            </w:rPr>
+          </w:pPr>
+          <w:hyperlink w:anchor="_Toc212212812" w:history="1">
+            <w:r>
+              <w:rPr>
+                <w:rStyle w:val="Hyperlink"/>
+                <w:rFonts w:ascii="Times New Roman" w:hAnsi="Times New Roman" w:cs="Times New Roman"/>
+                <w:b/>
+                <w:bCs/>
+                <w:noProof/>
+              </w:rPr>
+              <w:t>Data Flow Diagram (DFD) Level 1</w:t>
+            </w:r>
+            <w:r>
+              <w:rPr>
+                <w:noProof/>
+                <w:webHidden/>
+              </w:rPr>
+              <w:tab/>
+            </w:r>
+            <w:r>
+              <w:rPr>
+                <w:noProof/>
+                <w:webHidden/>
+              </w:rPr>
+              <w:fldChar w:fldCharType="begin"/>
+            </w:r>
+            <w:r>
+              <w:rPr>
+                <w:noProof/>
+                <w:webHidden/>
+              </w:rPr>
+              <w:instrText xml:space="preserve"> PAGEREF _Toc212212812 \h </w:instrText>
+            </w:r>
+            <w:r>
+              <w:rPr>
+                <w:noProof/>
+                <w:webHidden/>
+              </w:rPr>
+            </w:r>
+            <w:r>
+              <w:rPr>
+                <w:noProof/>
+                <w:webHidden/>
+              </w:rPr>
+              <w:fldChar w:fldCharType="separate"/>
+            </w:r>
+            <w:r>
+              <w:rPr>
+                <w:noProof/>
+                <w:webHidden/>
+              </w:rPr>
+              <w:t>5</w:t>
+            </w:r>
+            <w:r>
+              <w:rPr>
+                <w:noProof/>
+                <w:webHidden/>
+              </w:rPr>
+              <w:fldChar w:fldCharType="end"/>
+            </w:r>
+          </w:hyperlink>
+        </w:p>
+        <w:p>
+          <w:pPr>
+            <w:pStyle w:val="TOC2"/>
+            <w:tabs>
+              <w:tab w:val="right" w:leader="dot" w:pos="9016"/>
+            </w:tabs>
+            <w:rPr>
+              <w:rFonts w:eastAsiaTheme="minorEastAsia"/>
+              <w:noProof/>
+              <w:sz w:val="24"/>
+              <w:szCs w:val="24"/>
+              <w:lang w:eastAsia="en-ID"/>
+            </w:rPr>
+          </w:pPr>
+          <w:hyperlink w:anchor="_Toc212212813" w:history="1">
+            <w:r>
+              <w:rPr>
+                <w:rStyle w:val="Hyperlink"/>
+                <w:rFonts w:ascii="Times New Roman" w:hAnsi="Times New Roman" w:cs="Times New Roman"/>
+                <w:b/>
+                <w:bCs/>
+                <w:noProof/>
+              </w:rPr>
+              <w:t>Proses/Subsistem:</w:t>
+            </w:r>
+            <w:r>
+              <w:rPr>
+                <w:noProof/>
+                <w:webHidden/>
+              </w:rPr>
+              <w:tab/>
+            </w:r>
+            <w:r>
+              <w:rPr>
+                <w:noProof/>
+                <w:webHidden/>
+              </w:rPr>
+              <w:fldChar w:fldCharType="begin"/>
+            </w:r>
+            <w:r>
+              <w:rPr>
+                <w:noProof/>
+                <w:webHidden/>
+              </w:rPr>
+              <w:instrText xml:space="preserve"> PAGEREF _Toc212212813 \h </w:instrText>
+            </w:r>
+            <w:r>
+              <w:rPr>
+                <w:noProof/>
+                <w:webHidden/>
+              </w:rPr>
+            </w:r>
+            <w:r>
+              <w:rPr>
+                <w:noProof/>
+                <w:webHidden/>
+              </w:rPr>
+              <w:fldChar w:fldCharType="separate"/>
+            </w:r>
+            <w:r>
+              <w:rPr>
+                <w:noProof/>
+                <w:webHidden/>
+              </w:rPr>
+              <w:t>5</w:t>
+            </w:r>
+            <w:r>
+              <w:rPr>
+                <w:noProof/>
+                <w:webHidden/>
+              </w:rPr>
+              <w:fldChar w:fldCharType="end"/>
+            </w:r>
+          </w:hyperlink>
+        </w:p>
+        <w:p>
+          <w:pPr>
+            <w:pStyle w:val="TOC2"/>
+            <w:tabs>
+              <w:tab w:val="right" w:leader="dot" w:pos="9016"/>
+            </w:tabs>
+            <w:rPr>
+              <w:rFonts w:eastAsiaTheme="minorEastAsia"/>
+              <w:noProof/>
+              <w:sz w:val="24"/>
+              <w:szCs w:val="24"/>
+              <w:lang w:eastAsia="en-ID"/>
+            </w:rPr>
+          </w:pPr>
+          <w:hyperlink w:anchor="_Toc212212814" w:history="1">
+            <w:r>
+              <w:rPr>
+                <w:rStyle w:val="Hyperlink"/>
+                <w:rFonts w:ascii="Times New Roman" w:hAnsi="Times New Roman" w:cs="Times New Roman"/>
+                <w:b/>
+                <w:bCs/>
+                <w:noProof/>
+              </w:rPr>
+              <w:t>Alur Data:</w:t>
+            </w:r>
+            <w:r>
+              <w:rPr>
+                <w:noProof/>
+                <w:webHidden/>
+              </w:rPr>
+              <w:tab/>
+            </w:r>
+            <w:r>
+              <w:rPr>
+                <w:noProof/>
+                <w:webHidden/>
+              </w:rPr>
+              <w:fldChar w:fldCharType="begin"/>
+            </w:r>
+            <w:r>
+              <w:rPr>
+                <w:noProof/>
+                <w:webHidden/>
+              </w:rPr>
+              <w:instrText xml:space="preserve"> PAGEREF _Toc212212814 \h </w:instrText>
+            </w:r>
+            <w:r>
+              <w:rPr>
+                <w:noProof/>
+                <w:webHidden/>
+              </w:rPr>
+            </w:r>
+            <w:r>
+              <w:rPr>
+                <w:noProof/>
+                <w:webHidden/>
+              </w:rPr>
+              <w:fldChar w:fldCharType="separate"/>
+            </w:r>
+            <w:r>
+              <w:rPr>
+                <w:noProof/>
+                <w:webHidden/>
+              </w:rPr>
+              <w:t>6</w:t>
+            </w:r>
+            <w:r>
+              <w:rPr>
+                <w:noProof/>
+                <w:webHidden/>
+              </w:rPr>
+              <w:fldChar w:fldCharType="end"/>
+            </w:r>
+          </w:hyperlink>
+        </w:p>
+        <w:p>
+          <w:pPr>
+            <w:pStyle w:val="TOC1"/>
+            <w:tabs>
+              <w:tab w:val="right" w:leader="dot" w:pos="9016"/>
+            </w:tabs>
+            <w:rPr>
+              <w:rFonts w:eastAsiaTheme="minorEastAsia"/>
+              <w:noProof/>
+              <w:sz w:val="24"/>
+              <w:szCs w:val="24"/>
+              <w:lang w:eastAsia="en-ID"/>
+            </w:rPr>
+          </w:pPr>
+          <w:hyperlink w:anchor="_Toc212212815" w:history="1">
+            <w:r>
+              <w:rPr>
+                <w:rStyle w:val="Hyperlink"/>
+                <w:rFonts w:ascii="Times New Roman" w:hAnsi="Times New Roman" w:cs="Times New Roman"/>
+                <w:b/>
+                <w:bCs/>
+                <w:noProof/>
+              </w:rPr>
+              <w:t>P-Spec</w:t>
+            </w:r>
+            <w:r>
+              <w:rPr>
+                <w:noProof/>
+                <w:webHidden/>
+              </w:rPr>
+              <w:tab/>
+            </w:r>
+            <w:r>
+              <w:rPr>
+                <w:noProof/>
+                <w:webHidden/>
+              </w:rPr>
+              <w:fldChar w:fldCharType="begin"/>
+            </w:r>
+            <w:r>
+              <w:rPr>
+                <w:noProof/>
+                <w:webHidden/>
+              </w:rPr>
+              <w:instrText xml:space="preserve"> PAGEREF _Toc212212815 \h </w:instrText>
+            </w:r>
+            <w:r>
+              <w:rPr>
+                <w:noProof/>
+                <w:webHidden/>
+              </w:rPr>
+            </w:r>
+            <w:r>
+              <w:rPr>
+                <w:noProof/>
+                <w:webHidden/>
+              </w:rPr>
+              <w:fldChar w:fldCharType="separate"/>
+            </w:r>
+            <w:r>
+              <w:rPr>
+                <w:noProof/>
+                <w:webHidden/>
+              </w:rPr>
+              <w:t>7</w:t>
+            </w:r>
+            <w:r>
+              <w:rPr>
+                <w:noProof/>
+                <w:webHidden/>
+              </w:rPr>
+              <w:fldChar w:fldCharType="end"/>
+            </w:r>
+          </w:hyperlink>
+        </w:p>
+        <w:p>
+          <w:pPr>
+            <w:pStyle w:val="TOC1"/>
+            <w:tabs>
+              <w:tab w:val="right" w:leader="dot" w:pos="9016"/>
+            </w:tabs>
+            <w:rPr>
+              <w:rFonts w:eastAsiaTheme="minorEastAsia"/>
+              <w:noProof/>
+              <w:sz w:val="24"/>
+              <w:szCs w:val="24"/>
+              <w:lang w:eastAsia="en-ID"/>
+            </w:rPr>
+          </w:pPr>
+          <w:hyperlink w:anchor="_Toc212212816" w:history="1">
+            <w:r>
+              <w:rPr>
+                <w:rStyle w:val="Hyperlink"/>
+                <w:rFonts w:ascii="Times New Roman" w:hAnsi="Times New Roman" w:cs="Times New Roman"/>
+                <w:b/>
+                <w:bCs/>
+                <w:noProof/>
+              </w:rPr>
+              <w:t>ERD</w:t>
+            </w:r>
+            <w:r>
+              <w:rPr>
+                <w:noProof/>
+                <w:webHidden/>
+              </w:rPr>
+              <w:tab/>
+            </w:r>
+            <w:r>
+              <w:rPr>
+                <w:noProof/>
+                <w:webHidden/>
+              </w:rPr>
+              <w:fldChar w:fldCharType="begin"/>
+            </w:r>
+            <w:r>
+              <w:rPr>
+                <w:noProof/>
+                <w:webHidden/>
+              </w:rPr>
+              <w:instrText xml:space="preserve"> PAGEREF _Toc212212816 \h </w:instrText>
+            </w:r>
+            <w:r>
+              <w:rPr>
+                <w:noProof/>
+                <w:webHidden/>
+              </w:rPr>
+            </w:r>
+            <w:r>
+              <w:rPr>
+                <w:noProof/>
+                <w:webHidden/>
+              </w:rPr>
+              <w:fldChar w:fldCharType="separate"/>
+            </w:r>
+            <w:r>
+              <w:rPr>
+                <w:noProof/>
+                <w:webHidden/>
+              </w:rPr>
+              <w:t>9</w:t>
+            </w:r>
+            <w:r>
+              <w:rPr>
+                <w:noProof/>
+                <w:webHidden/>
+              </w:rPr>
+              <w:fldChar w:fldCharType="end"/>
+            </w:r>
+          </w:hyperlink>
+        </w:p>
+        <w:p>
+          <w:pPr>
+            <w:pStyle w:val="TOC1"/>
+            <w:tabs>
+              <w:tab w:val="right" w:leader="dot" w:pos="9016"/>
+            </w:tabs>
+            <w:rPr>
+              <w:rFonts w:eastAsiaTheme="minorEastAsia"/>
+              <w:noProof/>
+              <w:sz w:val="24"/>
+              <w:szCs w:val="24"/>
+              <w:lang w:eastAsia="en-ID"/>
+            </w:rPr>
+          </w:pPr>
+          <w:hyperlink w:anchor="_Toc212212817" w:history="1">
+            <w:r>
+              <w:rPr>
+                <w:rStyle w:val="Hyperlink"/>
+                <w:rFonts w:ascii="Times New Roman" w:hAnsi="Times New Roman" w:cs="Times New Roman"/>
+                <w:b/>
+                <w:bCs/>
+                <w:noProof/>
+              </w:rPr>
+              <w:t>Lampiran 1</w:t>
+            </w:r>
+            <w:r>
+              <w:rPr>
+                <w:noProof/>
+                <w:webHidden/>
+              </w:rPr>
+              <w:tab/>
+            </w:r>
+            <w:r>
+              <w:rPr>
+                <w:noProof/>
+                <w:webHidden/>
+              </w:rPr>
+              <w:fldChar w:fldCharType="begin"/>
+            </w:r>
+            <w:r>
+              <w:rPr>
+                <w:noProof/>
+                <w:webHidden/>
+              </w:rPr>
+              <w:instrText xml:space="preserve"> PAGEREF _Toc212212817 \h </w:instrText>
+            </w:r>
+            <w:r>
+              <w:rPr>
+                <w:noProof/>
+                <w:webHidden/>
+              </w:rPr>
+            </w:r>
+            <w:r>
+              <w:rPr>
+                <w:noProof/>
+                <w:webHidden/>
+              </w:rPr>
+              <w:fldChar w:fldCharType="separate"/>
+            </w:r>
+            <w:r>
+              <w:rPr>
+                <w:noProof/>
+                <w:webHidden/>
+              </w:rPr>
+              <w:t>10</w:t>
+            </w:r>
+            <w:r>
+              <w:rPr>
+                <w:noProof/>
+                <w:webHidden/>
+              </w:rPr>
+              <w:fldChar w:fldCharType="end"/>
+            </w:r>
+          </w:hyperlink>
+        </w:p>
+        <w:p>
+          <w:r>
+            <w:rPr>
+              <w:b/>
+              <w:bCs/>
+              <w:noProof/>
+            </w:rPr>
+            <w:fldChar w:fldCharType="end"/>
+          </w:r>
+        </w:p>
+      </w:sdtContent>
+    </w:sdt>
+    <w:p>
+      <w:pPr>
         <w:rPr>
           <w:rFonts w:ascii="Times New Roman" w:hAnsi="Times New Roman" w:cs="Times New Roman"/>
           <w:b/>
@@ -532,9 +1274,38 @@
           <w:sz w:val="24"/>
           <w:szCs w:val="24"/>
         </w:rPr>
+      </w:pPr>
+    </w:p>
+    <w:p>
+      <w:pPr>
+        <w:pStyle w:val="Heading1"/>
+        <w:rPr>
+          <w:rFonts w:ascii="Times New Roman" w:hAnsi="Times New Roman" w:cs="Times New Roman"/>
+          <w:b/>
+          <w:bCs/>
+        </w:rPr>
+      </w:pPr>
+      <w:r>
+        <w:rPr>
+          <w:rFonts w:ascii="Times New Roman" w:hAnsi="Times New Roman" w:cs="Times New Roman"/>
+        </w:rPr>
+        <w:br w:type="page"/>
+      </w:r>
+      <w:bookmarkStart w:id="0" w:name="_Toc212212809"/>
+      <w:proofErr w:type="spellStart"/>
+      <w:r>
+        <w:rPr>
+          <w:rFonts w:ascii="Times New Roman" w:hAnsi="Times New Roman" w:cs="Times New Roman"/>
+          <w:b/>
+          <w:bCs/>
+          <w:color w:val="000000" w:themeColor="text1"/>
+          <w:sz w:val="24"/>
+          <w:szCs w:val="24"/>
+        </w:rPr>
         <w:lastRenderedPageBreak/>
         <w:t>Deskripsi</w:t>
       </w:r>
+      <w:bookmarkEnd w:id="0"/>
       <w:proofErr w:type="spellEnd"/>
     </w:p>
     <w:p>
@@ -1053,30 +1824,29 @@
     </w:p>
     <w:p>
       <w:pPr>
-        <w:rPr>
+        <w:pStyle w:val="Heading2"/>
+      </w:pPr>
+      <w:bookmarkStart w:id="1" w:name="_Toc212212810"/>
+      <w:r>
+        <w:rPr>
+          <w:rStyle w:val="Heading1Char"/>
           <w:rFonts w:ascii="Times New Roman" w:hAnsi="Times New Roman" w:cs="Times New Roman"/>
           <w:b/>
           <w:bCs/>
-          <w:sz w:val="24"/>
-          <w:szCs w:val="24"/>
-        </w:rPr>
-      </w:pPr>
-      <w:r>
-        <w:rPr>
+          <w:color w:val="000000" w:themeColor="text1"/>
+          <w:sz w:val="24"/>
+          <w:szCs w:val="24"/>
+        </w:rPr>
+        <w:t xml:space="preserve">Batasan </w:t>
+      </w:r>
+      <w:proofErr w:type="spellStart"/>
+      <w:r>
+        <w:rPr>
+          <w:rStyle w:val="Heading1Char"/>
           <w:rFonts w:ascii="Times New Roman" w:hAnsi="Times New Roman" w:cs="Times New Roman"/>
           <w:b/>
           <w:bCs/>
-          <w:sz w:val="24"/>
-          <w:szCs w:val="24"/>
-        </w:rPr>
-        <w:t xml:space="preserve">Batasan </w:t>
-      </w:r>
-      <w:proofErr w:type="spellStart"/>
-      <w:r>
-        <w:rPr>
-          <w:rFonts w:ascii="Times New Roman" w:hAnsi="Times New Roman" w:cs="Times New Roman"/>
-          <w:b/>
-          <w:bCs/>
+          <w:color w:val="000000" w:themeColor="text1"/>
           <w:sz w:val="24"/>
           <w:szCs w:val="24"/>
         </w:rPr>
@@ -1084,15 +1854,9 @@
       </w:r>
       <w:proofErr w:type="spellEnd"/>
       <w:r>
-        <w:rPr>
-          <w:rFonts w:ascii="Times New Roman" w:hAnsi="Times New Roman" w:cs="Times New Roman"/>
-          <w:b/>
-          <w:bCs/>
-          <w:sz w:val="24"/>
-          <w:szCs w:val="24"/>
-        </w:rPr>
         <w:t>:</w:t>
       </w:r>
+      <w:bookmarkEnd w:id="1"/>
     </w:p>
     <w:p>
       <w:pPr>
@@ -2411,25 +3175,30 @@
     </w:p>
     <w:p>
       <w:pPr>
+        <w:pStyle w:val="Heading1"/>
         <w:rPr>
           <w:rFonts w:ascii="Times New Roman" w:hAnsi="Times New Roman" w:cs="Times New Roman"/>
           <w:b/>
           <w:bCs/>
-          <w:sz w:val="24"/>
-          <w:szCs w:val="24"/>
-        </w:rPr>
-      </w:pPr>
+          <w:color w:val="000000" w:themeColor="text1"/>
+          <w:sz w:val="24"/>
+          <w:szCs w:val="24"/>
+        </w:rPr>
+      </w:pPr>
+      <w:bookmarkStart w:id="2" w:name="_Toc212212811"/>
       <w:r>
         <w:rPr>
           <w:rFonts w:ascii="Times New Roman" w:hAnsi="Times New Roman" w:cs="Times New Roman"/>
           <w:b/>
           <w:bCs/>
+          <w:color w:val="000000" w:themeColor="text1"/>
           <w:sz w:val="24"/>
           <w:szCs w:val="24"/>
         </w:rPr>
         <w:lastRenderedPageBreak/>
         <w:t>Context Diagram</w:t>
       </w:r>
+      <w:bookmarkEnd w:id="2"/>
     </w:p>
     <w:p>
       <w:pPr>
@@ -3636,25 +4405,30 @@
     </w:p>
     <w:p>
       <w:pPr>
+        <w:pStyle w:val="Heading1"/>
         <w:rPr>
           <w:rFonts w:ascii="Times New Roman" w:hAnsi="Times New Roman" w:cs="Times New Roman"/>
           <w:b/>
           <w:bCs/>
-          <w:sz w:val="24"/>
-          <w:szCs w:val="24"/>
-        </w:rPr>
-      </w:pPr>
+          <w:color w:val="000000" w:themeColor="text1"/>
+          <w:sz w:val="24"/>
+          <w:szCs w:val="24"/>
+        </w:rPr>
+      </w:pPr>
+      <w:bookmarkStart w:id="3" w:name="_Toc212212812"/>
       <w:r>
         <w:rPr>
           <w:rFonts w:ascii="Times New Roman" w:hAnsi="Times New Roman" w:cs="Times New Roman"/>
           <w:b/>
           <w:bCs/>
+          <w:color w:val="000000" w:themeColor="text1"/>
           <w:sz w:val="24"/>
           <w:szCs w:val="24"/>
         </w:rPr>
         <w:lastRenderedPageBreak/>
         <w:t>Data Flow Diagram (DFD) Level 1</w:t>
       </w:r>
+      <w:bookmarkEnd w:id="3"/>
     </w:p>
     <w:p>
       <w:pPr>
@@ -4138,15 +4912,23 @@
     </w:p>
     <w:p>
       <w:pPr>
-        <w:rPr>
-          <w:rFonts w:ascii="Times New Roman" w:hAnsi="Times New Roman" w:cs="Times New Roman"/>
-          <w:sz w:val="24"/>
-          <w:szCs w:val="24"/>
-        </w:rPr>
-      </w:pPr>
-      <w:r>
-        <w:rPr>
-          <w:rFonts w:ascii="Times New Roman" w:hAnsi="Times New Roman" w:cs="Times New Roman"/>
+        <w:pStyle w:val="Heading2"/>
+        <w:rPr>
+          <w:rFonts w:ascii="Times New Roman" w:hAnsi="Times New Roman" w:cs="Times New Roman"/>
+          <w:b/>
+          <w:bCs/>
+          <w:color w:val="000000" w:themeColor="text1"/>
+          <w:sz w:val="24"/>
+          <w:szCs w:val="24"/>
+        </w:rPr>
+      </w:pPr>
+      <w:bookmarkStart w:id="4" w:name="_Toc212212813"/>
+      <w:r>
+        <w:rPr>
+          <w:rFonts w:ascii="Times New Roman" w:hAnsi="Times New Roman" w:cs="Times New Roman"/>
+          <w:b/>
+          <w:bCs/>
+          <w:color w:val="000000" w:themeColor="text1"/>
           <w:sz w:val="24"/>
           <w:szCs w:val="24"/>
         </w:rPr>
@@ -4156,6 +4938,9 @@
       <w:r>
         <w:rPr>
           <w:rFonts w:ascii="Times New Roman" w:hAnsi="Times New Roman" w:cs="Times New Roman"/>
+          <w:b/>
+          <w:bCs/>
+          <w:color w:val="000000" w:themeColor="text1"/>
           <w:sz w:val="24"/>
           <w:szCs w:val="24"/>
         </w:rPr>
@@ -4165,11 +4950,15 @@
       <w:r>
         <w:rPr>
           <w:rFonts w:ascii="Times New Roman" w:hAnsi="Times New Roman" w:cs="Times New Roman"/>
+          <w:b/>
+          <w:bCs/>
+          <w:color w:val="000000" w:themeColor="text1"/>
           <w:sz w:val="24"/>
           <w:szCs w:val="24"/>
         </w:rPr>
         <w:t>:</w:t>
       </w:r>
+      <w:bookmarkEnd w:id="4"/>
     </w:p>
     <w:p>
       <w:pPr>
@@ -5306,20 +6095,41 @@
     </w:p>
     <w:p>
       <w:pPr>
-        <w:rPr>
-          <w:rFonts w:ascii="Times New Roman" w:hAnsi="Times New Roman" w:cs="Times New Roman"/>
-          <w:sz w:val="24"/>
-          <w:szCs w:val="24"/>
-        </w:rPr>
-      </w:pPr>
-      <w:r>
-        <w:rPr>
-          <w:rFonts w:ascii="Times New Roman" w:hAnsi="Times New Roman" w:cs="Times New Roman"/>
-          <w:sz w:val="24"/>
-          <w:szCs w:val="24"/>
-        </w:rPr>
-        <w:t>Alur Data:</w:t>
-      </w:r>
+        <w:pStyle w:val="Heading2"/>
+        <w:rPr>
+          <w:rFonts w:ascii="Times New Roman" w:hAnsi="Times New Roman" w:cs="Times New Roman"/>
+          <w:b/>
+          <w:bCs/>
+          <w:color w:val="000000" w:themeColor="text1"/>
+          <w:sz w:val="24"/>
+          <w:szCs w:val="24"/>
+        </w:rPr>
+      </w:pPr>
+      <w:bookmarkStart w:id="5" w:name="_Toc212212814"/>
+      <w:r>
+        <w:rPr>
+          <w:rStyle w:val="Heading2Char"/>
+          <w:rFonts w:ascii="Times New Roman" w:hAnsi="Times New Roman" w:cs="Times New Roman"/>
+          <w:b/>
+          <w:bCs/>
+          <w:color w:val="000000" w:themeColor="text1"/>
+          <w:sz w:val="24"/>
+          <w:szCs w:val="24"/>
+        </w:rPr>
+        <w:t>Alur Data</w:t>
+      </w:r>
+      <w:r>
+        <w:rPr>
+          <w:rFonts w:ascii="Times New Roman" w:hAnsi="Times New Roman" w:cs="Times New Roman"/>
+          <w:b/>
+          <w:bCs/>
+          <w:color w:val="000000" w:themeColor="text1"/>
+          <w:sz w:val="24"/>
+          <w:szCs w:val="24"/>
+        </w:rPr>
+        <w:t>:</w:t>
+      </w:r>
+      <w:bookmarkEnd w:id="5"/>
     </w:p>
     <w:p>
       <w:pPr>
@@ -5729,6 +6539,7 @@
     </w:p>
     <w:p>
       <w:pPr>
+        <w:pStyle w:val="Heading1"/>
         <w:rPr>
           <w:rFonts w:ascii="Times New Roman" w:hAnsi="Times New Roman" w:cs="Times New Roman"/>
           <w:b/>
@@ -5738,48 +6549,4483 @@
         </w:rPr>
       </w:pPr>
       <w:r>
-        <w:rPr>
-          <w:rFonts w:ascii="Times New Roman" w:hAnsi="Times New Roman" w:cs="Times New Roman"/>
-          <w:sz w:val="24"/>
-          <w:szCs w:val="24"/>
-        </w:rPr>
         <w:br w:type="page"/>
       </w:r>
+      <w:bookmarkStart w:id="6" w:name="_Toc212212815"/>
       <w:r>
         <w:rPr>
           <w:rFonts w:ascii="Times New Roman" w:hAnsi="Times New Roman" w:cs="Times New Roman"/>
           <w:b/>
           <w:bCs/>
+          <w:color w:val="000000" w:themeColor="text1"/>
           <w:sz w:val="24"/>
           <w:szCs w:val="24"/>
         </w:rPr>
         <w:lastRenderedPageBreak/>
         <w:t>P-Spec</w:t>
       </w:r>
+      <w:bookmarkEnd w:id="6"/>
+    </w:p>
+    <w:tbl>
+      <w:tblPr>
+        <w:tblStyle w:val="TableGrid"/>
+        <w:tblW w:w="0" w:type="auto"/>
+        <w:tblLook w:val="04A0" w:firstRow="1" w:lastRow="0" w:firstColumn="1" w:lastColumn="0" w:noHBand="0" w:noVBand="1"/>
+      </w:tblPr>
+      <w:tblGrid>
+        <w:gridCol w:w="3005"/>
+        <w:gridCol w:w="3005"/>
+        <w:gridCol w:w="3006"/>
+      </w:tblGrid>
+      <w:tr>
+        <w:tc>
+          <w:tcPr>
+            <w:tcW w:w="3005" w:type="dxa"/>
+          </w:tcPr>
+          <w:p>
+            <w:pPr>
+              <w:jc w:val="center"/>
+              <w:rPr>
+                <w:rFonts w:ascii="Times New Roman" w:hAnsi="Times New Roman" w:cs="Times New Roman"/>
+                <w:b/>
+                <w:bCs/>
+                <w:sz w:val="24"/>
+                <w:szCs w:val="24"/>
+              </w:rPr>
+            </w:pPr>
+            <w:r>
+              <w:rPr>
+                <w:rFonts w:ascii="Times New Roman" w:hAnsi="Times New Roman" w:cs="Times New Roman"/>
+                <w:b/>
+                <w:bCs/>
+                <w:sz w:val="24"/>
+                <w:szCs w:val="24"/>
+              </w:rPr>
+              <w:t>No.</w:t>
+            </w:r>
+          </w:p>
+        </w:tc>
+        <w:tc>
+          <w:tcPr>
+            <w:tcW w:w="3005" w:type="dxa"/>
+          </w:tcPr>
+          <w:p>
+            <w:pPr>
+              <w:jc w:val="center"/>
+              <w:rPr>
+                <w:rFonts w:ascii="Times New Roman" w:hAnsi="Times New Roman" w:cs="Times New Roman"/>
+                <w:b/>
+                <w:bCs/>
+                <w:sz w:val="24"/>
+                <w:szCs w:val="24"/>
+              </w:rPr>
+            </w:pPr>
+            <w:r>
+              <w:rPr>
+                <w:rFonts w:ascii="Times New Roman" w:hAnsi="Times New Roman" w:cs="Times New Roman"/>
+                <w:b/>
+                <w:bCs/>
+                <w:sz w:val="24"/>
+                <w:szCs w:val="24"/>
+              </w:rPr>
+              <w:t>Process</w:t>
+            </w:r>
+          </w:p>
+        </w:tc>
+        <w:tc>
+          <w:tcPr>
+            <w:tcW w:w="3006" w:type="dxa"/>
+          </w:tcPr>
+          <w:p>
+            <w:pPr>
+              <w:jc w:val="center"/>
+              <w:rPr>
+                <w:rFonts w:ascii="Times New Roman" w:hAnsi="Times New Roman" w:cs="Times New Roman"/>
+                <w:b/>
+                <w:bCs/>
+                <w:sz w:val="24"/>
+                <w:szCs w:val="24"/>
+              </w:rPr>
+            </w:pPr>
+            <w:r>
+              <w:rPr>
+                <w:rFonts w:ascii="Times New Roman" w:hAnsi="Times New Roman" w:cs="Times New Roman"/>
+                <w:b/>
+                <w:bCs/>
+                <w:sz w:val="24"/>
+                <w:szCs w:val="24"/>
+              </w:rPr>
+              <w:t>Description</w:t>
+            </w:r>
+          </w:p>
+        </w:tc>
+      </w:tr>
+      <w:tr>
+        <w:tc>
+          <w:tcPr>
+            <w:tcW w:w="3005" w:type="dxa"/>
+            <w:vMerge w:val="restart"/>
+            <w:vAlign w:val="center"/>
+          </w:tcPr>
+          <w:p>
+            <w:pPr>
+              <w:jc w:val="center"/>
+              <w:rPr>
+                <w:rFonts w:ascii="Times New Roman" w:hAnsi="Times New Roman" w:cs="Times New Roman"/>
+                <w:b/>
+                <w:bCs/>
+                <w:sz w:val="24"/>
+                <w:szCs w:val="24"/>
+              </w:rPr>
+            </w:pPr>
+            <w:r>
+              <w:rPr>
+                <w:rFonts w:ascii="Times New Roman" w:hAnsi="Times New Roman" w:cs="Times New Roman"/>
+                <w:b/>
+                <w:bCs/>
+                <w:sz w:val="24"/>
+                <w:szCs w:val="24"/>
+              </w:rPr>
+              <w:t xml:space="preserve">Level </w:t>
+            </w:r>
+            <w:r>
+              <w:rPr>
+                <w:rFonts w:ascii="Times New Roman" w:hAnsi="Times New Roman" w:cs="Times New Roman"/>
+                <w:b/>
+                <w:bCs/>
+                <w:sz w:val="24"/>
+                <w:szCs w:val="24"/>
+              </w:rPr>
+              <w:t>1</w:t>
+            </w:r>
+          </w:p>
+        </w:tc>
+        <w:tc>
+          <w:tcPr>
+            <w:tcW w:w="3005" w:type="dxa"/>
+          </w:tcPr>
+          <w:p>
+            <w:pPr>
+              <w:rPr>
+                <w:rFonts w:ascii="Times New Roman" w:hAnsi="Times New Roman" w:cs="Times New Roman"/>
+                <w:sz w:val="24"/>
+                <w:szCs w:val="24"/>
+              </w:rPr>
+            </w:pPr>
+            <w:r>
+              <w:rPr>
+                <w:rFonts w:ascii="Times New Roman" w:hAnsi="Times New Roman" w:cs="Times New Roman"/>
+                <w:sz w:val="24"/>
+                <w:szCs w:val="24"/>
+              </w:rPr>
+              <w:t>Number of Process</w:t>
+            </w:r>
+          </w:p>
+        </w:tc>
+        <w:tc>
+          <w:tcPr>
+            <w:tcW w:w="3006" w:type="dxa"/>
+          </w:tcPr>
+          <w:p>
+            <w:pPr>
+              <w:rPr>
+                <w:rFonts w:ascii="Times New Roman" w:hAnsi="Times New Roman" w:cs="Times New Roman"/>
+                <w:sz w:val="24"/>
+                <w:szCs w:val="24"/>
+              </w:rPr>
+            </w:pPr>
+            <w:r>
+              <w:rPr>
+                <w:rFonts w:ascii="Times New Roman" w:hAnsi="Times New Roman" w:cs="Times New Roman"/>
+                <w:sz w:val="24"/>
+                <w:szCs w:val="24"/>
+              </w:rPr>
+              <w:t>1</w:t>
+            </w:r>
+          </w:p>
+        </w:tc>
+      </w:tr>
+      <w:tr>
+        <w:tc>
+          <w:tcPr>
+            <w:tcW w:w="3005" w:type="dxa"/>
+            <w:vMerge/>
+          </w:tcPr>
+          <w:p>
+            <w:pPr>
+              <w:rPr>
+                <w:rFonts w:ascii="Times New Roman" w:hAnsi="Times New Roman" w:cs="Times New Roman"/>
+                <w:b/>
+                <w:bCs/>
+                <w:sz w:val="24"/>
+                <w:szCs w:val="24"/>
+              </w:rPr>
+            </w:pPr>
+          </w:p>
+        </w:tc>
+        <w:tc>
+          <w:tcPr>
+            <w:tcW w:w="3005" w:type="dxa"/>
+          </w:tcPr>
+          <w:p>
+            <w:pPr>
+              <w:rPr>
+                <w:rFonts w:ascii="Times New Roman" w:hAnsi="Times New Roman" w:cs="Times New Roman"/>
+                <w:sz w:val="24"/>
+                <w:szCs w:val="24"/>
+              </w:rPr>
+            </w:pPr>
+            <w:r>
+              <w:rPr>
+                <w:rFonts w:ascii="Times New Roman" w:hAnsi="Times New Roman" w:cs="Times New Roman"/>
+                <w:sz w:val="24"/>
+                <w:szCs w:val="24"/>
+              </w:rPr>
+              <w:t>Process Name</w:t>
+            </w:r>
+          </w:p>
+        </w:tc>
+        <w:tc>
+          <w:tcPr>
+            <w:tcW w:w="3006" w:type="dxa"/>
+          </w:tcPr>
+          <w:p>
+            <w:pPr>
+              <w:rPr>
+                <w:rFonts w:ascii="Times New Roman" w:hAnsi="Times New Roman" w:cs="Times New Roman"/>
+                <w:sz w:val="24"/>
+                <w:szCs w:val="24"/>
+              </w:rPr>
+            </w:pPr>
+            <w:proofErr w:type="spellStart"/>
+            <w:r>
+              <w:rPr>
+                <w:rFonts w:ascii="Times New Roman" w:hAnsi="Times New Roman" w:cs="Times New Roman"/>
+                <w:sz w:val="24"/>
+                <w:szCs w:val="24"/>
+              </w:rPr>
+              <w:t>Manaemen</w:t>
+            </w:r>
+            <w:proofErr w:type="spellEnd"/>
+            <w:r>
+              <w:rPr>
+                <w:rFonts w:ascii="Times New Roman" w:hAnsi="Times New Roman" w:cs="Times New Roman"/>
+                <w:sz w:val="24"/>
+                <w:szCs w:val="24"/>
+              </w:rPr>
+              <w:t xml:space="preserve"> </w:t>
+            </w:r>
+            <w:proofErr w:type="spellStart"/>
+            <w:r>
+              <w:rPr>
+                <w:rFonts w:ascii="Times New Roman" w:hAnsi="Times New Roman" w:cs="Times New Roman"/>
+                <w:sz w:val="24"/>
+                <w:szCs w:val="24"/>
+              </w:rPr>
+              <w:t>Tugas</w:t>
+            </w:r>
+            <w:proofErr w:type="spellEnd"/>
+          </w:p>
+        </w:tc>
+      </w:tr>
+      <w:tr>
+        <w:tc>
+          <w:tcPr>
+            <w:tcW w:w="3005" w:type="dxa"/>
+            <w:vMerge/>
+          </w:tcPr>
+          <w:p>
+            <w:pPr>
+              <w:rPr>
+                <w:rFonts w:ascii="Times New Roman" w:hAnsi="Times New Roman" w:cs="Times New Roman"/>
+                <w:b/>
+                <w:bCs/>
+                <w:sz w:val="24"/>
+                <w:szCs w:val="24"/>
+              </w:rPr>
+            </w:pPr>
+          </w:p>
+        </w:tc>
+        <w:tc>
+          <w:tcPr>
+            <w:tcW w:w="3005" w:type="dxa"/>
+          </w:tcPr>
+          <w:p>
+            <w:pPr>
+              <w:rPr>
+                <w:rFonts w:ascii="Times New Roman" w:hAnsi="Times New Roman" w:cs="Times New Roman"/>
+                <w:sz w:val="24"/>
+                <w:szCs w:val="24"/>
+              </w:rPr>
+            </w:pPr>
+            <w:r>
+              <w:rPr>
+                <w:rFonts w:ascii="Times New Roman" w:hAnsi="Times New Roman" w:cs="Times New Roman"/>
+                <w:sz w:val="24"/>
+                <w:szCs w:val="24"/>
+              </w:rPr>
+              <w:t>Source</w:t>
+            </w:r>
+          </w:p>
+        </w:tc>
+        <w:tc>
+          <w:tcPr>
+            <w:tcW w:w="3006" w:type="dxa"/>
+          </w:tcPr>
+          <w:p>
+            <w:pPr>
+              <w:rPr>
+                <w:rFonts w:ascii="Times New Roman" w:hAnsi="Times New Roman" w:cs="Times New Roman"/>
+                <w:sz w:val="24"/>
+                <w:szCs w:val="24"/>
+              </w:rPr>
+            </w:pPr>
+            <w:proofErr w:type="spellStart"/>
+            <w:r>
+              <w:rPr>
+                <w:rFonts w:ascii="Times New Roman" w:hAnsi="Times New Roman" w:cs="Times New Roman"/>
+                <w:sz w:val="24"/>
+                <w:szCs w:val="24"/>
+              </w:rPr>
+              <w:t>Pengguna</w:t>
+            </w:r>
+            <w:proofErr w:type="spellEnd"/>
+            <w:r>
+              <w:rPr>
+                <w:rFonts w:ascii="Times New Roman" w:hAnsi="Times New Roman" w:cs="Times New Roman"/>
+                <w:sz w:val="24"/>
+                <w:szCs w:val="24"/>
+              </w:rPr>
+              <w:t>, Admin</w:t>
+            </w:r>
+          </w:p>
+        </w:tc>
+      </w:tr>
+      <w:tr>
+        <w:tc>
+          <w:tcPr>
+            <w:tcW w:w="3005" w:type="dxa"/>
+            <w:vMerge/>
+          </w:tcPr>
+          <w:p>
+            <w:pPr>
+              <w:rPr>
+                <w:rFonts w:ascii="Times New Roman" w:hAnsi="Times New Roman" w:cs="Times New Roman"/>
+                <w:b/>
+                <w:bCs/>
+                <w:sz w:val="24"/>
+                <w:szCs w:val="24"/>
+              </w:rPr>
+            </w:pPr>
+          </w:p>
+        </w:tc>
+        <w:tc>
+          <w:tcPr>
+            <w:tcW w:w="3005" w:type="dxa"/>
+          </w:tcPr>
+          <w:p>
+            <w:pPr>
+              <w:rPr>
+                <w:rFonts w:ascii="Times New Roman" w:hAnsi="Times New Roman" w:cs="Times New Roman"/>
+                <w:sz w:val="24"/>
+                <w:szCs w:val="24"/>
+              </w:rPr>
+            </w:pPr>
+            <w:r>
+              <w:rPr>
+                <w:rFonts w:ascii="Times New Roman" w:hAnsi="Times New Roman" w:cs="Times New Roman"/>
+                <w:sz w:val="24"/>
+                <w:szCs w:val="24"/>
+              </w:rPr>
+              <w:t>Input</w:t>
+            </w:r>
+          </w:p>
+        </w:tc>
+        <w:tc>
+          <w:tcPr>
+            <w:tcW w:w="3006" w:type="dxa"/>
+          </w:tcPr>
+          <w:p>
+            <w:pPr>
+              <w:rPr>
+                <w:rFonts w:ascii="Times New Roman" w:hAnsi="Times New Roman" w:cs="Times New Roman"/>
+                <w:sz w:val="24"/>
+                <w:szCs w:val="24"/>
+              </w:rPr>
+            </w:pPr>
+            <w:proofErr w:type="spellStart"/>
+            <w:r>
+              <w:rPr>
+                <w:rFonts w:ascii="Times New Roman" w:hAnsi="Times New Roman" w:cs="Times New Roman"/>
+                <w:sz w:val="24"/>
+                <w:szCs w:val="24"/>
+              </w:rPr>
+              <w:t>Informasi</w:t>
+            </w:r>
+            <w:proofErr w:type="spellEnd"/>
+            <w:r>
+              <w:rPr>
+                <w:rFonts w:ascii="Times New Roman" w:hAnsi="Times New Roman" w:cs="Times New Roman"/>
+                <w:sz w:val="24"/>
+                <w:szCs w:val="24"/>
+              </w:rPr>
+              <w:t xml:space="preserve"> </w:t>
+            </w:r>
+            <w:proofErr w:type="spellStart"/>
+            <w:r>
+              <w:rPr>
+                <w:rFonts w:ascii="Times New Roman" w:hAnsi="Times New Roman" w:cs="Times New Roman"/>
+                <w:sz w:val="24"/>
+                <w:szCs w:val="24"/>
+              </w:rPr>
+              <w:t>Tugas</w:t>
+            </w:r>
+            <w:proofErr w:type="spellEnd"/>
+            <w:r>
+              <w:rPr>
+                <w:rFonts w:ascii="Times New Roman" w:hAnsi="Times New Roman" w:cs="Times New Roman"/>
+                <w:sz w:val="24"/>
+                <w:szCs w:val="24"/>
+              </w:rPr>
+              <w:t xml:space="preserve"> dan </w:t>
+            </w:r>
+            <w:proofErr w:type="spellStart"/>
+            <w:r>
+              <w:rPr>
+                <w:rFonts w:ascii="Times New Roman" w:hAnsi="Times New Roman" w:cs="Times New Roman"/>
+                <w:sz w:val="24"/>
+                <w:szCs w:val="24"/>
+              </w:rPr>
+              <w:t>Kategori</w:t>
+            </w:r>
+            <w:proofErr w:type="spellEnd"/>
+            <w:r>
+              <w:rPr>
+                <w:rFonts w:ascii="Times New Roman" w:hAnsi="Times New Roman" w:cs="Times New Roman"/>
+                <w:sz w:val="24"/>
+                <w:szCs w:val="24"/>
+              </w:rPr>
+              <w:t xml:space="preserve">, </w:t>
+            </w:r>
+            <w:r>
+              <w:rPr>
+                <w:rFonts w:ascii="Times New Roman" w:hAnsi="Times New Roman" w:cs="Times New Roman"/>
+                <w:sz w:val="24"/>
+                <w:szCs w:val="24"/>
+              </w:rPr>
+              <w:t>Monitoring Admin</w:t>
+            </w:r>
+          </w:p>
+        </w:tc>
+      </w:tr>
+      <w:tr>
+        <w:tc>
+          <w:tcPr>
+            <w:tcW w:w="3005" w:type="dxa"/>
+            <w:vMerge/>
+          </w:tcPr>
+          <w:p>
+            <w:pPr>
+              <w:rPr>
+                <w:rFonts w:ascii="Times New Roman" w:hAnsi="Times New Roman" w:cs="Times New Roman"/>
+                <w:b/>
+                <w:bCs/>
+                <w:sz w:val="24"/>
+                <w:szCs w:val="24"/>
+              </w:rPr>
+            </w:pPr>
+          </w:p>
+        </w:tc>
+        <w:tc>
+          <w:tcPr>
+            <w:tcW w:w="3005" w:type="dxa"/>
+          </w:tcPr>
+          <w:p>
+            <w:pPr>
+              <w:rPr>
+                <w:rFonts w:ascii="Times New Roman" w:hAnsi="Times New Roman" w:cs="Times New Roman"/>
+                <w:sz w:val="24"/>
+                <w:szCs w:val="24"/>
+              </w:rPr>
+            </w:pPr>
+            <w:r>
+              <w:rPr>
+                <w:rFonts w:ascii="Times New Roman" w:hAnsi="Times New Roman" w:cs="Times New Roman"/>
+                <w:sz w:val="24"/>
+                <w:szCs w:val="24"/>
+              </w:rPr>
+              <w:t>Output</w:t>
+            </w:r>
+          </w:p>
+        </w:tc>
+        <w:tc>
+          <w:tcPr>
+            <w:tcW w:w="3006" w:type="dxa"/>
+          </w:tcPr>
+          <w:p>
+            <w:pPr>
+              <w:rPr>
+                <w:rFonts w:ascii="Times New Roman" w:hAnsi="Times New Roman" w:cs="Times New Roman"/>
+                <w:sz w:val="24"/>
+                <w:szCs w:val="24"/>
+              </w:rPr>
+            </w:pPr>
+            <w:r>
+              <w:rPr>
+                <w:rFonts w:ascii="Times New Roman" w:hAnsi="Times New Roman" w:cs="Times New Roman"/>
+                <w:sz w:val="24"/>
+                <w:szCs w:val="24"/>
+              </w:rPr>
+              <w:t xml:space="preserve">Detail </w:t>
+            </w:r>
+            <w:proofErr w:type="spellStart"/>
+            <w:r>
+              <w:rPr>
+                <w:rFonts w:ascii="Times New Roman" w:hAnsi="Times New Roman" w:cs="Times New Roman"/>
+                <w:sz w:val="24"/>
+                <w:szCs w:val="24"/>
+              </w:rPr>
+              <w:t>informasi</w:t>
+            </w:r>
+            <w:proofErr w:type="spellEnd"/>
+            <w:r>
+              <w:rPr>
+                <w:rFonts w:ascii="Times New Roman" w:hAnsi="Times New Roman" w:cs="Times New Roman"/>
+                <w:sz w:val="24"/>
+                <w:szCs w:val="24"/>
+              </w:rPr>
+              <w:t xml:space="preserve"> </w:t>
+            </w:r>
+            <w:proofErr w:type="spellStart"/>
+            <w:r>
+              <w:rPr>
+                <w:rFonts w:ascii="Times New Roman" w:hAnsi="Times New Roman" w:cs="Times New Roman"/>
+                <w:sz w:val="24"/>
+                <w:szCs w:val="24"/>
+              </w:rPr>
+              <w:t>tugas</w:t>
+            </w:r>
+            <w:proofErr w:type="spellEnd"/>
+            <w:r>
+              <w:rPr>
+                <w:rFonts w:ascii="Times New Roman" w:hAnsi="Times New Roman" w:cs="Times New Roman"/>
+                <w:sz w:val="24"/>
+                <w:szCs w:val="24"/>
+              </w:rPr>
+              <w:t xml:space="preserve">, Data </w:t>
+            </w:r>
+            <w:proofErr w:type="spellStart"/>
+            <w:r>
+              <w:rPr>
+                <w:rFonts w:ascii="Times New Roman" w:hAnsi="Times New Roman" w:cs="Times New Roman"/>
+                <w:sz w:val="24"/>
+                <w:szCs w:val="24"/>
+              </w:rPr>
+              <w:t>Kategori</w:t>
+            </w:r>
+            <w:proofErr w:type="spellEnd"/>
+            <w:r>
+              <w:rPr>
+                <w:rFonts w:ascii="Times New Roman" w:hAnsi="Times New Roman" w:cs="Times New Roman"/>
+                <w:sz w:val="24"/>
+                <w:szCs w:val="24"/>
+              </w:rPr>
+              <w:t xml:space="preserve"> </w:t>
+            </w:r>
+            <w:proofErr w:type="spellStart"/>
+            <w:r>
+              <w:rPr>
+                <w:rFonts w:ascii="Times New Roman" w:hAnsi="Times New Roman" w:cs="Times New Roman"/>
+                <w:sz w:val="24"/>
+                <w:szCs w:val="24"/>
+              </w:rPr>
+              <w:t>Tugas</w:t>
+            </w:r>
+            <w:proofErr w:type="spellEnd"/>
+          </w:p>
+        </w:tc>
+      </w:tr>
+      <w:tr>
+        <w:tc>
+          <w:tcPr>
+            <w:tcW w:w="3005" w:type="dxa"/>
+            <w:vMerge/>
+          </w:tcPr>
+          <w:p>
+            <w:pPr>
+              <w:rPr>
+                <w:rFonts w:ascii="Times New Roman" w:hAnsi="Times New Roman" w:cs="Times New Roman"/>
+                <w:b/>
+                <w:bCs/>
+                <w:sz w:val="24"/>
+                <w:szCs w:val="24"/>
+              </w:rPr>
+            </w:pPr>
+          </w:p>
+        </w:tc>
+        <w:tc>
+          <w:tcPr>
+            <w:tcW w:w="3005" w:type="dxa"/>
+          </w:tcPr>
+          <w:p>
+            <w:pPr>
+              <w:rPr>
+                <w:rFonts w:ascii="Times New Roman" w:hAnsi="Times New Roman" w:cs="Times New Roman"/>
+                <w:sz w:val="24"/>
+                <w:szCs w:val="24"/>
+              </w:rPr>
+            </w:pPr>
+            <w:r>
+              <w:rPr>
+                <w:rFonts w:ascii="Times New Roman" w:hAnsi="Times New Roman" w:cs="Times New Roman"/>
+                <w:sz w:val="24"/>
+                <w:szCs w:val="24"/>
+              </w:rPr>
+              <w:t>Destination</w:t>
+            </w:r>
+          </w:p>
+        </w:tc>
+        <w:tc>
+          <w:tcPr>
+            <w:tcW w:w="3006" w:type="dxa"/>
+          </w:tcPr>
+          <w:p>
+            <w:pPr>
+              <w:rPr>
+                <w:rFonts w:ascii="Times New Roman" w:hAnsi="Times New Roman" w:cs="Times New Roman"/>
+                <w:sz w:val="24"/>
+                <w:szCs w:val="24"/>
+              </w:rPr>
+            </w:pPr>
+            <w:proofErr w:type="spellStart"/>
+            <w:r>
+              <w:rPr>
+                <w:rFonts w:ascii="Times New Roman" w:hAnsi="Times New Roman" w:cs="Times New Roman"/>
+                <w:sz w:val="24"/>
+                <w:szCs w:val="24"/>
+              </w:rPr>
+              <w:t>DS_Tugas</w:t>
+            </w:r>
+            <w:proofErr w:type="spellEnd"/>
+            <w:r>
+              <w:rPr>
+                <w:rFonts w:ascii="Times New Roman" w:hAnsi="Times New Roman" w:cs="Times New Roman"/>
+                <w:sz w:val="24"/>
+                <w:szCs w:val="24"/>
+              </w:rPr>
+              <w:t xml:space="preserve">, </w:t>
+            </w:r>
+            <w:proofErr w:type="spellStart"/>
+            <w:r>
+              <w:rPr>
+                <w:rFonts w:ascii="Times New Roman" w:hAnsi="Times New Roman" w:cs="Times New Roman"/>
+                <w:sz w:val="24"/>
+                <w:szCs w:val="24"/>
+              </w:rPr>
+              <w:t>DS_Kategori</w:t>
+            </w:r>
+            <w:proofErr w:type="spellEnd"/>
+          </w:p>
+        </w:tc>
+      </w:tr>
+      <w:tr>
+        <w:tc>
+          <w:tcPr>
+            <w:tcW w:w="3005" w:type="dxa"/>
+            <w:vMerge/>
+          </w:tcPr>
+          <w:p>
+            <w:pPr>
+              <w:rPr>
+                <w:rFonts w:ascii="Times New Roman" w:hAnsi="Times New Roman" w:cs="Times New Roman"/>
+                <w:b/>
+                <w:bCs/>
+                <w:sz w:val="24"/>
+                <w:szCs w:val="24"/>
+              </w:rPr>
+            </w:pPr>
+          </w:p>
+        </w:tc>
+        <w:tc>
+          <w:tcPr>
+            <w:tcW w:w="3005" w:type="dxa"/>
+          </w:tcPr>
+          <w:p>
+            <w:pPr>
+              <w:rPr>
+                <w:rFonts w:ascii="Times New Roman" w:hAnsi="Times New Roman" w:cs="Times New Roman"/>
+                <w:sz w:val="24"/>
+                <w:szCs w:val="24"/>
+              </w:rPr>
+            </w:pPr>
+            <w:r>
+              <w:rPr>
+                <w:rFonts w:ascii="Times New Roman" w:hAnsi="Times New Roman" w:cs="Times New Roman"/>
+                <w:sz w:val="24"/>
+                <w:szCs w:val="24"/>
+              </w:rPr>
+              <w:t>Process Logic</w:t>
+            </w:r>
+          </w:p>
+        </w:tc>
+        <w:tc>
+          <w:tcPr>
+            <w:tcW w:w="3006" w:type="dxa"/>
+          </w:tcPr>
+          <w:p>
+            <w:pPr>
+              <w:pStyle w:val="ListParagraph"/>
+              <w:numPr>
+                <w:ilvl w:val="0"/>
+                <w:numId w:val="7"/>
+              </w:numPr>
+              <w:rPr>
+                <w:rFonts w:ascii="Times New Roman" w:hAnsi="Times New Roman" w:cs="Times New Roman"/>
+                <w:sz w:val="24"/>
+                <w:szCs w:val="24"/>
+              </w:rPr>
+            </w:pPr>
+            <w:proofErr w:type="spellStart"/>
+            <w:r>
+              <w:rPr>
+                <w:rFonts w:ascii="Times New Roman" w:hAnsi="Times New Roman" w:cs="Times New Roman"/>
+                <w:sz w:val="24"/>
+                <w:szCs w:val="24"/>
+              </w:rPr>
+              <w:t>Pengguna</w:t>
+            </w:r>
+            <w:proofErr w:type="spellEnd"/>
+            <w:r>
+              <w:rPr>
+                <w:rFonts w:ascii="Times New Roman" w:hAnsi="Times New Roman" w:cs="Times New Roman"/>
+                <w:sz w:val="24"/>
+                <w:szCs w:val="24"/>
+              </w:rPr>
+              <w:t xml:space="preserve"> </w:t>
+            </w:r>
+            <w:proofErr w:type="spellStart"/>
+            <w:r>
+              <w:rPr>
+                <w:rFonts w:ascii="Times New Roman" w:hAnsi="Times New Roman" w:cs="Times New Roman"/>
+                <w:sz w:val="24"/>
+                <w:szCs w:val="24"/>
+              </w:rPr>
+              <w:t>memasukkan</w:t>
+            </w:r>
+            <w:proofErr w:type="spellEnd"/>
+            <w:r>
+              <w:rPr>
+                <w:rFonts w:ascii="Times New Roman" w:hAnsi="Times New Roman" w:cs="Times New Roman"/>
+                <w:sz w:val="24"/>
+                <w:szCs w:val="24"/>
+              </w:rPr>
+              <w:t xml:space="preserve"> </w:t>
+            </w:r>
+            <w:proofErr w:type="spellStart"/>
+            <w:r>
+              <w:rPr>
+                <w:rFonts w:ascii="Times New Roman" w:hAnsi="Times New Roman" w:cs="Times New Roman"/>
+                <w:sz w:val="24"/>
+                <w:szCs w:val="24"/>
+              </w:rPr>
+              <w:t>Informasi</w:t>
+            </w:r>
+            <w:proofErr w:type="spellEnd"/>
+            <w:r>
+              <w:rPr>
+                <w:rFonts w:ascii="Times New Roman" w:hAnsi="Times New Roman" w:cs="Times New Roman"/>
+                <w:sz w:val="24"/>
+                <w:szCs w:val="24"/>
+              </w:rPr>
+              <w:t xml:space="preserve"> </w:t>
+            </w:r>
+            <w:proofErr w:type="spellStart"/>
+            <w:r>
+              <w:rPr>
+                <w:rFonts w:ascii="Times New Roman" w:hAnsi="Times New Roman" w:cs="Times New Roman"/>
+                <w:sz w:val="24"/>
+                <w:szCs w:val="24"/>
+              </w:rPr>
+              <w:t>Tugas</w:t>
+            </w:r>
+            <w:proofErr w:type="spellEnd"/>
+            <w:r>
+              <w:rPr>
+                <w:rFonts w:ascii="Times New Roman" w:hAnsi="Times New Roman" w:cs="Times New Roman"/>
+                <w:sz w:val="24"/>
+                <w:szCs w:val="24"/>
+              </w:rPr>
+              <w:t xml:space="preserve"> dan </w:t>
+            </w:r>
+            <w:proofErr w:type="spellStart"/>
+            <w:r>
+              <w:rPr>
+                <w:rFonts w:ascii="Times New Roman" w:hAnsi="Times New Roman" w:cs="Times New Roman"/>
+                <w:sz w:val="24"/>
+                <w:szCs w:val="24"/>
+              </w:rPr>
+              <w:t>Kategorinya</w:t>
+            </w:r>
+            <w:proofErr w:type="spellEnd"/>
+          </w:p>
+          <w:p>
+            <w:pPr>
+              <w:pStyle w:val="ListParagraph"/>
+              <w:numPr>
+                <w:ilvl w:val="0"/>
+                <w:numId w:val="7"/>
+              </w:numPr>
+              <w:rPr>
+                <w:rFonts w:ascii="Times New Roman" w:hAnsi="Times New Roman" w:cs="Times New Roman"/>
+                <w:sz w:val="24"/>
+                <w:szCs w:val="24"/>
+              </w:rPr>
+            </w:pPr>
+            <w:r>
+              <w:rPr>
+                <w:rFonts w:ascii="Times New Roman" w:hAnsi="Times New Roman" w:cs="Times New Roman"/>
+                <w:sz w:val="24"/>
+                <w:szCs w:val="24"/>
+              </w:rPr>
+              <w:t xml:space="preserve">Admin </w:t>
+            </w:r>
+            <w:proofErr w:type="spellStart"/>
+            <w:r>
+              <w:rPr>
+                <w:rFonts w:ascii="Times New Roman" w:hAnsi="Times New Roman" w:cs="Times New Roman"/>
+                <w:sz w:val="24"/>
+                <w:szCs w:val="24"/>
+              </w:rPr>
+              <w:t>memonitoring</w:t>
+            </w:r>
+            <w:proofErr w:type="spellEnd"/>
+            <w:r>
+              <w:rPr>
+                <w:rFonts w:ascii="Times New Roman" w:hAnsi="Times New Roman" w:cs="Times New Roman"/>
+                <w:sz w:val="24"/>
+                <w:szCs w:val="24"/>
+              </w:rPr>
+              <w:t xml:space="preserve"> </w:t>
+            </w:r>
+            <w:proofErr w:type="spellStart"/>
+            <w:r>
+              <w:rPr>
+                <w:rFonts w:ascii="Times New Roman" w:hAnsi="Times New Roman" w:cs="Times New Roman"/>
+                <w:sz w:val="24"/>
+                <w:szCs w:val="24"/>
+              </w:rPr>
+              <w:t>hasil</w:t>
+            </w:r>
+            <w:proofErr w:type="spellEnd"/>
+            <w:r>
+              <w:rPr>
+                <w:rFonts w:ascii="Times New Roman" w:hAnsi="Times New Roman" w:cs="Times New Roman"/>
+                <w:sz w:val="24"/>
+                <w:szCs w:val="24"/>
+              </w:rPr>
+              <w:t xml:space="preserve"> input </w:t>
+            </w:r>
+            <w:proofErr w:type="spellStart"/>
+            <w:r>
+              <w:rPr>
+                <w:rFonts w:ascii="Times New Roman" w:hAnsi="Times New Roman" w:cs="Times New Roman"/>
+                <w:sz w:val="24"/>
+                <w:szCs w:val="24"/>
+              </w:rPr>
+              <w:t>pengguna</w:t>
+            </w:r>
+            <w:proofErr w:type="spellEnd"/>
+            <w:r>
+              <w:rPr>
+                <w:rFonts w:ascii="Times New Roman" w:hAnsi="Times New Roman" w:cs="Times New Roman"/>
+                <w:sz w:val="24"/>
+                <w:szCs w:val="24"/>
+              </w:rPr>
+              <w:t>.</w:t>
+            </w:r>
+          </w:p>
+          <w:p>
+            <w:pPr>
+              <w:pStyle w:val="ListParagraph"/>
+              <w:numPr>
+                <w:ilvl w:val="0"/>
+                <w:numId w:val="7"/>
+              </w:numPr>
+              <w:rPr>
+                <w:rFonts w:ascii="Times New Roman" w:hAnsi="Times New Roman" w:cs="Times New Roman"/>
+                <w:sz w:val="24"/>
+                <w:szCs w:val="24"/>
+              </w:rPr>
+            </w:pPr>
+            <w:r>
+              <w:rPr>
+                <w:rFonts w:ascii="Times New Roman" w:hAnsi="Times New Roman" w:cs="Times New Roman"/>
+                <w:sz w:val="24"/>
+                <w:szCs w:val="24"/>
+              </w:rPr>
+              <w:t xml:space="preserve">Detail dan data input </w:t>
+            </w:r>
+            <w:proofErr w:type="spellStart"/>
+            <w:r>
+              <w:rPr>
+                <w:rFonts w:ascii="Times New Roman" w:hAnsi="Times New Roman" w:cs="Times New Roman"/>
+                <w:sz w:val="24"/>
+                <w:szCs w:val="24"/>
+              </w:rPr>
+              <w:t>dari</w:t>
+            </w:r>
+            <w:proofErr w:type="spellEnd"/>
+            <w:r>
+              <w:rPr>
+                <w:rFonts w:ascii="Times New Roman" w:hAnsi="Times New Roman" w:cs="Times New Roman"/>
+                <w:sz w:val="24"/>
+                <w:szCs w:val="24"/>
+              </w:rPr>
+              <w:t xml:space="preserve"> </w:t>
+            </w:r>
+            <w:proofErr w:type="spellStart"/>
+            <w:r>
+              <w:rPr>
+                <w:rFonts w:ascii="Times New Roman" w:hAnsi="Times New Roman" w:cs="Times New Roman"/>
+                <w:sz w:val="24"/>
+                <w:szCs w:val="24"/>
+              </w:rPr>
+              <w:t>pengguna</w:t>
+            </w:r>
+            <w:proofErr w:type="spellEnd"/>
+            <w:r>
+              <w:rPr>
+                <w:rFonts w:ascii="Times New Roman" w:hAnsi="Times New Roman" w:cs="Times New Roman"/>
+                <w:sz w:val="24"/>
+                <w:szCs w:val="24"/>
+              </w:rPr>
+              <w:t xml:space="preserve"> </w:t>
+            </w:r>
+            <w:proofErr w:type="spellStart"/>
+            <w:r>
+              <w:rPr>
+                <w:rFonts w:ascii="Times New Roman" w:hAnsi="Times New Roman" w:cs="Times New Roman"/>
+                <w:sz w:val="24"/>
+                <w:szCs w:val="24"/>
+              </w:rPr>
+              <w:t>disimpan</w:t>
+            </w:r>
+            <w:proofErr w:type="spellEnd"/>
+            <w:r>
+              <w:rPr>
+                <w:rFonts w:ascii="Times New Roman" w:hAnsi="Times New Roman" w:cs="Times New Roman"/>
+                <w:sz w:val="24"/>
+                <w:szCs w:val="24"/>
+              </w:rPr>
+              <w:t xml:space="preserve"> di </w:t>
+            </w:r>
+            <w:proofErr w:type="spellStart"/>
+            <w:r>
+              <w:rPr>
+                <w:rFonts w:ascii="Times New Roman" w:hAnsi="Times New Roman" w:cs="Times New Roman"/>
+                <w:sz w:val="24"/>
+                <w:szCs w:val="24"/>
+              </w:rPr>
+              <w:t>DS_Tugas</w:t>
+            </w:r>
+            <w:proofErr w:type="spellEnd"/>
+            <w:r>
+              <w:rPr>
+                <w:rFonts w:ascii="Times New Roman" w:hAnsi="Times New Roman" w:cs="Times New Roman"/>
+                <w:sz w:val="24"/>
+                <w:szCs w:val="24"/>
+              </w:rPr>
+              <w:t xml:space="preserve"> dan </w:t>
+            </w:r>
+            <w:proofErr w:type="spellStart"/>
+            <w:r>
+              <w:rPr>
+                <w:rFonts w:ascii="Times New Roman" w:hAnsi="Times New Roman" w:cs="Times New Roman"/>
+                <w:sz w:val="24"/>
+                <w:szCs w:val="24"/>
+              </w:rPr>
+              <w:t>DS_Kategori</w:t>
+            </w:r>
+            <w:proofErr w:type="spellEnd"/>
+          </w:p>
+        </w:tc>
+      </w:tr>
+    </w:tbl>
+    <w:p>
+      <w:pPr>
+        <w:rPr>
+          <w:rFonts w:ascii="Times New Roman" w:hAnsi="Times New Roman" w:cs="Times New Roman"/>
+          <w:b/>
+          <w:bCs/>
+          <w:sz w:val="24"/>
+          <w:szCs w:val="24"/>
+        </w:rPr>
+      </w:pPr>
+      <w:r>
+        <w:rPr>
+          <w:rFonts w:ascii="Times New Roman" w:hAnsi="Times New Roman" w:cs="Times New Roman"/>
+          <w:b/>
+          <w:bCs/>
+          <w:sz w:val="24"/>
+          <w:szCs w:val="24"/>
+        </w:rPr>
+        <w:br w:type="page"/>
+      </w:r>
+    </w:p>
+    <w:tbl>
+      <w:tblPr>
+        <w:tblStyle w:val="TableGrid"/>
+        <w:tblW w:w="0" w:type="auto"/>
+        <w:tblLook w:val="04A0" w:firstRow="1" w:lastRow="0" w:firstColumn="1" w:lastColumn="0" w:noHBand="0" w:noVBand="1"/>
+      </w:tblPr>
+      <w:tblGrid>
+        <w:gridCol w:w="3005"/>
+        <w:gridCol w:w="3005"/>
+        <w:gridCol w:w="3006"/>
+      </w:tblGrid>
+      <w:tr>
+        <w:tc>
+          <w:tcPr>
+            <w:tcW w:w="3005" w:type="dxa"/>
+          </w:tcPr>
+          <w:p>
+            <w:pPr>
+              <w:jc w:val="center"/>
+              <w:rPr>
+                <w:rFonts w:ascii="Times New Roman" w:hAnsi="Times New Roman" w:cs="Times New Roman"/>
+                <w:b/>
+                <w:bCs/>
+                <w:sz w:val="24"/>
+                <w:szCs w:val="24"/>
+              </w:rPr>
+            </w:pPr>
+            <w:r>
+              <w:rPr>
+                <w:rFonts w:ascii="Times New Roman" w:hAnsi="Times New Roman" w:cs="Times New Roman"/>
+                <w:b/>
+                <w:bCs/>
+                <w:sz w:val="24"/>
+                <w:szCs w:val="24"/>
+              </w:rPr>
+              <w:lastRenderedPageBreak/>
+              <w:t>No.</w:t>
+            </w:r>
+          </w:p>
+        </w:tc>
+        <w:tc>
+          <w:tcPr>
+            <w:tcW w:w="3005" w:type="dxa"/>
+          </w:tcPr>
+          <w:p>
+            <w:pPr>
+              <w:jc w:val="center"/>
+              <w:rPr>
+                <w:rFonts w:ascii="Times New Roman" w:hAnsi="Times New Roman" w:cs="Times New Roman"/>
+                <w:b/>
+                <w:bCs/>
+                <w:sz w:val="24"/>
+                <w:szCs w:val="24"/>
+              </w:rPr>
+            </w:pPr>
+            <w:r>
+              <w:rPr>
+                <w:rFonts w:ascii="Times New Roman" w:hAnsi="Times New Roman" w:cs="Times New Roman"/>
+                <w:b/>
+                <w:bCs/>
+                <w:sz w:val="24"/>
+                <w:szCs w:val="24"/>
+              </w:rPr>
+              <w:t>Process</w:t>
+            </w:r>
+          </w:p>
+        </w:tc>
+        <w:tc>
+          <w:tcPr>
+            <w:tcW w:w="3006" w:type="dxa"/>
+          </w:tcPr>
+          <w:p>
+            <w:pPr>
+              <w:jc w:val="center"/>
+              <w:rPr>
+                <w:rFonts w:ascii="Times New Roman" w:hAnsi="Times New Roman" w:cs="Times New Roman"/>
+                <w:b/>
+                <w:bCs/>
+                <w:sz w:val="24"/>
+                <w:szCs w:val="24"/>
+              </w:rPr>
+            </w:pPr>
+            <w:r>
+              <w:rPr>
+                <w:rFonts w:ascii="Times New Roman" w:hAnsi="Times New Roman" w:cs="Times New Roman"/>
+                <w:b/>
+                <w:bCs/>
+                <w:sz w:val="24"/>
+                <w:szCs w:val="24"/>
+              </w:rPr>
+              <w:t>Description</w:t>
+            </w:r>
+          </w:p>
+        </w:tc>
+      </w:tr>
+      <w:tr>
+        <w:tc>
+          <w:tcPr>
+            <w:tcW w:w="3005" w:type="dxa"/>
+            <w:vMerge w:val="restart"/>
+            <w:vAlign w:val="center"/>
+          </w:tcPr>
+          <w:p>
+            <w:pPr>
+              <w:jc w:val="center"/>
+              <w:rPr>
+                <w:rFonts w:ascii="Times New Roman" w:hAnsi="Times New Roman" w:cs="Times New Roman"/>
+                <w:b/>
+                <w:bCs/>
+                <w:sz w:val="24"/>
+                <w:szCs w:val="24"/>
+              </w:rPr>
+            </w:pPr>
+            <w:r>
+              <w:rPr>
+                <w:rFonts w:ascii="Times New Roman" w:hAnsi="Times New Roman" w:cs="Times New Roman"/>
+                <w:b/>
+                <w:bCs/>
+                <w:sz w:val="24"/>
+                <w:szCs w:val="24"/>
+              </w:rPr>
+              <w:t>Level 1</w:t>
+            </w:r>
+          </w:p>
+        </w:tc>
+        <w:tc>
+          <w:tcPr>
+            <w:tcW w:w="3005" w:type="dxa"/>
+          </w:tcPr>
+          <w:p>
+            <w:pPr>
+              <w:rPr>
+                <w:rFonts w:ascii="Times New Roman" w:hAnsi="Times New Roman" w:cs="Times New Roman"/>
+                <w:sz w:val="24"/>
+                <w:szCs w:val="24"/>
+              </w:rPr>
+            </w:pPr>
+            <w:r>
+              <w:rPr>
+                <w:rFonts w:ascii="Times New Roman" w:hAnsi="Times New Roman" w:cs="Times New Roman"/>
+                <w:sz w:val="24"/>
+                <w:szCs w:val="24"/>
+              </w:rPr>
+              <w:t>Number of Process</w:t>
+            </w:r>
+          </w:p>
+        </w:tc>
+        <w:tc>
+          <w:tcPr>
+            <w:tcW w:w="3006" w:type="dxa"/>
+          </w:tcPr>
+          <w:p>
+            <w:pPr>
+              <w:rPr>
+                <w:rFonts w:ascii="Times New Roman" w:hAnsi="Times New Roman" w:cs="Times New Roman"/>
+                <w:sz w:val="24"/>
+                <w:szCs w:val="24"/>
+              </w:rPr>
+            </w:pPr>
+            <w:r>
+              <w:rPr>
+                <w:rFonts w:ascii="Times New Roman" w:hAnsi="Times New Roman" w:cs="Times New Roman"/>
+                <w:sz w:val="24"/>
+                <w:szCs w:val="24"/>
+              </w:rPr>
+              <w:t>2</w:t>
+            </w:r>
+          </w:p>
+        </w:tc>
+      </w:tr>
+      <w:tr>
+        <w:tc>
+          <w:tcPr>
+            <w:tcW w:w="3005" w:type="dxa"/>
+            <w:vMerge/>
+          </w:tcPr>
+          <w:p>
+            <w:pPr>
+              <w:rPr>
+                <w:rFonts w:ascii="Times New Roman" w:hAnsi="Times New Roman" w:cs="Times New Roman"/>
+                <w:b/>
+                <w:bCs/>
+                <w:sz w:val="24"/>
+                <w:szCs w:val="24"/>
+              </w:rPr>
+            </w:pPr>
+          </w:p>
+        </w:tc>
+        <w:tc>
+          <w:tcPr>
+            <w:tcW w:w="3005" w:type="dxa"/>
+          </w:tcPr>
+          <w:p>
+            <w:pPr>
+              <w:rPr>
+                <w:rFonts w:ascii="Times New Roman" w:hAnsi="Times New Roman" w:cs="Times New Roman"/>
+                <w:sz w:val="24"/>
+                <w:szCs w:val="24"/>
+              </w:rPr>
+            </w:pPr>
+            <w:r>
+              <w:rPr>
+                <w:rFonts w:ascii="Times New Roman" w:hAnsi="Times New Roman" w:cs="Times New Roman"/>
+                <w:sz w:val="24"/>
+                <w:szCs w:val="24"/>
+              </w:rPr>
+              <w:t>Process Name</w:t>
+            </w:r>
+          </w:p>
+        </w:tc>
+        <w:tc>
+          <w:tcPr>
+            <w:tcW w:w="3006" w:type="dxa"/>
+          </w:tcPr>
+          <w:p>
+            <w:pPr>
+              <w:rPr>
+                <w:rFonts w:ascii="Times New Roman" w:hAnsi="Times New Roman" w:cs="Times New Roman"/>
+                <w:sz w:val="24"/>
+                <w:szCs w:val="24"/>
+              </w:rPr>
+            </w:pPr>
+            <w:proofErr w:type="spellStart"/>
+            <w:r>
+              <w:rPr>
+                <w:rFonts w:ascii="Times New Roman" w:hAnsi="Times New Roman" w:cs="Times New Roman"/>
+                <w:sz w:val="24"/>
+                <w:szCs w:val="24"/>
+              </w:rPr>
+              <w:t>Laporan</w:t>
+            </w:r>
+            <w:proofErr w:type="spellEnd"/>
+            <w:r>
+              <w:rPr>
+                <w:rFonts w:ascii="Times New Roman" w:hAnsi="Times New Roman" w:cs="Times New Roman"/>
+                <w:sz w:val="24"/>
+                <w:szCs w:val="24"/>
+              </w:rPr>
+              <w:t xml:space="preserve"> &amp; </w:t>
+            </w:r>
+            <w:proofErr w:type="spellStart"/>
+            <w:r>
+              <w:rPr>
+                <w:rFonts w:ascii="Times New Roman" w:hAnsi="Times New Roman" w:cs="Times New Roman"/>
+                <w:sz w:val="24"/>
+                <w:szCs w:val="24"/>
+              </w:rPr>
+              <w:t>Tampilan</w:t>
+            </w:r>
+            <w:proofErr w:type="spellEnd"/>
+          </w:p>
+        </w:tc>
+      </w:tr>
+      <w:tr>
+        <w:tc>
+          <w:tcPr>
+            <w:tcW w:w="3005" w:type="dxa"/>
+            <w:vMerge/>
+          </w:tcPr>
+          <w:p>
+            <w:pPr>
+              <w:rPr>
+                <w:rFonts w:ascii="Times New Roman" w:hAnsi="Times New Roman" w:cs="Times New Roman"/>
+                <w:b/>
+                <w:bCs/>
+                <w:sz w:val="24"/>
+                <w:szCs w:val="24"/>
+              </w:rPr>
+            </w:pPr>
+          </w:p>
+        </w:tc>
+        <w:tc>
+          <w:tcPr>
+            <w:tcW w:w="3005" w:type="dxa"/>
+          </w:tcPr>
+          <w:p>
+            <w:pPr>
+              <w:rPr>
+                <w:rFonts w:ascii="Times New Roman" w:hAnsi="Times New Roman" w:cs="Times New Roman"/>
+                <w:sz w:val="24"/>
+                <w:szCs w:val="24"/>
+              </w:rPr>
+            </w:pPr>
+            <w:r>
+              <w:rPr>
+                <w:rFonts w:ascii="Times New Roman" w:hAnsi="Times New Roman" w:cs="Times New Roman"/>
+                <w:sz w:val="24"/>
+                <w:szCs w:val="24"/>
+              </w:rPr>
+              <w:t>Source</w:t>
+            </w:r>
+          </w:p>
+        </w:tc>
+        <w:tc>
+          <w:tcPr>
+            <w:tcW w:w="3006" w:type="dxa"/>
+          </w:tcPr>
+          <w:p>
+            <w:pPr>
+              <w:rPr>
+                <w:rFonts w:ascii="Times New Roman" w:hAnsi="Times New Roman" w:cs="Times New Roman"/>
+                <w:sz w:val="24"/>
+                <w:szCs w:val="24"/>
+              </w:rPr>
+            </w:pPr>
+            <w:proofErr w:type="spellStart"/>
+            <w:r>
+              <w:rPr>
+                <w:rFonts w:ascii="Times New Roman" w:hAnsi="Times New Roman" w:cs="Times New Roman"/>
+                <w:sz w:val="24"/>
+                <w:szCs w:val="24"/>
+              </w:rPr>
+              <w:t>DS_Tugas</w:t>
+            </w:r>
+            <w:proofErr w:type="spellEnd"/>
+            <w:r>
+              <w:rPr>
+                <w:rFonts w:ascii="Times New Roman" w:hAnsi="Times New Roman" w:cs="Times New Roman"/>
+                <w:sz w:val="24"/>
+                <w:szCs w:val="24"/>
+              </w:rPr>
+              <w:t xml:space="preserve">, </w:t>
+            </w:r>
+            <w:proofErr w:type="spellStart"/>
+            <w:r>
+              <w:rPr>
+                <w:rFonts w:ascii="Times New Roman" w:hAnsi="Times New Roman" w:cs="Times New Roman"/>
+                <w:sz w:val="24"/>
+                <w:szCs w:val="24"/>
+              </w:rPr>
+              <w:t>DS_Kategori</w:t>
+            </w:r>
+            <w:proofErr w:type="spellEnd"/>
+          </w:p>
+        </w:tc>
+      </w:tr>
+      <w:tr>
+        <w:tc>
+          <w:tcPr>
+            <w:tcW w:w="3005" w:type="dxa"/>
+            <w:vMerge/>
+          </w:tcPr>
+          <w:p>
+            <w:pPr>
+              <w:rPr>
+                <w:rFonts w:ascii="Times New Roman" w:hAnsi="Times New Roman" w:cs="Times New Roman"/>
+                <w:b/>
+                <w:bCs/>
+                <w:sz w:val="24"/>
+                <w:szCs w:val="24"/>
+              </w:rPr>
+            </w:pPr>
+          </w:p>
+        </w:tc>
+        <w:tc>
+          <w:tcPr>
+            <w:tcW w:w="3005" w:type="dxa"/>
+          </w:tcPr>
+          <w:p>
+            <w:pPr>
+              <w:rPr>
+                <w:rFonts w:ascii="Times New Roman" w:hAnsi="Times New Roman" w:cs="Times New Roman"/>
+                <w:sz w:val="24"/>
+                <w:szCs w:val="24"/>
+              </w:rPr>
+            </w:pPr>
+            <w:r>
+              <w:rPr>
+                <w:rFonts w:ascii="Times New Roman" w:hAnsi="Times New Roman" w:cs="Times New Roman"/>
+                <w:sz w:val="24"/>
+                <w:szCs w:val="24"/>
+              </w:rPr>
+              <w:t>Input</w:t>
+            </w:r>
+          </w:p>
+        </w:tc>
+        <w:tc>
+          <w:tcPr>
+            <w:tcW w:w="3006" w:type="dxa"/>
+          </w:tcPr>
+          <w:p>
+            <w:pPr>
+              <w:rPr>
+                <w:rFonts w:ascii="Times New Roman" w:hAnsi="Times New Roman" w:cs="Times New Roman"/>
+                <w:sz w:val="24"/>
+                <w:szCs w:val="24"/>
+              </w:rPr>
+            </w:pPr>
+            <w:r>
+              <w:rPr>
+                <w:rFonts w:ascii="Times New Roman" w:hAnsi="Times New Roman" w:cs="Times New Roman"/>
+                <w:sz w:val="24"/>
+                <w:szCs w:val="24"/>
+              </w:rPr>
+              <w:t xml:space="preserve">Data </w:t>
+            </w:r>
+            <w:proofErr w:type="spellStart"/>
+            <w:r>
+              <w:rPr>
+                <w:rFonts w:ascii="Times New Roman" w:hAnsi="Times New Roman" w:cs="Times New Roman"/>
+                <w:sz w:val="24"/>
+                <w:szCs w:val="24"/>
+              </w:rPr>
+              <w:t>Informasi</w:t>
+            </w:r>
+            <w:proofErr w:type="spellEnd"/>
+            <w:r>
+              <w:rPr>
+                <w:rFonts w:ascii="Times New Roman" w:hAnsi="Times New Roman" w:cs="Times New Roman"/>
+                <w:sz w:val="24"/>
+                <w:szCs w:val="24"/>
+              </w:rPr>
+              <w:t xml:space="preserve"> </w:t>
+            </w:r>
+            <w:proofErr w:type="spellStart"/>
+            <w:r>
+              <w:rPr>
+                <w:rFonts w:ascii="Times New Roman" w:hAnsi="Times New Roman" w:cs="Times New Roman"/>
+                <w:sz w:val="24"/>
+                <w:szCs w:val="24"/>
+              </w:rPr>
+              <w:t>Tugas</w:t>
+            </w:r>
+            <w:proofErr w:type="spellEnd"/>
+            <w:r>
+              <w:rPr>
+                <w:rFonts w:ascii="Times New Roman" w:hAnsi="Times New Roman" w:cs="Times New Roman"/>
+                <w:sz w:val="24"/>
+                <w:szCs w:val="24"/>
+              </w:rPr>
+              <w:t xml:space="preserve">, Data </w:t>
+            </w:r>
+            <w:proofErr w:type="spellStart"/>
+            <w:r>
+              <w:rPr>
+                <w:rFonts w:ascii="Times New Roman" w:hAnsi="Times New Roman" w:cs="Times New Roman"/>
+                <w:sz w:val="24"/>
+                <w:szCs w:val="24"/>
+              </w:rPr>
+              <w:t>Informasi</w:t>
+            </w:r>
+            <w:proofErr w:type="spellEnd"/>
+            <w:r>
+              <w:rPr>
+                <w:rFonts w:ascii="Times New Roman" w:hAnsi="Times New Roman" w:cs="Times New Roman"/>
+                <w:sz w:val="24"/>
+                <w:szCs w:val="24"/>
+              </w:rPr>
+              <w:t xml:space="preserve"> </w:t>
+            </w:r>
+            <w:proofErr w:type="spellStart"/>
+            <w:r>
+              <w:rPr>
+                <w:rFonts w:ascii="Times New Roman" w:hAnsi="Times New Roman" w:cs="Times New Roman"/>
+                <w:sz w:val="24"/>
+                <w:szCs w:val="24"/>
+              </w:rPr>
+              <w:t>Kategori</w:t>
+            </w:r>
+            <w:proofErr w:type="spellEnd"/>
+          </w:p>
+        </w:tc>
+      </w:tr>
+      <w:tr>
+        <w:tc>
+          <w:tcPr>
+            <w:tcW w:w="3005" w:type="dxa"/>
+            <w:vMerge/>
+          </w:tcPr>
+          <w:p>
+            <w:pPr>
+              <w:rPr>
+                <w:rFonts w:ascii="Times New Roman" w:hAnsi="Times New Roman" w:cs="Times New Roman"/>
+                <w:b/>
+                <w:bCs/>
+                <w:sz w:val="24"/>
+                <w:szCs w:val="24"/>
+              </w:rPr>
+            </w:pPr>
+          </w:p>
+        </w:tc>
+        <w:tc>
+          <w:tcPr>
+            <w:tcW w:w="3005" w:type="dxa"/>
+          </w:tcPr>
+          <w:p>
+            <w:pPr>
+              <w:rPr>
+                <w:rFonts w:ascii="Times New Roman" w:hAnsi="Times New Roman" w:cs="Times New Roman"/>
+                <w:sz w:val="24"/>
+                <w:szCs w:val="24"/>
+              </w:rPr>
+            </w:pPr>
+            <w:r>
+              <w:rPr>
+                <w:rFonts w:ascii="Times New Roman" w:hAnsi="Times New Roman" w:cs="Times New Roman"/>
+                <w:sz w:val="24"/>
+                <w:szCs w:val="24"/>
+              </w:rPr>
+              <w:t>Output</w:t>
+            </w:r>
+          </w:p>
+        </w:tc>
+        <w:tc>
+          <w:tcPr>
+            <w:tcW w:w="3006" w:type="dxa"/>
+          </w:tcPr>
+          <w:p>
+            <w:pPr>
+              <w:rPr>
+                <w:rFonts w:ascii="Times New Roman" w:hAnsi="Times New Roman" w:cs="Times New Roman"/>
+                <w:sz w:val="24"/>
+                <w:szCs w:val="24"/>
+              </w:rPr>
+            </w:pPr>
+            <w:proofErr w:type="spellStart"/>
+            <w:r>
+              <w:rPr>
+                <w:rFonts w:ascii="Times New Roman" w:hAnsi="Times New Roman" w:cs="Times New Roman"/>
+                <w:sz w:val="24"/>
+                <w:szCs w:val="24"/>
+              </w:rPr>
+              <w:t>Laporan</w:t>
+            </w:r>
+            <w:proofErr w:type="spellEnd"/>
+            <w:r>
+              <w:rPr>
+                <w:rFonts w:ascii="Times New Roman" w:hAnsi="Times New Roman" w:cs="Times New Roman"/>
+                <w:sz w:val="24"/>
+                <w:szCs w:val="24"/>
+              </w:rPr>
+              <w:t xml:space="preserve"> dan </w:t>
+            </w:r>
+            <w:proofErr w:type="spellStart"/>
+            <w:r>
+              <w:rPr>
+                <w:rFonts w:ascii="Times New Roman" w:hAnsi="Times New Roman" w:cs="Times New Roman"/>
+                <w:sz w:val="24"/>
+                <w:szCs w:val="24"/>
+              </w:rPr>
+              <w:t>Tampilan</w:t>
+            </w:r>
+            <w:proofErr w:type="spellEnd"/>
+            <w:r>
+              <w:rPr>
+                <w:rFonts w:ascii="Times New Roman" w:hAnsi="Times New Roman" w:cs="Times New Roman"/>
+                <w:sz w:val="24"/>
+                <w:szCs w:val="24"/>
+              </w:rPr>
+              <w:t xml:space="preserve"> </w:t>
+            </w:r>
+            <w:proofErr w:type="spellStart"/>
+            <w:r>
+              <w:rPr>
+                <w:rFonts w:ascii="Times New Roman" w:hAnsi="Times New Roman" w:cs="Times New Roman"/>
+                <w:sz w:val="24"/>
+                <w:szCs w:val="24"/>
+              </w:rPr>
+              <w:t>tugas</w:t>
+            </w:r>
+            <w:proofErr w:type="spellEnd"/>
+            <w:r>
+              <w:rPr>
+                <w:rFonts w:ascii="Times New Roman" w:hAnsi="Times New Roman" w:cs="Times New Roman"/>
+                <w:sz w:val="24"/>
+                <w:szCs w:val="24"/>
+              </w:rPr>
+              <w:t>, Status backup, log dan reminder</w:t>
+            </w:r>
+          </w:p>
+        </w:tc>
+      </w:tr>
+      <w:tr>
+        <w:tc>
+          <w:tcPr>
+            <w:tcW w:w="3005" w:type="dxa"/>
+            <w:vMerge/>
+          </w:tcPr>
+          <w:p>
+            <w:pPr>
+              <w:rPr>
+                <w:rFonts w:ascii="Times New Roman" w:hAnsi="Times New Roman" w:cs="Times New Roman"/>
+                <w:b/>
+                <w:bCs/>
+                <w:sz w:val="24"/>
+                <w:szCs w:val="24"/>
+              </w:rPr>
+            </w:pPr>
+          </w:p>
+        </w:tc>
+        <w:tc>
+          <w:tcPr>
+            <w:tcW w:w="3005" w:type="dxa"/>
+          </w:tcPr>
+          <w:p>
+            <w:pPr>
+              <w:rPr>
+                <w:rFonts w:ascii="Times New Roman" w:hAnsi="Times New Roman" w:cs="Times New Roman"/>
+                <w:sz w:val="24"/>
+                <w:szCs w:val="24"/>
+              </w:rPr>
+            </w:pPr>
+            <w:r>
+              <w:rPr>
+                <w:rFonts w:ascii="Times New Roman" w:hAnsi="Times New Roman" w:cs="Times New Roman"/>
+                <w:sz w:val="24"/>
+                <w:szCs w:val="24"/>
+              </w:rPr>
+              <w:t>Destination</w:t>
+            </w:r>
+          </w:p>
+        </w:tc>
+        <w:tc>
+          <w:tcPr>
+            <w:tcW w:w="3006" w:type="dxa"/>
+          </w:tcPr>
+          <w:p>
+            <w:pPr>
+              <w:rPr>
+                <w:rFonts w:ascii="Times New Roman" w:hAnsi="Times New Roman" w:cs="Times New Roman"/>
+                <w:sz w:val="24"/>
+                <w:szCs w:val="24"/>
+              </w:rPr>
+            </w:pPr>
+            <w:proofErr w:type="spellStart"/>
+            <w:r>
+              <w:rPr>
+                <w:rFonts w:ascii="Times New Roman" w:hAnsi="Times New Roman" w:cs="Times New Roman"/>
+                <w:sz w:val="24"/>
+                <w:szCs w:val="24"/>
+              </w:rPr>
+              <w:t>Pengguna</w:t>
+            </w:r>
+            <w:proofErr w:type="spellEnd"/>
+            <w:r>
+              <w:rPr>
+                <w:rFonts w:ascii="Times New Roman" w:hAnsi="Times New Roman" w:cs="Times New Roman"/>
+                <w:sz w:val="24"/>
+                <w:szCs w:val="24"/>
+              </w:rPr>
+              <w:t>, Admin, Process 3</w:t>
+            </w:r>
+          </w:p>
+        </w:tc>
+      </w:tr>
+      <w:tr>
+        <w:tc>
+          <w:tcPr>
+            <w:tcW w:w="3005" w:type="dxa"/>
+            <w:vMerge/>
+          </w:tcPr>
+          <w:p>
+            <w:pPr>
+              <w:rPr>
+                <w:rFonts w:ascii="Times New Roman" w:hAnsi="Times New Roman" w:cs="Times New Roman"/>
+                <w:b/>
+                <w:bCs/>
+                <w:sz w:val="24"/>
+                <w:szCs w:val="24"/>
+              </w:rPr>
+            </w:pPr>
+          </w:p>
+        </w:tc>
+        <w:tc>
+          <w:tcPr>
+            <w:tcW w:w="3005" w:type="dxa"/>
+          </w:tcPr>
+          <w:p>
+            <w:pPr>
+              <w:rPr>
+                <w:rFonts w:ascii="Times New Roman" w:hAnsi="Times New Roman" w:cs="Times New Roman"/>
+                <w:sz w:val="24"/>
+                <w:szCs w:val="24"/>
+              </w:rPr>
+            </w:pPr>
+            <w:r>
+              <w:rPr>
+                <w:rFonts w:ascii="Times New Roman" w:hAnsi="Times New Roman" w:cs="Times New Roman"/>
+                <w:sz w:val="24"/>
+                <w:szCs w:val="24"/>
+              </w:rPr>
+              <w:t>Process Logic</w:t>
+            </w:r>
+          </w:p>
+        </w:tc>
+        <w:tc>
+          <w:tcPr>
+            <w:tcW w:w="3006" w:type="dxa"/>
+          </w:tcPr>
+          <w:p>
+            <w:pPr>
+              <w:pStyle w:val="ListParagraph"/>
+              <w:numPr>
+                <w:ilvl w:val="0"/>
+                <w:numId w:val="8"/>
+              </w:numPr>
+              <w:rPr>
+                <w:rFonts w:ascii="Times New Roman" w:hAnsi="Times New Roman" w:cs="Times New Roman"/>
+                <w:sz w:val="24"/>
+                <w:szCs w:val="24"/>
+              </w:rPr>
+            </w:pPr>
+            <w:proofErr w:type="spellStart"/>
+            <w:r>
+              <w:rPr>
+                <w:rFonts w:ascii="Times New Roman" w:hAnsi="Times New Roman" w:cs="Times New Roman"/>
+                <w:sz w:val="24"/>
+                <w:szCs w:val="24"/>
+              </w:rPr>
+              <w:t>DS_Tugas</w:t>
+            </w:r>
+            <w:proofErr w:type="spellEnd"/>
+            <w:r>
+              <w:rPr>
+                <w:rFonts w:ascii="Times New Roman" w:hAnsi="Times New Roman" w:cs="Times New Roman"/>
+                <w:sz w:val="24"/>
+                <w:szCs w:val="24"/>
+              </w:rPr>
+              <w:t xml:space="preserve"> dan </w:t>
+            </w:r>
+            <w:proofErr w:type="spellStart"/>
+            <w:r>
+              <w:rPr>
+                <w:rFonts w:ascii="Times New Roman" w:hAnsi="Times New Roman" w:cs="Times New Roman"/>
+                <w:sz w:val="24"/>
+                <w:szCs w:val="24"/>
+              </w:rPr>
+              <w:t>DS_Kategori</w:t>
+            </w:r>
+            <w:proofErr w:type="spellEnd"/>
+            <w:r>
+              <w:rPr>
+                <w:rFonts w:ascii="Times New Roman" w:hAnsi="Times New Roman" w:cs="Times New Roman"/>
+                <w:sz w:val="24"/>
+                <w:szCs w:val="24"/>
+              </w:rPr>
+              <w:t xml:space="preserve"> </w:t>
+            </w:r>
+            <w:proofErr w:type="spellStart"/>
+            <w:r>
+              <w:rPr>
+                <w:rFonts w:ascii="Times New Roman" w:hAnsi="Times New Roman" w:cs="Times New Roman"/>
+                <w:sz w:val="24"/>
+                <w:szCs w:val="24"/>
+              </w:rPr>
+              <w:t>memberikan</w:t>
+            </w:r>
+            <w:proofErr w:type="spellEnd"/>
+            <w:r>
+              <w:rPr>
+                <w:rFonts w:ascii="Times New Roman" w:hAnsi="Times New Roman" w:cs="Times New Roman"/>
+                <w:sz w:val="24"/>
+                <w:szCs w:val="24"/>
+              </w:rPr>
+              <w:t xml:space="preserve"> </w:t>
+            </w:r>
+            <w:proofErr w:type="spellStart"/>
+            <w:r>
+              <w:rPr>
+                <w:rFonts w:ascii="Times New Roman" w:hAnsi="Times New Roman" w:cs="Times New Roman"/>
+                <w:sz w:val="24"/>
+                <w:szCs w:val="24"/>
+              </w:rPr>
+              <w:t>informasi</w:t>
+            </w:r>
+            <w:proofErr w:type="spellEnd"/>
+            <w:r>
+              <w:rPr>
+                <w:rFonts w:ascii="Times New Roman" w:hAnsi="Times New Roman" w:cs="Times New Roman"/>
+                <w:sz w:val="24"/>
+                <w:szCs w:val="24"/>
+              </w:rPr>
+              <w:t xml:space="preserve"> </w:t>
+            </w:r>
+            <w:proofErr w:type="spellStart"/>
+            <w:r>
+              <w:rPr>
+                <w:rFonts w:ascii="Times New Roman" w:hAnsi="Times New Roman" w:cs="Times New Roman"/>
+                <w:sz w:val="24"/>
+                <w:szCs w:val="24"/>
+              </w:rPr>
+              <w:t>Tugas</w:t>
+            </w:r>
+            <w:proofErr w:type="spellEnd"/>
+            <w:r>
+              <w:rPr>
+                <w:rFonts w:ascii="Times New Roman" w:hAnsi="Times New Roman" w:cs="Times New Roman"/>
+                <w:sz w:val="24"/>
+                <w:szCs w:val="24"/>
+              </w:rPr>
+              <w:t xml:space="preserve"> dan </w:t>
+            </w:r>
+            <w:proofErr w:type="spellStart"/>
+            <w:r>
+              <w:rPr>
+                <w:rFonts w:ascii="Times New Roman" w:hAnsi="Times New Roman" w:cs="Times New Roman"/>
+                <w:sz w:val="24"/>
+                <w:szCs w:val="24"/>
+              </w:rPr>
+              <w:t>Kategorinya</w:t>
+            </w:r>
+            <w:proofErr w:type="spellEnd"/>
+          </w:p>
+          <w:p>
+            <w:pPr>
+              <w:pStyle w:val="ListParagraph"/>
+              <w:numPr>
+                <w:ilvl w:val="0"/>
+                <w:numId w:val="8"/>
+              </w:numPr>
+              <w:rPr>
+                <w:rFonts w:ascii="Times New Roman" w:hAnsi="Times New Roman" w:cs="Times New Roman"/>
+                <w:sz w:val="24"/>
+                <w:szCs w:val="24"/>
+              </w:rPr>
+            </w:pPr>
+            <w:proofErr w:type="spellStart"/>
+            <w:r>
+              <w:rPr>
+                <w:rFonts w:ascii="Times New Roman" w:hAnsi="Times New Roman" w:cs="Times New Roman"/>
+                <w:sz w:val="24"/>
+                <w:szCs w:val="24"/>
+              </w:rPr>
+              <w:t>Informasi</w:t>
+            </w:r>
+            <w:proofErr w:type="spellEnd"/>
+            <w:r>
+              <w:rPr>
+                <w:rFonts w:ascii="Times New Roman" w:hAnsi="Times New Roman" w:cs="Times New Roman"/>
+                <w:sz w:val="24"/>
+                <w:szCs w:val="24"/>
+              </w:rPr>
+              <w:t xml:space="preserve"> </w:t>
+            </w:r>
+            <w:proofErr w:type="spellStart"/>
+            <w:r>
+              <w:rPr>
+                <w:rFonts w:ascii="Times New Roman" w:hAnsi="Times New Roman" w:cs="Times New Roman"/>
+                <w:sz w:val="24"/>
+                <w:szCs w:val="24"/>
+              </w:rPr>
+              <w:t>mengenai</w:t>
+            </w:r>
+            <w:proofErr w:type="spellEnd"/>
+            <w:r>
+              <w:rPr>
+                <w:rFonts w:ascii="Times New Roman" w:hAnsi="Times New Roman" w:cs="Times New Roman"/>
+                <w:sz w:val="24"/>
+                <w:szCs w:val="24"/>
+              </w:rPr>
+              <w:t xml:space="preserve"> </w:t>
+            </w:r>
+            <w:proofErr w:type="spellStart"/>
+            <w:r>
+              <w:rPr>
+                <w:rFonts w:ascii="Times New Roman" w:hAnsi="Times New Roman" w:cs="Times New Roman"/>
+                <w:sz w:val="24"/>
+                <w:szCs w:val="24"/>
+              </w:rPr>
+              <w:t>Tugas</w:t>
+            </w:r>
+            <w:proofErr w:type="spellEnd"/>
+            <w:r>
+              <w:rPr>
+                <w:rFonts w:ascii="Times New Roman" w:hAnsi="Times New Roman" w:cs="Times New Roman"/>
+                <w:sz w:val="24"/>
+                <w:szCs w:val="24"/>
+              </w:rPr>
+              <w:t xml:space="preserve"> dan </w:t>
+            </w:r>
+            <w:proofErr w:type="spellStart"/>
+            <w:r>
+              <w:rPr>
+                <w:rFonts w:ascii="Times New Roman" w:hAnsi="Times New Roman" w:cs="Times New Roman"/>
+                <w:sz w:val="24"/>
+                <w:szCs w:val="24"/>
+              </w:rPr>
+              <w:t>Kategori</w:t>
+            </w:r>
+            <w:proofErr w:type="spellEnd"/>
+            <w:r>
+              <w:rPr>
+                <w:rFonts w:ascii="Times New Roman" w:hAnsi="Times New Roman" w:cs="Times New Roman"/>
+                <w:sz w:val="24"/>
+                <w:szCs w:val="24"/>
+              </w:rPr>
+              <w:t xml:space="preserve"> </w:t>
+            </w:r>
+            <w:proofErr w:type="spellStart"/>
+            <w:r>
+              <w:rPr>
+                <w:rFonts w:ascii="Times New Roman" w:hAnsi="Times New Roman" w:cs="Times New Roman"/>
+                <w:sz w:val="24"/>
+                <w:szCs w:val="24"/>
+              </w:rPr>
+              <w:t>ditampilkan</w:t>
+            </w:r>
+            <w:proofErr w:type="spellEnd"/>
+            <w:r>
+              <w:rPr>
+                <w:rFonts w:ascii="Times New Roman" w:hAnsi="Times New Roman" w:cs="Times New Roman"/>
+                <w:sz w:val="24"/>
+                <w:szCs w:val="24"/>
+              </w:rPr>
+              <w:t xml:space="preserve"> </w:t>
+            </w:r>
+            <w:proofErr w:type="spellStart"/>
+            <w:r>
+              <w:rPr>
+                <w:rFonts w:ascii="Times New Roman" w:hAnsi="Times New Roman" w:cs="Times New Roman"/>
+                <w:sz w:val="24"/>
+                <w:szCs w:val="24"/>
+              </w:rPr>
+              <w:t>atau</w:t>
+            </w:r>
+            <w:proofErr w:type="spellEnd"/>
+            <w:r>
+              <w:rPr>
+                <w:rFonts w:ascii="Times New Roman" w:hAnsi="Times New Roman" w:cs="Times New Roman"/>
+                <w:sz w:val="24"/>
+                <w:szCs w:val="24"/>
+              </w:rPr>
+              <w:t xml:space="preserve"> </w:t>
+            </w:r>
+            <w:proofErr w:type="spellStart"/>
+            <w:r>
+              <w:rPr>
+                <w:rFonts w:ascii="Times New Roman" w:hAnsi="Times New Roman" w:cs="Times New Roman"/>
+                <w:sz w:val="24"/>
+                <w:szCs w:val="24"/>
+              </w:rPr>
+              <w:t>dikembalikan</w:t>
+            </w:r>
+            <w:proofErr w:type="spellEnd"/>
+            <w:r>
+              <w:rPr>
+                <w:rFonts w:ascii="Times New Roman" w:hAnsi="Times New Roman" w:cs="Times New Roman"/>
+                <w:sz w:val="24"/>
+                <w:szCs w:val="24"/>
+              </w:rPr>
+              <w:t xml:space="preserve"> </w:t>
+            </w:r>
+            <w:proofErr w:type="spellStart"/>
+            <w:r>
+              <w:rPr>
+                <w:rFonts w:ascii="Times New Roman" w:hAnsi="Times New Roman" w:cs="Times New Roman"/>
+                <w:sz w:val="24"/>
+                <w:szCs w:val="24"/>
+              </w:rPr>
+              <w:t>kepada</w:t>
+            </w:r>
+            <w:proofErr w:type="spellEnd"/>
+            <w:r>
+              <w:rPr>
+                <w:rFonts w:ascii="Times New Roman" w:hAnsi="Times New Roman" w:cs="Times New Roman"/>
+                <w:sz w:val="24"/>
+                <w:szCs w:val="24"/>
+              </w:rPr>
+              <w:t xml:space="preserve"> </w:t>
+            </w:r>
+            <w:proofErr w:type="spellStart"/>
+            <w:r>
+              <w:rPr>
+                <w:rFonts w:ascii="Times New Roman" w:hAnsi="Times New Roman" w:cs="Times New Roman"/>
+                <w:sz w:val="24"/>
+                <w:szCs w:val="24"/>
+              </w:rPr>
+              <w:t>Pengguna</w:t>
+            </w:r>
+            <w:proofErr w:type="spellEnd"/>
+            <w:r>
+              <w:rPr>
+                <w:rFonts w:ascii="Times New Roman" w:hAnsi="Times New Roman" w:cs="Times New Roman"/>
+                <w:sz w:val="24"/>
+                <w:szCs w:val="24"/>
+              </w:rPr>
+              <w:t xml:space="preserve"> dan Admin</w:t>
+            </w:r>
+          </w:p>
+          <w:p>
+            <w:pPr>
+              <w:pStyle w:val="ListParagraph"/>
+              <w:numPr>
+                <w:ilvl w:val="0"/>
+                <w:numId w:val="8"/>
+              </w:numPr>
+              <w:rPr>
+                <w:rFonts w:ascii="Times New Roman" w:hAnsi="Times New Roman" w:cs="Times New Roman"/>
+                <w:sz w:val="24"/>
+                <w:szCs w:val="24"/>
+              </w:rPr>
+            </w:pPr>
+            <w:proofErr w:type="spellStart"/>
+            <w:r>
+              <w:rPr>
+                <w:rFonts w:ascii="Times New Roman" w:hAnsi="Times New Roman" w:cs="Times New Roman"/>
+                <w:sz w:val="24"/>
+                <w:szCs w:val="24"/>
+              </w:rPr>
+              <w:t>Informasi</w:t>
+            </w:r>
+            <w:proofErr w:type="spellEnd"/>
+            <w:r>
+              <w:rPr>
+                <w:rFonts w:ascii="Times New Roman" w:hAnsi="Times New Roman" w:cs="Times New Roman"/>
+                <w:sz w:val="24"/>
+                <w:szCs w:val="24"/>
+              </w:rPr>
+              <w:t xml:space="preserve"> </w:t>
+            </w:r>
+            <w:proofErr w:type="spellStart"/>
+            <w:r>
+              <w:rPr>
+                <w:rFonts w:ascii="Times New Roman" w:hAnsi="Times New Roman" w:cs="Times New Roman"/>
+                <w:sz w:val="24"/>
+                <w:szCs w:val="24"/>
+              </w:rPr>
+              <w:t>mengenai</w:t>
+            </w:r>
+            <w:proofErr w:type="spellEnd"/>
+            <w:r>
+              <w:rPr>
+                <w:rFonts w:ascii="Times New Roman" w:hAnsi="Times New Roman" w:cs="Times New Roman"/>
+                <w:sz w:val="24"/>
+                <w:szCs w:val="24"/>
+              </w:rPr>
+              <w:t xml:space="preserve"> backup, log dan reminder </w:t>
+            </w:r>
+            <w:proofErr w:type="spellStart"/>
+            <w:r>
+              <w:rPr>
+                <w:rFonts w:ascii="Times New Roman" w:hAnsi="Times New Roman" w:cs="Times New Roman"/>
+                <w:sz w:val="24"/>
+                <w:szCs w:val="24"/>
+              </w:rPr>
+              <w:t>diberikan</w:t>
+            </w:r>
+            <w:proofErr w:type="spellEnd"/>
+            <w:r>
+              <w:rPr>
+                <w:rFonts w:ascii="Times New Roman" w:hAnsi="Times New Roman" w:cs="Times New Roman"/>
+                <w:sz w:val="24"/>
+                <w:szCs w:val="24"/>
+              </w:rPr>
+              <w:t xml:space="preserve"> </w:t>
+            </w:r>
+            <w:proofErr w:type="spellStart"/>
+            <w:r>
+              <w:rPr>
+                <w:rFonts w:ascii="Times New Roman" w:hAnsi="Times New Roman" w:cs="Times New Roman"/>
+                <w:sz w:val="24"/>
+                <w:szCs w:val="24"/>
+              </w:rPr>
+              <w:t>kepada</w:t>
+            </w:r>
+            <w:proofErr w:type="spellEnd"/>
+            <w:r>
+              <w:rPr>
+                <w:rFonts w:ascii="Times New Roman" w:hAnsi="Times New Roman" w:cs="Times New Roman"/>
+                <w:sz w:val="24"/>
+                <w:szCs w:val="24"/>
+              </w:rPr>
+              <w:t xml:space="preserve"> Process 3</w:t>
+            </w:r>
+          </w:p>
+        </w:tc>
+      </w:tr>
+    </w:tbl>
+    <w:p>
+      <w:pPr>
+        <w:rPr>
+          <w:rFonts w:ascii="Times New Roman" w:hAnsi="Times New Roman" w:cs="Times New Roman"/>
+          <w:b/>
+          <w:bCs/>
+          <w:sz w:val="24"/>
+          <w:szCs w:val="24"/>
+        </w:rPr>
+      </w:pPr>
+    </w:p>
+    <w:tbl>
+      <w:tblPr>
+        <w:tblStyle w:val="TableGrid"/>
+        <w:tblW w:w="0" w:type="auto"/>
+        <w:tblLook w:val="04A0" w:firstRow="1" w:lastRow="0" w:firstColumn="1" w:lastColumn="0" w:noHBand="0" w:noVBand="1"/>
+      </w:tblPr>
+      <w:tblGrid>
+        <w:gridCol w:w="3005"/>
+        <w:gridCol w:w="3005"/>
+        <w:gridCol w:w="3006"/>
+      </w:tblGrid>
+      <w:tr>
+        <w:tc>
+          <w:tcPr>
+            <w:tcW w:w="3005" w:type="dxa"/>
+          </w:tcPr>
+          <w:p>
+            <w:pPr>
+              <w:jc w:val="center"/>
+              <w:rPr>
+                <w:rFonts w:ascii="Times New Roman" w:hAnsi="Times New Roman" w:cs="Times New Roman"/>
+                <w:b/>
+                <w:bCs/>
+                <w:sz w:val="24"/>
+                <w:szCs w:val="24"/>
+              </w:rPr>
+            </w:pPr>
+            <w:r>
+              <w:rPr>
+                <w:rFonts w:ascii="Times New Roman" w:hAnsi="Times New Roman" w:cs="Times New Roman"/>
+                <w:b/>
+                <w:bCs/>
+                <w:sz w:val="24"/>
+                <w:szCs w:val="24"/>
+              </w:rPr>
+              <w:t>No.</w:t>
+            </w:r>
+          </w:p>
+        </w:tc>
+        <w:tc>
+          <w:tcPr>
+            <w:tcW w:w="3005" w:type="dxa"/>
+          </w:tcPr>
+          <w:p>
+            <w:pPr>
+              <w:jc w:val="center"/>
+              <w:rPr>
+                <w:rFonts w:ascii="Times New Roman" w:hAnsi="Times New Roman" w:cs="Times New Roman"/>
+                <w:b/>
+                <w:bCs/>
+                <w:sz w:val="24"/>
+                <w:szCs w:val="24"/>
+              </w:rPr>
+            </w:pPr>
+            <w:r>
+              <w:rPr>
+                <w:rFonts w:ascii="Times New Roman" w:hAnsi="Times New Roman" w:cs="Times New Roman"/>
+                <w:b/>
+                <w:bCs/>
+                <w:sz w:val="24"/>
+                <w:szCs w:val="24"/>
+              </w:rPr>
+              <w:t>Process</w:t>
+            </w:r>
+          </w:p>
+        </w:tc>
+        <w:tc>
+          <w:tcPr>
+            <w:tcW w:w="3006" w:type="dxa"/>
+          </w:tcPr>
+          <w:p>
+            <w:pPr>
+              <w:jc w:val="center"/>
+              <w:rPr>
+                <w:rFonts w:ascii="Times New Roman" w:hAnsi="Times New Roman" w:cs="Times New Roman"/>
+                <w:b/>
+                <w:bCs/>
+                <w:sz w:val="24"/>
+                <w:szCs w:val="24"/>
+              </w:rPr>
+            </w:pPr>
+            <w:r>
+              <w:rPr>
+                <w:rFonts w:ascii="Times New Roman" w:hAnsi="Times New Roman" w:cs="Times New Roman"/>
+                <w:b/>
+                <w:bCs/>
+                <w:sz w:val="24"/>
+                <w:szCs w:val="24"/>
+              </w:rPr>
+              <w:t>Description</w:t>
+            </w:r>
+          </w:p>
+        </w:tc>
+      </w:tr>
+      <w:tr>
+        <w:tc>
+          <w:tcPr>
+            <w:tcW w:w="3005" w:type="dxa"/>
+            <w:vMerge w:val="restart"/>
+            <w:vAlign w:val="center"/>
+          </w:tcPr>
+          <w:p>
+            <w:pPr>
+              <w:jc w:val="center"/>
+              <w:rPr>
+                <w:rFonts w:ascii="Times New Roman" w:hAnsi="Times New Roman" w:cs="Times New Roman"/>
+                <w:b/>
+                <w:bCs/>
+                <w:sz w:val="24"/>
+                <w:szCs w:val="24"/>
+              </w:rPr>
+            </w:pPr>
+            <w:r>
+              <w:rPr>
+                <w:rFonts w:ascii="Times New Roman" w:hAnsi="Times New Roman" w:cs="Times New Roman"/>
+                <w:b/>
+                <w:bCs/>
+                <w:sz w:val="24"/>
+                <w:szCs w:val="24"/>
+              </w:rPr>
+              <w:t>Level 1</w:t>
+            </w:r>
+          </w:p>
+        </w:tc>
+        <w:tc>
+          <w:tcPr>
+            <w:tcW w:w="3005" w:type="dxa"/>
+          </w:tcPr>
+          <w:p>
+            <w:pPr>
+              <w:rPr>
+                <w:rFonts w:ascii="Times New Roman" w:hAnsi="Times New Roman" w:cs="Times New Roman"/>
+                <w:sz w:val="24"/>
+                <w:szCs w:val="24"/>
+              </w:rPr>
+            </w:pPr>
+            <w:r>
+              <w:rPr>
+                <w:rFonts w:ascii="Times New Roman" w:hAnsi="Times New Roman" w:cs="Times New Roman"/>
+                <w:sz w:val="24"/>
+                <w:szCs w:val="24"/>
+              </w:rPr>
+              <w:t>Number of Process</w:t>
+            </w:r>
+          </w:p>
+        </w:tc>
+        <w:tc>
+          <w:tcPr>
+            <w:tcW w:w="3006" w:type="dxa"/>
+          </w:tcPr>
+          <w:p>
+            <w:pPr>
+              <w:rPr>
+                <w:rFonts w:ascii="Times New Roman" w:hAnsi="Times New Roman" w:cs="Times New Roman"/>
+                <w:sz w:val="24"/>
+                <w:szCs w:val="24"/>
+              </w:rPr>
+            </w:pPr>
+            <w:r>
+              <w:rPr>
+                <w:rFonts w:ascii="Times New Roman" w:hAnsi="Times New Roman" w:cs="Times New Roman"/>
+                <w:sz w:val="24"/>
+                <w:szCs w:val="24"/>
+              </w:rPr>
+              <w:t>3</w:t>
+            </w:r>
+          </w:p>
+        </w:tc>
+      </w:tr>
+      <w:tr>
+        <w:tc>
+          <w:tcPr>
+            <w:tcW w:w="3005" w:type="dxa"/>
+            <w:vMerge/>
+          </w:tcPr>
+          <w:p>
+            <w:pPr>
+              <w:rPr>
+                <w:rFonts w:ascii="Times New Roman" w:hAnsi="Times New Roman" w:cs="Times New Roman"/>
+                <w:b/>
+                <w:bCs/>
+                <w:sz w:val="24"/>
+                <w:szCs w:val="24"/>
+              </w:rPr>
+            </w:pPr>
+          </w:p>
+        </w:tc>
+        <w:tc>
+          <w:tcPr>
+            <w:tcW w:w="3005" w:type="dxa"/>
+          </w:tcPr>
+          <w:p>
+            <w:pPr>
+              <w:rPr>
+                <w:rFonts w:ascii="Times New Roman" w:hAnsi="Times New Roman" w:cs="Times New Roman"/>
+                <w:sz w:val="24"/>
+                <w:szCs w:val="24"/>
+              </w:rPr>
+            </w:pPr>
+            <w:r>
+              <w:rPr>
+                <w:rFonts w:ascii="Times New Roman" w:hAnsi="Times New Roman" w:cs="Times New Roman"/>
+                <w:sz w:val="24"/>
+                <w:szCs w:val="24"/>
+              </w:rPr>
+              <w:t>Process Name</w:t>
+            </w:r>
+          </w:p>
+        </w:tc>
+        <w:tc>
+          <w:tcPr>
+            <w:tcW w:w="3006" w:type="dxa"/>
+          </w:tcPr>
+          <w:p>
+            <w:pPr>
+              <w:rPr>
+                <w:rFonts w:ascii="Times New Roman" w:hAnsi="Times New Roman" w:cs="Times New Roman"/>
+                <w:sz w:val="24"/>
+                <w:szCs w:val="24"/>
+              </w:rPr>
+            </w:pPr>
+            <w:r>
+              <w:rPr>
+                <w:rFonts w:ascii="Times New Roman" w:hAnsi="Times New Roman" w:cs="Times New Roman"/>
+                <w:sz w:val="24"/>
+                <w:szCs w:val="24"/>
+              </w:rPr>
+              <w:t>Backup, log, reminder</w:t>
+            </w:r>
+          </w:p>
+        </w:tc>
+      </w:tr>
+      <w:tr>
+        <w:tc>
+          <w:tcPr>
+            <w:tcW w:w="3005" w:type="dxa"/>
+            <w:vMerge/>
+          </w:tcPr>
+          <w:p>
+            <w:pPr>
+              <w:rPr>
+                <w:rFonts w:ascii="Times New Roman" w:hAnsi="Times New Roman" w:cs="Times New Roman"/>
+                <w:b/>
+                <w:bCs/>
+                <w:sz w:val="24"/>
+                <w:szCs w:val="24"/>
+              </w:rPr>
+            </w:pPr>
+          </w:p>
+        </w:tc>
+        <w:tc>
+          <w:tcPr>
+            <w:tcW w:w="3005" w:type="dxa"/>
+          </w:tcPr>
+          <w:p>
+            <w:pPr>
+              <w:rPr>
+                <w:rFonts w:ascii="Times New Roman" w:hAnsi="Times New Roman" w:cs="Times New Roman"/>
+                <w:sz w:val="24"/>
+                <w:szCs w:val="24"/>
+              </w:rPr>
+            </w:pPr>
+            <w:r>
+              <w:rPr>
+                <w:rFonts w:ascii="Times New Roman" w:hAnsi="Times New Roman" w:cs="Times New Roman"/>
+                <w:sz w:val="24"/>
+                <w:szCs w:val="24"/>
+              </w:rPr>
+              <w:t>Source</w:t>
+            </w:r>
+          </w:p>
+        </w:tc>
+        <w:tc>
+          <w:tcPr>
+            <w:tcW w:w="3006" w:type="dxa"/>
+          </w:tcPr>
+          <w:p>
+            <w:pPr>
+              <w:rPr>
+                <w:rFonts w:ascii="Times New Roman" w:hAnsi="Times New Roman" w:cs="Times New Roman"/>
+                <w:sz w:val="24"/>
+                <w:szCs w:val="24"/>
+              </w:rPr>
+            </w:pPr>
+            <w:r>
+              <w:rPr>
+                <w:rFonts w:ascii="Times New Roman" w:hAnsi="Times New Roman" w:cs="Times New Roman"/>
+                <w:sz w:val="24"/>
+                <w:szCs w:val="24"/>
+              </w:rPr>
+              <w:t>Process 2</w:t>
+            </w:r>
+          </w:p>
+        </w:tc>
+      </w:tr>
+      <w:tr>
+        <w:tc>
+          <w:tcPr>
+            <w:tcW w:w="3005" w:type="dxa"/>
+            <w:vMerge/>
+          </w:tcPr>
+          <w:p>
+            <w:pPr>
+              <w:rPr>
+                <w:rFonts w:ascii="Times New Roman" w:hAnsi="Times New Roman" w:cs="Times New Roman"/>
+                <w:b/>
+                <w:bCs/>
+                <w:sz w:val="24"/>
+                <w:szCs w:val="24"/>
+              </w:rPr>
+            </w:pPr>
+          </w:p>
+        </w:tc>
+        <w:tc>
+          <w:tcPr>
+            <w:tcW w:w="3005" w:type="dxa"/>
+          </w:tcPr>
+          <w:p>
+            <w:pPr>
+              <w:rPr>
+                <w:rFonts w:ascii="Times New Roman" w:hAnsi="Times New Roman" w:cs="Times New Roman"/>
+                <w:sz w:val="24"/>
+                <w:szCs w:val="24"/>
+              </w:rPr>
+            </w:pPr>
+            <w:r>
+              <w:rPr>
+                <w:rFonts w:ascii="Times New Roman" w:hAnsi="Times New Roman" w:cs="Times New Roman"/>
+                <w:sz w:val="24"/>
+                <w:szCs w:val="24"/>
+              </w:rPr>
+              <w:t>Input</w:t>
+            </w:r>
+          </w:p>
+        </w:tc>
+        <w:tc>
+          <w:tcPr>
+            <w:tcW w:w="3006" w:type="dxa"/>
+          </w:tcPr>
+          <w:p>
+            <w:pPr>
+              <w:rPr>
+                <w:rFonts w:ascii="Times New Roman" w:hAnsi="Times New Roman" w:cs="Times New Roman"/>
+                <w:sz w:val="24"/>
+                <w:szCs w:val="24"/>
+              </w:rPr>
+            </w:pPr>
+            <w:r>
+              <w:rPr>
+                <w:rFonts w:ascii="Times New Roman" w:hAnsi="Times New Roman" w:cs="Times New Roman"/>
+                <w:sz w:val="24"/>
+                <w:szCs w:val="24"/>
+              </w:rPr>
+              <w:t>Status backup, log dan reminder</w:t>
+            </w:r>
+          </w:p>
+        </w:tc>
+      </w:tr>
+      <w:tr>
+        <w:tc>
+          <w:tcPr>
+            <w:tcW w:w="3005" w:type="dxa"/>
+            <w:vMerge/>
+          </w:tcPr>
+          <w:p>
+            <w:pPr>
+              <w:rPr>
+                <w:rFonts w:ascii="Times New Roman" w:hAnsi="Times New Roman" w:cs="Times New Roman"/>
+                <w:b/>
+                <w:bCs/>
+                <w:sz w:val="24"/>
+                <w:szCs w:val="24"/>
+              </w:rPr>
+            </w:pPr>
+          </w:p>
+        </w:tc>
+        <w:tc>
+          <w:tcPr>
+            <w:tcW w:w="3005" w:type="dxa"/>
+          </w:tcPr>
+          <w:p>
+            <w:pPr>
+              <w:rPr>
+                <w:rFonts w:ascii="Times New Roman" w:hAnsi="Times New Roman" w:cs="Times New Roman"/>
+                <w:sz w:val="24"/>
+                <w:szCs w:val="24"/>
+              </w:rPr>
+            </w:pPr>
+            <w:r>
+              <w:rPr>
+                <w:rFonts w:ascii="Times New Roman" w:hAnsi="Times New Roman" w:cs="Times New Roman"/>
+                <w:sz w:val="24"/>
+                <w:szCs w:val="24"/>
+              </w:rPr>
+              <w:t>Output</w:t>
+            </w:r>
+          </w:p>
+        </w:tc>
+        <w:tc>
+          <w:tcPr>
+            <w:tcW w:w="3006" w:type="dxa"/>
+          </w:tcPr>
+          <w:p>
+            <w:pPr>
+              <w:rPr>
+                <w:rFonts w:ascii="Times New Roman" w:hAnsi="Times New Roman" w:cs="Times New Roman"/>
+                <w:sz w:val="24"/>
+                <w:szCs w:val="24"/>
+              </w:rPr>
+            </w:pPr>
+            <w:proofErr w:type="spellStart"/>
+            <w:r>
+              <w:rPr>
+                <w:rFonts w:ascii="Times New Roman" w:hAnsi="Times New Roman" w:cs="Times New Roman"/>
+                <w:sz w:val="24"/>
+                <w:szCs w:val="24"/>
+              </w:rPr>
+              <w:t>Informasi</w:t>
+            </w:r>
+            <w:proofErr w:type="spellEnd"/>
+            <w:r>
+              <w:rPr>
+                <w:rFonts w:ascii="Times New Roman" w:hAnsi="Times New Roman" w:cs="Times New Roman"/>
+                <w:sz w:val="24"/>
+                <w:szCs w:val="24"/>
+              </w:rPr>
+              <w:t xml:space="preserve"> </w:t>
+            </w:r>
+            <w:proofErr w:type="spellStart"/>
+            <w:r>
+              <w:rPr>
+                <w:rFonts w:ascii="Times New Roman" w:hAnsi="Times New Roman" w:cs="Times New Roman"/>
+                <w:sz w:val="24"/>
+                <w:szCs w:val="24"/>
+              </w:rPr>
+              <w:t>mengenai</w:t>
+            </w:r>
+            <w:proofErr w:type="spellEnd"/>
+            <w:r>
+              <w:rPr>
+                <w:rFonts w:ascii="Times New Roman" w:hAnsi="Times New Roman" w:cs="Times New Roman"/>
+                <w:sz w:val="24"/>
+                <w:szCs w:val="24"/>
+              </w:rPr>
+              <w:t xml:space="preserve"> backup, log, dan reminder</w:t>
+            </w:r>
+          </w:p>
+        </w:tc>
+      </w:tr>
+      <w:tr>
+        <w:tc>
+          <w:tcPr>
+            <w:tcW w:w="3005" w:type="dxa"/>
+            <w:vMerge/>
+          </w:tcPr>
+          <w:p>
+            <w:pPr>
+              <w:rPr>
+                <w:rFonts w:ascii="Times New Roman" w:hAnsi="Times New Roman" w:cs="Times New Roman"/>
+                <w:b/>
+                <w:bCs/>
+                <w:sz w:val="24"/>
+                <w:szCs w:val="24"/>
+              </w:rPr>
+            </w:pPr>
+          </w:p>
+        </w:tc>
+        <w:tc>
+          <w:tcPr>
+            <w:tcW w:w="3005" w:type="dxa"/>
+          </w:tcPr>
+          <w:p>
+            <w:pPr>
+              <w:rPr>
+                <w:rFonts w:ascii="Times New Roman" w:hAnsi="Times New Roman" w:cs="Times New Roman"/>
+                <w:sz w:val="24"/>
+                <w:szCs w:val="24"/>
+              </w:rPr>
+            </w:pPr>
+            <w:r>
+              <w:rPr>
+                <w:rFonts w:ascii="Times New Roman" w:hAnsi="Times New Roman" w:cs="Times New Roman"/>
+                <w:sz w:val="24"/>
+                <w:szCs w:val="24"/>
+              </w:rPr>
+              <w:t>Destination</w:t>
+            </w:r>
+          </w:p>
+        </w:tc>
+        <w:tc>
+          <w:tcPr>
+            <w:tcW w:w="3006" w:type="dxa"/>
+          </w:tcPr>
+          <w:p>
+            <w:pPr>
+              <w:rPr>
+                <w:rFonts w:ascii="Times New Roman" w:hAnsi="Times New Roman" w:cs="Times New Roman"/>
+                <w:sz w:val="24"/>
+                <w:szCs w:val="24"/>
+              </w:rPr>
+            </w:pPr>
+            <w:proofErr w:type="spellStart"/>
+            <w:r>
+              <w:rPr>
+                <w:rFonts w:ascii="Times New Roman" w:hAnsi="Times New Roman" w:cs="Times New Roman"/>
+                <w:sz w:val="24"/>
+                <w:szCs w:val="24"/>
+              </w:rPr>
+              <w:t>DS_Log</w:t>
+            </w:r>
+            <w:proofErr w:type="spellEnd"/>
+            <w:r>
+              <w:rPr>
+                <w:rFonts w:ascii="Times New Roman" w:hAnsi="Times New Roman" w:cs="Times New Roman"/>
+                <w:sz w:val="24"/>
+                <w:szCs w:val="24"/>
+              </w:rPr>
+              <w:t>, Kalender/Reminder, System Backup</w:t>
+            </w:r>
+          </w:p>
+        </w:tc>
+      </w:tr>
+      <w:tr>
+        <w:tc>
+          <w:tcPr>
+            <w:tcW w:w="3005" w:type="dxa"/>
+            <w:vMerge/>
+          </w:tcPr>
+          <w:p>
+            <w:pPr>
+              <w:rPr>
+                <w:rFonts w:ascii="Times New Roman" w:hAnsi="Times New Roman" w:cs="Times New Roman"/>
+                <w:b/>
+                <w:bCs/>
+                <w:sz w:val="24"/>
+                <w:szCs w:val="24"/>
+              </w:rPr>
+            </w:pPr>
+          </w:p>
+        </w:tc>
+        <w:tc>
+          <w:tcPr>
+            <w:tcW w:w="3005" w:type="dxa"/>
+          </w:tcPr>
+          <w:p>
+            <w:pPr>
+              <w:rPr>
+                <w:rFonts w:ascii="Times New Roman" w:hAnsi="Times New Roman" w:cs="Times New Roman"/>
+                <w:sz w:val="24"/>
+                <w:szCs w:val="24"/>
+              </w:rPr>
+            </w:pPr>
+            <w:r>
+              <w:rPr>
+                <w:rFonts w:ascii="Times New Roman" w:hAnsi="Times New Roman" w:cs="Times New Roman"/>
+                <w:sz w:val="24"/>
+                <w:szCs w:val="24"/>
+              </w:rPr>
+              <w:t>Process Logic</w:t>
+            </w:r>
+          </w:p>
+        </w:tc>
+        <w:tc>
+          <w:tcPr>
+            <w:tcW w:w="3006" w:type="dxa"/>
+          </w:tcPr>
+          <w:p>
+            <w:pPr>
+              <w:pStyle w:val="ListParagraph"/>
+              <w:numPr>
+                <w:ilvl w:val="0"/>
+                <w:numId w:val="9"/>
+              </w:numPr>
+              <w:rPr>
+                <w:rFonts w:ascii="Times New Roman" w:hAnsi="Times New Roman" w:cs="Times New Roman"/>
+                <w:sz w:val="24"/>
+                <w:szCs w:val="24"/>
+              </w:rPr>
+            </w:pPr>
+            <w:r>
+              <w:rPr>
+                <w:rFonts w:ascii="Times New Roman" w:hAnsi="Times New Roman" w:cs="Times New Roman"/>
+                <w:sz w:val="24"/>
+                <w:szCs w:val="24"/>
+              </w:rPr>
+              <w:t xml:space="preserve">Proses 3 </w:t>
+            </w:r>
+            <w:proofErr w:type="spellStart"/>
+            <w:r>
+              <w:rPr>
+                <w:rFonts w:ascii="Times New Roman" w:hAnsi="Times New Roman" w:cs="Times New Roman"/>
+                <w:sz w:val="24"/>
+                <w:szCs w:val="24"/>
+              </w:rPr>
+              <w:t>menerima</w:t>
+            </w:r>
+            <w:proofErr w:type="spellEnd"/>
+            <w:r>
+              <w:rPr>
+                <w:rFonts w:ascii="Times New Roman" w:hAnsi="Times New Roman" w:cs="Times New Roman"/>
+                <w:sz w:val="24"/>
+                <w:szCs w:val="24"/>
+              </w:rPr>
+              <w:t xml:space="preserve"> </w:t>
+            </w:r>
+            <w:proofErr w:type="spellStart"/>
+            <w:r>
+              <w:rPr>
+                <w:rFonts w:ascii="Times New Roman" w:hAnsi="Times New Roman" w:cs="Times New Roman"/>
+                <w:sz w:val="24"/>
+                <w:szCs w:val="24"/>
+              </w:rPr>
+              <w:t>informasi</w:t>
+            </w:r>
+            <w:proofErr w:type="spellEnd"/>
+            <w:r>
+              <w:rPr>
+                <w:rFonts w:ascii="Times New Roman" w:hAnsi="Times New Roman" w:cs="Times New Roman"/>
+                <w:sz w:val="24"/>
+                <w:szCs w:val="24"/>
+              </w:rPr>
+              <w:t xml:space="preserve"> </w:t>
+            </w:r>
+            <w:proofErr w:type="spellStart"/>
+            <w:r>
+              <w:rPr>
+                <w:rFonts w:ascii="Times New Roman" w:hAnsi="Times New Roman" w:cs="Times New Roman"/>
+                <w:sz w:val="24"/>
+                <w:szCs w:val="24"/>
+              </w:rPr>
+              <w:t>mengenai</w:t>
+            </w:r>
+            <w:proofErr w:type="spellEnd"/>
+            <w:r>
+              <w:rPr>
+                <w:rFonts w:ascii="Times New Roman" w:hAnsi="Times New Roman" w:cs="Times New Roman"/>
+                <w:sz w:val="24"/>
+                <w:szCs w:val="24"/>
+              </w:rPr>
+              <w:t xml:space="preserve"> data yang </w:t>
+            </w:r>
+            <w:proofErr w:type="spellStart"/>
+            <w:r>
+              <w:rPr>
+                <w:rFonts w:ascii="Times New Roman" w:hAnsi="Times New Roman" w:cs="Times New Roman"/>
+                <w:sz w:val="24"/>
+                <w:szCs w:val="24"/>
+              </w:rPr>
+              <w:t>akan</w:t>
+            </w:r>
+            <w:proofErr w:type="spellEnd"/>
+            <w:r>
+              <w:rPr>
+                <w:rFonts w:ascii="Times New Roman" w:hAnsi="Times New Roman" w:cs="Times New Roman"/>
+                <w:sz w:val="24"/>
+                <w:szCs w:val="24"/>
+              </w:rPr>
+              <w:t xml:space="preserve"> di backup, data log, dan reminder.</w:t>
+            </w:r>
+          </w:p>
+          <w:p>
+            <w:pPr>
+              <w:pStyle w:val="ListParagraph"/>
+              <w:numPr>
+                <w:ilvl w:val="0"/>
+                <w:numId w:val="9"/>
+              </w:numPr>
+              <w:rPr>
+                <w:rFonts w:ascii="Times New Roman" w:hAnsi="Times New Roman" w:cs="Times New Roman"/>
+                <w:sz w:val="24"/>
+                <w:szCs w:val="24"/>
+              </w:rPr>
+            </w:pPr>
+            <w:r>
+              <w:rPr>
+                <w:rFonts w:ascii="Times New Roman" w:hAnsi="Times New Roman" w:cs="Times New Roman"/>
+                <w:sz w:val="24"/>
+                <w:szCs w:val="24"/>
+              </w:rPr>
+              <w:t xml:space="preserve">Data log di </w:t>
+            </w:r>
+            <w:proofErr w:type="spellStart"/>
+            <w:r>
+              <w:rPr>
+                <w:rFonts w:ascii="Times New Roman" w:hAnsi="Times New Roman" w:cs="Times New Roman"/>
+                <w:sz w:val="24"/>
+                <w:szCs w:val="24"/>
+              </w:rPr>
+              <w:t>simpan</w:t>
+            </w:r>
+            <w:proofErr w:type="spellEnd"/>
+            <w:r>
+              <w:rPr>
+                <w:rFonts w:ascii="Times New Roman" w:hAnsi="Times New Roman" w:cs="Times New Roman"/>
+                <w:sz w:val="24"/>
+                <w:szCs w:val="24"/>
+              </w:rPr>
+              <w:t xml:space="preserve"> di </w:t>
+            </w:r>
+            <w:proofErr w:type="spellStart"/>
+            <w:r>
+              <w:rPr>
+                <w:rFonts w:ascii="Times New Roman" w:hAnsi="Times New Roman" w:cs="Times New Roman"/>
+                <w:sz w:val="24"/>
+                <w:szCs w:val="24"/>
+              </w:rPr>
+              <w:t>DS_Log</w:t>
+            </w:r>
+            <w:proofErr w:type="spellEnd"/>
+            <w:r>
+              <w:rPr>
+                <w:rFonts w:ascii="Times New Roman" w:hAnsi="Times New Roman" w:cs="Times New Roman"/>
+                <w:sz w:val="24"/>
+                <w:szCs w:val="24"/>
+              </w:rPr>
+              <w:t>.</w:t>
+            </w:r>
+          </w:p>
+          <w:p>
+            <w:pPr>
+              <w:pStyle w:val="ListParagraph"/>
+              <w:numPr>
+                <w:ilvl w:val="0"/>
+                <w:numId w:val="9"/>
+              </w:numPr>
+              <w:rPr>
+                <w:rFonts w:ascii="Times New Roman" w:hAnsi="Times New Roman" w:cs="Times New Roman"/>
+                <w:sz w:val="24"/>
+                <w:szCs w:val="24"/>
+              </w:rPr>
+            </w:pPr>
+            <w:r>
+              <w:rPr>
+                <w:rFonts w:ascii="Times New Roman" w:hAnsi="Times New Roman" w:cs="Times New Roman"/>
+                <w:sz w:val="24"/>
+                <w:szCs w:val="24"/>
+              </w:rPr>
+              <w:t xml:space="preserve">Data </w:t>
+            </w:r>
+            <w:proofErr w:type="spellStart"/>
+            <w:r>
+              <w:rPr>
+                <w:rFonts w:ascii="Times New Roman" w:hAnsi="Times New Roman" w:cs="Times New Roman"/>
+                <w:sz w:val="24"/>
+                <w:szCs w:val="24"/>
+              </w:rPr>
+              <w:t>informasi</w:t>
+            </w:r>
+            <w:proofErr w:type="spellEnd"/>
+            <w:r>
+              <w:rPr>
+                <w:rFonts w:ascii="Times New Roman" w:hAnsi="Times New Roman" w:cs="Times New Roman"/>
+                <w:sz w:val="24"/>
+                <w:szCs w:val="24"/>
+              </w:rPr>
+              <w:t xml:space="preserve"> di backup di System Backup</w:t>
+            </w:r>
+          </w:p>
+          <w:p>
+            <w:pPr>
+              <w:pStyle w:val="ListParagraph"/>
+              <w:numPr>
+                <w:ilvl w:val="0"/>
+                <w:numId w:val="9"/>
+              </w:numPr>
+              <w:rPr>
+                <w:rFonts w:ascii="Times New Roman" w:hAnsi="Times New Roman" w:cs="Times New Roman"/>
+                <w:sz w:val="24"/>
+                <w:szCs w:val="24"/>
+              </w:rPr>
+            </w:pPr>
+            <w:proofErr w:type="spellStart"/>
+            <w:r>
+              <w:rPr>
+                <w:rFonts w:ascii="Times New Roman" w:hAnsi="Times New Roman" w:cs="Times New Roman"/>
+                <w:sz w:val="24"/>
+                <w:szCs w:val="24"/>
+              </w:rPr>
+              <w:t>Informasi</w:t>
+            </w:r>
+            <w:proofErr w:type="spellEnd"/>
+            <w:r>
+              <w:rPr>
+                <w:rFonts w:ascii="Times New Roman" w:hAnsi="Times New Roman" w:cs="Times New Roman"/>
+                <w:sz w:val="24"/>
+                <w:szCs w:val="24"/>
+              </w:rPr>
+              <w:t xml:space="preserve"> reminder di </w:t>
+            </w:r>
+            <w:proofErr w:type="spellStart"/>
+            <w:r>
+              <w:rPr>
+                <w:rFonts w:ascii="Times New Roman" w:hAnsi="Times New Roman" w:cs="Times New Roman"/>
+                <w:sz w:val="24"/>
+                <w:szCs w:val="24"/>
+              </w:rPr>
+              <w:t>berikan</w:t>
+            </w:r>
+            <w:proofErr w:type="spellEnd"/>
+            <w:r>
+              <w:rPr>
+                <w:rFonts w:ascii="Times New Roman" w:hAnsi="Times New Roman" w:cs="Times New Roman"/>
+                <w:sz w:val="24"/>
+                <w:szCs w:val="24"/>
+              </w:rPr>
+              <w:t xml:space="preserve"> </w:t>
+            </w:r>
+            <w:proofErr w:type="spellStart"/>
+            <w:r>
+              <w:rPr>
+                <w:rFonts w:ascii="Times New Roman" w:hAnsi="Times New Roman" w:cs="Times New Roman"/>
+                <w:sz w:val="24"/>
+                <w:szCs w:val="24"/>
+              </w:rPr>
+              <w:t>kepada</w:t>
+            </w:r>
+            <w:proofErr w:type="spellEnd"/>
+            <w:r>
+              <w:rPr>
+                <w:rFonts w:ascii="Times New Roman" w:hAnsi="Times New Roman" w:cs="Times New Roman"/>
+                <w:sz w:val="24"/>
+                <w:szCs w:val="24"/>
+              </w:rPr>
+              <w:t xml:space="preserve"> Kalender/Reminder.</w:t>
+            </w:r>
+          </w:p>
+        </w:tc>
+      </w:tr>
+    </w:tbl>
+    <w:p>
+      <w:pPr>
+        <w:rPr>
+          <w:rFonts w:ascii="Times New Roman" w:hAnsi="Times New Roman" w:cs="Times New Roman"/>
+          <w:b/>
+          <w:bCs/>
+          <w:sz w:val="24"/>
+          <w:szCs w:val="24"/>
+        </w:rPr>
+      </w:pPr>
     </w:p>
     <w:p>
       <w:pPr>
+        <w:pStyle w:val="Heading1"/>
         <w:rPr>
           <w:rFonts w:ascii="Times New Roman" w:hAnsi="Times New Roman" w:cs="Times New Roman"/>
           <w:b/>
           <w:bCs/>
-          <w:sz w:val="24"/>
-          <w:szCs w:val="24"/>
-        </w:rPr>
-      </w:pPr>
+          <w:color w:val="000000" w:themeColor="text1"/>
+          <w:sz w:val="24"/>
+          <w:szCs w:val="24"/>
+        </w:rPr>
+      </w:pPr>
+      <w:bookmarkStart w:id="7" w:name="_Toc212212816"/>
       <w:r>
         <w:rPr>
           <w:rFonts w:ascii="Times New Roman" w:hAnsi="Times New Roman" w:cs="Times New Roman"/>
           <w:b/>
           <w:bCs/>
-          <w:sz w:val="24"/>
-          <w:szCs w:val="24"/>
-        </w:rPr>
-        <w:br w:type="page"/>
-      </w:r>
+          <w:color w:val="000000" w:themeColor="text1"/>
+          <w:sz w:val="24"/>
+          <w:szCs w:val="24"/>
+        </w:rPr>
+        <w:t>ERD</w:t>
+      </w:r>
+      <w:bookmarkEnd w:id="7"/>
     </w:p>
     <w:p>
       <w:pPr>
+        <w:ind w:firstLine="720"/>
+        <w:rPr>
+          <w:rFonts w:ascii="Times New Roman" w:hAnsi="Times New Roman" w:cs="Times New Roman"/>
+          <w:sz w:val="24"/>
+          <w:szCs w:val="24"/>
+        </w:rPr>
+      </w:pPr>
+      <w:r>
+        <w:rPr>
+          <w:rFonts w:ascii="Times New Roman" w:hAnsi="Times New Roman" w:cs="Times New Roman"/>
+          <w:sz w:val="24"/>
+          <w:szCs w:val="24"/>
+        </w:rPr>
+        <w:t xml:space="preserve">ERD </w:t>
+      </w:r>
+      <w:proofErr w:type="spellStart"/>
+      <w:r>
+        <w:rPr>
+          <w:rFonts w:ascii="Times New Roman" w:hAnsi="Times New Roman" w:cs="Times New Roman"/>
+          <w:sz w:val="24"/>
+          <w:szCs w:val="24"/>
+        </w:rPr>
+        <w:t>sistem</w:t>
+      </w:r>
+      <w:proofErr w:type="spellEnd"/>
+      <w:r>
+        <w:rPr>
+          <w:rFonts w:ascii="Times New Roman" w:hAnsi="Times New Roman" w:cs="Times New Roman"/>
+          <w:sz w:val="24"/>
+          <w:szCs w:val="24"/>
+        </w:rPr>
+        <w:t xml:space="preserve"> To-Do List </w:t>
+      </w:r>
+      <w:proofErr w:type="spellStart"/>
+      <w:r>
+        <w:rPr>
+          <w:rFonts w:ascii="Times New Roman" w:hAnsi="Times New Roman" w:cs="Times New Roman"/>
+          <w:sz w:val="24"/>
+          <w:szCs w:val="24"/>
+        </w:rPr>
+        <w:t>menggambarkan</w:t>
+      </w:r>
+      <w:proofErr w:type="spellEnd"/>
+      <w:r>
+        <w:rPr>
+          <w:rFonts w:ascii="Times New Roman" w:hAnsi="Times New Roman" w:cs="Times New Roman"/>
+          <w:sz w:val="24"/>
+          <w:szCs w:val="24"/>
+        </w:rPr>
+        <w:t xml:space="preserve"> </w:t>
+      </w:r>
+      <w:proofErr w:type="spellStart"/>
+      <w:r>
+        <w:rPr>
+          <w:rFonts w:ascii="Times New Roman" w:hAnsi="Times New Roman" w:cs="Times New Roman"/>
+          <w:sz w:val="24"/>
+          <w:szCs w:val="24"/>
+        </w:rPr>
+        <w:t>hubungan</w:t>
+      </w:r>
+      <w:proofErr w:type="spellEnd"/>
+      <w:r>
+        <w:rPr>
+          <w:rFonts w:ascii="Times New Roman" w:hAnsi="Times New Roman" w:cs="Times New Roman"/>
+          <w:sz w:val="24"/>
+          <w:szCs w:val="24"/>
+        </w:rPr>
+        <w:t xml:space="preserve"> </w:t>
+      </w:r>
+      <w:proofErr w:type="spellStart"/>
+      <w:r>
+        <w:rPr>
+          <w:rFonts w:ascii="Times New Roman" w:hAnsi="Times New Roman" w:cs="Times New Roman"/>
+          <w:sz w:val="24"/>
+          <w:szCs w:val="24"/>
+        </w:rPr>
+        <w:t>antara</w:t>
+      </w:r>
+      <w:proofErr w:type="spellEnd"/>
+      <w:r>
+        <w:rPr>
+          <w:rFonts w:ascii="Times New Roman" w:hAnsi="Times New Roman" w:cs="Times New Roman"/>
+          <w:sz w:val="24"/>
+          <w:szCs w:val="24"/>
+        </w:rPr>
+        <w:t xml:space="preserve"> </w:t>
+      </w:r>
+      <w:proofErr w:type="spellStart"/>
+      <w:r>
+        <w:rPr>
+          <w:rFonts w:ascii="Times New Roman" w:hAnsi="Times New Roman" w:cs="Times New Roman"/>
+          <w:sz w:val="24"/>
+          <w:szCs w:val="24"/>
+        </w:rPr>
+        <w:t>entitas</w:t>
+      </w:r>
+      <w:proofErr w:type="spellEnd"/>
+      <w:r>
+        <w:rPr>
+          <w:rFonts w:ascii="Times New Roman" w:hAnsi="Times New Roman" w:cs="Times New Roman"/>
+          <w:sz w:val="24"/>
+          <w:szCs w:val="24"/>
+        </w:rPr>
+        <w:t xml:space="preserve"> </w:t>
+      </w:r>
+      <w:proofErr w:type="spellStart"/>
+      <w:r>
+        <w:rPr>
+          <w:rFonts w:ascii="Times New Roman" w:hAnsi="Times New Roman" w:cs="Times New Roman"/>
+          <w:sz w:val="24"/>
+          <w:szCs w:val="24"/>
+        </w:rPr>
+        <w:t>utama</w:t>
+      </w:r>
+      <w:proofErr w:type="spellEnd"/>
+      <w:r>
+        <w:rPr>
+          <w:rFonts w:ascii="Times New Roman" w:hAnsi="Times New Roman" w:cs="Times New Roman"/>
+          <w:sz w:val="24"/>
+          <w:szCs w:val="24"/>
+        </w:rPr>
+        <w:t xml:space="preserve"> </w:t>
+      </w:r>
+      <w:proofErr w:type="spellStart"/>
+      <w:r>
+        <w:rPr>
+          <w:rFonts w:ascii="Times New Roman" w:hAnsi="Times New Roman" w:cs="Times New Roman"/>
+          <w:sz w:val="24"/>
+          <w:szCs w:val="24"/>
+        </w:rPr>
+        <w:t>seperti</w:t>
+      </w:r>
+      <w:proofErr w:type="spellEnd"/>
+      <w:r>
+        <w:rPr>
+          <w:rFonts w:ascii="Times New Roman" w:hAnsi="Times New Roman" w:cs="Times New Roman"/>
+          <w:sz w:val="24"/>
+          <w:szCs w:val="24"/>
+        </w:rPr>
+        <w:t xml:space="preserve"> </w:t>
+      </w:r>
+      <w:proofErr w:type="spellStart"/>
+      <w:r>
+        <w:rPr>
+          <w:rFonts w:ascii="Times New Roman" w:hAnsi="Times New Roman" w:cs="Times New Roman"/>
+          <w:sz w:val="24"/>
+          <w:szCs w:val="24"/>
+        </w:rPr>
+        <w:t>Pengguna</w:t>
+      </w:r>
+      <w:proofErr w:type="spellEnd"/>
+      <w:r>
+        <w:rPr>
+          <w:rFonts w:ascii="Times New Roman" w:hAnsi="Times New Roman" w:cs="Times New Roman"/>
+          <w:sz w:val="24"/>
+          <w:szCs w:val="24"/>
+        </w:rPr>
+        <w:t xml:space="preserve">, </w:t>
+      </w:r>
+      <w:proofErr w:type="spellStart"/>
+      <w:r>
+        <w:rPr>
+          <w:rFonts w:ascii="Times New Roman" w:hAnsi="Times New Roman" w:cs="Times New Roman"/>
+          <w:sz w:val="24"/>
+          <w:szCs w:val="24"/>
+        </w:rPr>
+        <w:t>Tugas</w:t>
+      </w:r>
+      <w:proofErr w:type="spellEnd"/>
+      <w:r>
+        <w:rPr>
+          <w:rFonts w:ascii="Times New Roman" w:hAnsi="Times New Roman" w:cs="Times New Roman"/>
+          <w:sz w:val="24"/>
+          <w:szCs w:val="24"/>
+        </w:rPr>
+        <w:t xml:space="preserve">, </w:t>
+      </w:r>
+      <w:proofErr w:type="spellStart"/>
+      <w:r>
+        <w:rPr>
+          <w:rFonts w:ascii="Times New Roman" w:hAnsi="Times New Roman" w:cs="Times New Roman"/>
+          <w:sz w:val="24"/>
+          <w:szCs w:val="24"/>
+        </w:rPr>
+        <w:t>Kategori</w:t>
+      </w:r>
+      <w:proofErr w:type="spellEnd"/>
+      <w:r>
+        <w:rPr>
+          <w:rFonts w:ascii="Times New Roman" w:hAnsi="Times New Roman" w:cs="Times New Roman"/>
+          <w:sz w:val="24"/>
+          <w:szCs w:val="24"/>
+        </w:rPr>
+        <w:t xml:space="preserve">, </w:t>
+      </w:r>
+      <w:proofErr w:type="spellStart"/>
+      <w:r>
+        <w:rPr>
+          <w:rFonts w:ascii="Times New Roman" w:hAnsi="Times New Roman" w:cs="Times New Roman"/>
+          <w:sz w:val="24"/>
+          <w:szCs w:val="24"/>
+        </w:rPr>
+        <w:t>Log_Aktivitas</w:t>
+      </w:r>
+      <w:proofErr w:type="spellEnd"/>
+      <w:r>
+        <w:rPr>
+          <w:rFonts w:ascii="Times New Roman" w:hAnsi="Times New Roman" w:cs="Times New Roman"/>
+          <w:sz w:val="24"/>
+          <w:szCs w:val="24"/>
+        </w:rPr>
+        <w:t xml:space="preserve">, Reminder, dan Backup. Data </w:t>
+      </w:r>
+      <w:proofErr w:type="spellStart"/>
+      <w:r>
+        <w:rPr>
+          <w:rFonts w:ascii="Times New Roman" w:hAnsi="Times New Roman" w:cs="Times New Roman"/>
+          <w:sz w:val="24"/>
+          <w:szCs w:val="24"/>
+        </w:rPr>
+        <w:t>pengguna</w:t>
+      </w:r>
+      <w:proofErr w:type="spellEnd"/>
+      <w:r>
+        <w:rPr>
+          <w:rFonts w:ascii="Times New Roman" w:hAnsi="Times New Roman" w:cs="Times New Roman"/>
+          <w:sz w:val="24"/>
+          <w:szCs w:val="24"/>
+        </w:rPr>
+        <w:t xml:space="preserve"> </w:t>
+      </w:r>
+      <w:proofErr w:type="spellStart"/>
+      <w:r>
+        <w:rPr>
+          <w:rFonts w:ascii="Times New Roman" w:hAnsi="Times New Roman" w:cs="Times New Roman"/>
+          <w:sz w:val="24"/>
+          <w:szCs w:val="24"/>
+        </w:rPr>
+        <w:t>menjadi</w:t>
+      </w:r>
+      <w:proofErr w:type="spellEnd"/>
+      <w:r>
+        <w:rPr>
+          <w:rFonts w:ascii="Times New Roman" w:hAnsi="Times New Roman" w:cs="Times New Roman"/>
+          <w:sz w:val="24"/>
+          <w:szCs w:val="24"/>
+        </w:rPr>
+        <w:t xml:space="preserve"> </w:t>
+      </w:r>
+      <w:proofErr w:type="spellStart"/>
+      <w:r>
+        <w:rPr>
+          <w:rFonts w:ascii="Times New Roman" w:hAnsi="Times New Roman" w:cs="Times New Roman"/>
+          <w:sz w:val="24"/>
+          <w:szCs w:val="24"/>
+        </w:rPr>
+        <w:t>pusat</w:t>
+      </w:r>
+      <w:proofErr w:type="spellEnd"/>
+      <w:r>
+        <w:rPr>
+          <w:rFonts w:ascii="Times New Roman" w:hAnsi="Times New Roman" w:cs="Times New Roman"/>
+          <w:sz w:val="24"/>
+          <w:szCs w:val="24"/>
+        </w:rPr>
+        <w:t xml:space="preserve"> </w:t>
+      </w:r>
+      <w:proofErr w:type="spellStart"/>
+      <w:r>
+        <w:rPr>
+          <w:rFonts w:ascii="Times New Roman" w:hAnsi="Times New Roman" w:cs="Times New Roman"/>
+          <w:sz w:val="24"/>
+          <w:szCs w:val="24"/>
+        </w:rPr>
+        <w:t>dari</w:t>
+      </w:r>
+      <w:proofErr w:type="spellEnd"/>
+      <w:r>
+        <w:rPr>
+          <w:rFonts w:ascii="Times New Roman" w:hAnsi="Times New Roman" w:cs="Times New Roman"/>
+          <w:sz w:val="24"/>
+          <w:szCs w:val="24"/>
+        </w:rPr>
+        <w:t xml:space="preserve"> </w:t>
+      </w:r>
+      <w:proofErr w:type="spellStart"/>
+      <w:r>
+        <w:rPr>
+          <w:rFonts w:ascii="Times New Roman" w:hAnsi="Times New Roman" w:cs="Times New Roman"/>
+          <w:sz w:val="24"/>
+          <w:szCs w:val="24"/>
+        </w:rPr>
+        <w:t>setiap</w:t>
+      </w:r>
+      <w:proofErr w:type="spellEnd"/>
+      <w:r>
+        <w:rPr>
+          <w:rFonts w:ascii="Times New Roman" w:hAnsi="Times New Roman" w:cs="Times New Roman"/>
+          <w:sz w:val="24"/>
+          <w:szCs w:val="24"/>
+        </w:rPr>
+        <w:t xml:space="preserve"> </w:t>
+      </w:r>
+      <w:proofErr w:type="spellStart"/>
+      <w:r>
+        <w:rPr>
+          <w:rFonts w:ascii="Times New Roman" w:hAnsi="Times New Roman" w:cs="Times New Roman"/>
+          <w:sz w:val="24"/>
+          <w:szCs w:val="24"/>
+        </w:rPr>
+        <w:t>aktivitas</w:t>
+      </w:r>
+      <w:proofErr w:type="spellEnd"/>
+      <w:r>
+        <w:rPr>
+          <w:rFonts w:ascii="Times New Roman" w:hAnsi="Times New Roman" w:cs="Times New Roman"/>
+          <w:sz w:val="24"/>
+          <w:szCs w:val="24"/>
+        </w:rPr>
+        <w:t xml:space="preserve">, </w:t>
+      </w:r>
+      <w:proofErr w:type="spellStart"/>
+      <w:r>
+        <w:rPr>
+          <w:rFonts w:ascii="Times New Roman" w:hAnsi="Times New Roman" w:cs="Times New Roman"/>
+          <w:sz w:val="24"/>
+          <w:szCs w:val="24"/>
+        </w:rPr>
+        <w:t>sementara</w:t>
+      </w:r>
+      <w:proofErr w:type="spellEnd"/>
+      <w:r>
+        <w:rPr>
+          <w:rFonts w:ascii="Times New Roman" w:hAnsi="Times New Roman" w:cs="Times New Roman"/>
+          <w:sz w:val="24"/>
+          <w:szCs w:val="24"/>
+        </w:rPr>
+        <w:t xml:space="preserve"> </w:t>
+      </w:r>
+      <w:proofErr w:type="spellStart"/>
+      <w:r>
+        <w:rPr>
+          <w:rFonts w:ascii="Times New Roman" w:hAnsi="Times New Roman" w:cs="Times New Roman"/>
+          <w:sz w:val="24"/>
+          <w:szCs w:val="24"/>
+        </w:rPr>
+        <w:t>entitas</w:t>
+      </w:r>
+      <w:proofErr w:type="spellEnd"/>
+      <w:r>
+        <w:rPr>
+          <w:rFonts w:ascii="Times New Roman" w:hAnsi="Times New Roman" w:cs="Times New Roman"/>
+          <w:sz w:val="24"/>
+          <w:szCs w:val="24"/>
+        </w:rPr>
+        <w:t xml:space="preserve"> </w:t>
+      </w:r>
+      <w:proofErr w:type="spellStart"/>
+      <w:r>
+        <w:rPr>
+          <w:rFonts w:ascii="Times New Roman" w:hAnsi="Times New Roman" w:cs="Times New Roman"/>
+          <w:sz w:val="24"/>
+          <w:szCs w:val="24"/>
+        </w:rPr>
+        <w:t>Tugas</w:t>
+      </w:r>
+      <w:proofErr w:type="spellEnd"/>
+      <w:r>
+        <w:rPr>
+          <w:rFonts w:ascii="Times New Roman" w:hAnsi="Times New Roman" w:cs="Times New Roman"/>
+          <w:sz w:val="24"/>
+          <w:szCs w:val="24"/>
+        </w:rPr>
+        <w:t xml:space="preserve"> </w:t>
+      </w:r>
+      <w:proofErr w:type="spellStart"/>
+      <w:r>
+        <w:rPr>
+          <w:rFonts w:ascii="Times New Roman" w:hAnsi="Times New Roman" w:cs="Times New Roman"/>
+          <w:sz w:val="24"/>
+          <w:szCs w:val="24"/>
+        </w:rPr>
+        <w:t>berperan</w:t>
+      </w:r>
+      <w:proofErr w:type="spellEnd"/>
+      <w:r>
+        <w:rPr>
+          <w:rFonts w:ascii="Times New Roman" w:hAnsi="Times New Roman" w:cs="Times New Roman"/>
+          <w:sz w:val="24"/>
+          <w:szCs w:val="24"/>
+        </w:rPr>
+        <w:t xml:space="preserve"> </w:t>
+      </w:r>
+      <w:proofErr w:type="spellStart"/>
+      <w:r>
+        <w:rPr>
+          <w:rFonts w:ascii="Times New Roman" w:hAnsi="Times New Roman" w:cs="Times New Roman"/>
+          <w:sz w:val="24"/>
+          <w:szCs w:val="24"/>
+        </w:rPr>
+        <w:t>sebagai</w:t>
+      </w:r>
+      <w:proofErr w:type="spellEnd"/>
+      <w:r>
+        <w:rPr>
+          <w:rFonts w:ascii="Times New Roman" w:hAnsi="Times New Roman" w:cs="Times New Roman"/>
+          <w:sz w:val="24"/>
+          <w:szCs w:val="24"/>
+        </w:rPr>
+        <w:t xml:space="preserve"> </w:t>
+      </w:r>
+      <w:proofErr w:type="spellStart"/>
+      <w:r>
+        <w:rPr>
+          <w:rFonts w:ascii="Times New Roman" w:hAnsi="Times New Roman" w:cs="Times New Roman"/>
+          <w:sz w:val="24"/>
+          <w:szCs w:val="24"/>
+        </w:rPr>
+        <w:t>penghubung</w:t>
+      </w:r>
+      <w:proofErr w:type="spellEnd"/>
+      <w:r>
+        <w:rPr>
+          <w:rFonts w:ascii="Times New Roman" w:hAnsi="Times New Roman" w:cs="Times New Roman"/>
+          <w:sz w:val="24"/>
+          <w:szCs w:val="24"/>
+        </w:rPr>
+        <w:t xml:space="preserve"> </w:t>
+      </w:r>
+      <w:proofErr w:type="spellStart"/>
+      <w:r>
+        <w:rPr>
+          <w:rFonts w:ascii="Times New Roman" w:hAnsi="Times New Roman" w:cs="Times New Roman"/>
+          <w:sz w:val="24"/>
+          <w:szCs w:val="24"/>
+        </w:rPr>
+        <w:t>utama</w:t>
+      </w:r>
+      <w:proofErr w:type="spellEnd"/>
+      <w:r>
+        <w:rPr>
+          <w:rFonts w:ascii="Times New Roman" w:hAnsi="Times New Roman" w:cs="Times New Roman"/>
+          <w:sz w:val="24"/>
+          <w:szCs w:val="24"/>
+        </w:rPr>
+        <w:t xml:space="preserve"> </w:t>
+      </w:r>
+      <w:proofErr w:type="spellStart"/>
+      <w:r>
+        <w:rPr>
+          <w:rFonts w:ascii="Times New Roman" w:hAnsi="Times New Roman" w:cs="Times New Roman"/>
+          <w:sz w:val="24"/>
+          <w:szCs w:val="24"/>
+        </w:rPr>
+        <w:t>antara</w:t>
+      </w:r>
+      <w:proofErr w:type="spellEnd"/>
+      <w:r>
+        <w:rPr>
+          <w:rFonts w:ascii="Times New Roman" w:hAnsi="Times New Roman" w:cs="Times New Roman"/>
+          <w:sz w:val="24"/>
+          <w:szCs w:val="24"/>
+        </w:rPr>
+        <w:t xml:space="preserve"> </w:t>
+      </w:r>
+      <w:proofErr w:type="spellStart"/>
+      <w:r>
+        <w:rPr>
+          <w:rFonts w:ascii="Times New Roman" w:hAnsi="Times New Roman" w:cs="Times New Roman"/>
+          <w:sz w:val="24"/>
+          <w:szCs w:val="24"/>
+        </w:rPr>
+        <w:t>kategori</w:t>
+      </w:r>
+      <w:proofErr w:type="spellEnd"/>
+      <w:r>
+        <w:rPr>
+          <w:rFonts w:ascii="Times New Roman" w:hAnsi="Times New Roman" w:cs="Times New Roman"/>
+          <w:sz w:val="24"/>
+          <w:szCs w:val="24"/>
+        </w:rPr>
+        <w:t xml:space="preserve">, log, dan </w:t>
+      </w:r>
+      <w:proofErr w:type="spellStart"/>
+      <w:r>
+        <w:rPr>
+          <w:rFonts w:ascii="Times New Roman" w:hAnsi="Times New Roman" w:cs="Times New Roman"/>
+          <w:sz w:val="24"/>
+          <w:szCs w:val="24"/>
+        </w:rPr>
+        <w:t>pengingat</w:t>
+      </w:r>
+      <w:proofErr w:type="spellEnd"/>
+      <w:r>
+        <w:rPr>
+          <w:rFonts w:ascii="Times New Roman" w:hAnsi="Times New Roman" w:cs="Times New Roman"/>
+          <w:sz w:val="24"/>
+          <w:szCs w:val="24"/>
+        </w:rPr>
+        <w:t xml:space="preserve">. </w:t>
+      </w:r>
+      <w:proofErr w:type="spellStart"/>
+      <w:r>
+        <w:rPr>
+          <w:rFonts w:ascii="Times New Roman" w:hAnsi="Times New Roman" w:cs="Times New Roman"/>
+          <w:sz w:val="24"/>
+          <w:szCs w:val="24"/>
+        </w:rPr>
+        <w:t>Struktur</w:t>
+      </w:r>
+      <w:proofErr w:type="spellEnd"/>
+      <w:r>
+        <w:rPr>
+          <w:rFonts w:ascii="Times New Roman" w:hAnsi="Times New Roman" w:cs="Times New Roman"/>
+          <w:sz w:val="24"/>
+          <w:szCs w:val="24"/>
+        </w:rPr>
+        <w:t xml:space="preserve"> </w:t>
+      </w:r>
+      <w:proofErr w:type="spellStart"/>
+      <w:r>
+        <w:rPr>
+          <w:rFonts w:ascii="Times New Roman" w:hAnsi="Times New Roman" w:cs="Times New Roman"/>
+          <w:sz w:val="24"/>
+          <w:szCs w:val="24"/>
+        </w:rPr>
+        <w:t>ini</w:t>
+      </w:r>
+      <w:proofErr w:type="spellEnd"/>
+      <w:r>
+        <w:rPr>
+          <w:rFonts w:ascii="Times New Roman" w:hAnsi="Times New Roman" w:cs="Times New Roman"/>
+          <w:sz w:val="24"/>
+          <w:szCs w:val="24"/>
+        </w:rPr>
+        <w:t xml:space="preserve"> </w:t>
+      </w:r>
+      <w:proofErr w:type="spellStart"/>
+      <w:r>
+        <w:rPr>
+          <w:rFonts w:ascii="Times New Roman" w:hAnsi="Times New Roman" w:cs="Times New Roman"/>
+          <w:sz w:val="24"/>
+          <w:szCs w:val="24"/>
+        </w:rPr>
+        <w:t>mendukung</w:t>
+      </w:r>
+      <w:proofErr w:type="spellEnd"/>
+      <w:r>
+        <w:rPr>
+          <w:rFonts w:ascii="Times New Roman" w:hAnsi="Times New Roman" w:cs="Times New Roman"/>
+          <w:sz w:val="24"/>
+          <w:szCs w:val="24"/>
+        </w:rPr>
+        <w:t xml:space="preserve"> proses </w:t>
+      </w:r>
+      <w:proofErr w:type="spellStart"/>
+      <w:r>
+        <w:rPr>
+          <w:rFonts w:ascii="Times New Roman" w:hAnsi="Times New Roman" w:cs="Times New Roman"/>
+          <w:sz w:val="24"/>
+          <w:szCs w:val="24"/>
+        </w:rPr>
+        <w:t>utama</w:t>
+      </w:r>
+      <w:proofErr w:type="spellEnd"/>
+      <w:r>
+        <w:rPr>
+          <w:rFonts w:ascii="Times New Roman" w:hAnsi="Times New Roman" w:cs="Times New Roman"/>
+          <w:sz w:val="24"/>
+          <w:szCs w:val="24"/>
+        </w:rPr>
+        <w:t xml:space="preserve"> </w:t>
+      </w:r>
+      <w:proofErr w:type="spellStart"/>
+      <w:r>
+        <w:rPr>
+          <w:rFonts w:ascii="Times New Roman" w:hAnsi="Times New Roman" w:cs="Times New Roman"/>
+          <w:sz w:val="24"/>
+          <w:szCs w:val="24"/>
+        </w:rPr>
+        <w:t>sistem</w:t>
+      </w:r>
+      <w:proofErr w:type="spellEnd"/>
+      <w:r>
+        <w:rPr>
+          <w:rFonts w:ascii="Times New Roman" w:hAnsi="Times New Roman" w:cs="Times New Roman"/>
+          <w:sz w:val="24"/>
+          <w:szCs w:val="24"/>
+        </w:rPr>
+        <w:t xml:space="preserve"> </w:t>
+      </w:r>
+      <w:proofErr w:type="spellStart"/>
+      <w:r>
+        <w:rPr>
+          <w:rFonts w:ascii="Times New Roman" w:hAnsi="Times New Roman" w:cs="Times New Roman"/>
+          <w:sz w:val="24"/>
+          <w:szCs w:val="24"/>
+        </w:rPr>
+        <w:t>seperti</w:t>
+      </w:r>
+      <w:proofErr w:type="spellEnd"/>
+      <w:r>
+        <w:rPr>
+          <w:rFonts w:ascii="Times New Roman" w:hAnsi="Times New Roman" w:cs="Times New Roman"/>
+          <w:sz w:val="24"/>
+          <w:szCs w:val="24"/>
+        </w:rPr>
+        <w:t xml:space="preserve"> </w:t>
+      </w:r>
+      <w:proofErr w:type="spellStart"/>
+      <w:r>
+        <w:rPr>
+          <w:rFonts w:ascii="Times New Roman" w:hAnsi="Times New Roman" w:cs="Times New Roman"/>
+          <w:sz w:val="24"/>
+          <w:szCs w:val="24"/>
+        </w:rPr>
+        <w:t>manajemen</w:t>
+      </w:r>
+      <w:proofErr w:type="spellEnd"/>
+      <w:r>
+        <w:rPr>
+          <w:rFonts w:ascii="Times New Roman" w:hAnsi="Times New Roman" w:cs="Times New Roman"/>
+          <w:sz w:val="24"/>
+          <w:szCs w:val="24"/>
+        </w:rPr>
+        <w:t xml:space="preserve"> </w:t>
+      </w:r>
+      <w:proofErr w:type="spellStart"/>
+      <w:r>
+        <w:rPr>
+          <w:rFonts w:ascii="Times New Roman" w:hAnsi="Times New Roman" w:cs="Times New Roman"/>
+          <w:sz w:val="24"/>
+          <w:szCs w:val="24"/>
+        </w:rPr>
+        <w:t>tugas</w:t>
+      </w:r>
+      <w:proofErr w:type="spellEnd"/>
+      <w:r>
+        <w:rPr>
+          <w:rFonts w:ascii="Times New Roman" w:hAnsi="Times New Roman" w:cs="Times New Roman"/>
+          <w:sz w:val="24"/>
+          <w:szCs w:val="24"/>
+        </w:rPr>
+        <w:t xml:space="preserve">, </w:t>
+      </w:r>
+      <w:proofErr w:type="spellStart"/>
+      <w:r>
+        <w:rPr>
+          <w:rFonts w:ascii="Times New Roman" w:hAnsi="Times New Roman" w:cs="Times New Roman"/>
+          <w:sz w:val="24"/>
+          <w:szCs w:val="24"/>
+        </w:rPr>
+        <w:t>pelaporan</w:t>
+      </w:r>
+      <w:proofErr w:type="spellEnd"/>
+      <w:r>
+        <w:rPr>
+          <w:rFonts w:ascii="Times New Roman" w:hAnsi="Times New Roman" w:cs="Times New Roman"/>
+          <w:sz w:val="24"/>
+          <w:szCs w:val="24"/>
+        </w:rPr>
+        <w:t xml:space="preserve">, </w:t>
+      </w:r>
+      <w:proofErr w:type="spellStart"/>
+      <w:r>
+        <w:rPr>
+          <w:rFonts w:ascii="Times New Roman" w:hAnsi="Times New Roman" w:cs="Times New Roman"/>
+          <w:sz w:val="24"/>
+          <w:szCs w:val="24"/>
+        </w:rPr>
+        <w:t>pengingat</w:t>
+      </w:r>
+      <w:proofErr w:type="spellEnd"/>
+      <w:r>
+        <w:rPr>
+          <w:rFonts w:ascii="Times New Roman" w:hAnsi="Times New Roman" w:cs="Times New Roman"/>
+          <w:sz w:val="24"/>
+          <w:szCs w:val="24"/>
+        </w:rPr>
+        <w:t xml:space="preserve">, dan backup data </w:t>
+      </w:r>
+      <w:proofErr w:type="spellStart"/>
+      <w:r>
+        <w:rPr>
+          <w:rFonts w:ascii="Times New Roman" w:hAnsi="Times New Roman" w:cs="Times New Roman"/>
+          <w:sz w:val="24"/>
+          <w:szCs w:val="24"/>
+        </w:rPr>
+        <w:t>secara</w:t>
+      </w:r>
+      <w:proofErr w:type="spellEnd"/>
+      <w:r>
+        <w:rPr>
+          <w:rFonts w:ascii="Times New Roman" w:hAnsi="Times New Roman" w:cs="Times New Roman"/>
+          <w:sz w:val="24"/>
+          <w:szCs w:val="24"/>
+        </w:rPr>
+        <w:t xml:space="preserve"> </w:t>
+      </w:r>
+      <w:proofErr w:type="spellStart"/>
+      <w:r>
+        <w:rPr>
+          <w:rFonts w:ascii="Times New Roman" w:hAnsi="Times New Roman" w:cs="Times New Roman"/>
+          <w:sz w:val="24"/>
+          <w:szCs w:val="24"/>
+        </w:rPr>
+        <w:t>efisien</w:t>
+      </w:r>
+      <w:proofErr w:type="spellEnd"/>
+      <w:r>
+        <w:rPr>
+          <w:rFonts w:ascii="Times New Roman" w:hAnsi="Times New Roman" w:cs="Times New Roman"/>
+          <w:sz w:val="24"/>
+          <w:szCs w:val="24"/>
+        </w:rPr>
+        <w:t>.</w:t>
+      </w:r>
+    </w:p>
+    <w:p>
+      <w:pPr>
+        <w:ind w:firstLine="720"/>
+        <w:rPr>
+          <w:rFonts w:ascii="Times New Roman" w:hAnsi="Times New Roman" w:cs="Times New Roman"/>
+          <w:sz w:val="24"/>
+          <w:szCs w:val="24"/>
+        </w:rPr>
+      </w:pPr>
+      <w:r>
+        <w:rPr>
+          <w:rFonts w:ascii="Times New Roman" w:hAnsi="Times New Roman" w:cs="Times New Roman"/>
+          <w:sz w:val="24"/>
+          <w:szCs w:val="24"/>
+        </w:rPr>
+        <w:t xml:space="preserve">Selain </w:t>
+      </w:r>
+      <w:proofErr w:type="spellStart"/>
+      <w:r>
+        <w:rPr>
+          <w:rFonts w:ascii="Times New Roman" w:hAnsi="Times New Roman" w:cs="Times New Roman"/>
+          <w:sz w:val="24"/>
+          <w:szCs w:val="24"/>
+        </w:rPr>
+        <w:t>entitas</w:t>
+      </w:r>
+      <w:proofErr w:type="spellEnd"/>
+      <w:r>
+        <w:rPr>
+          <w:rFonts w:ascii="Times New Roman" w:hAnsi="Times New Roman" w:cs="Times New Roman"/>
+          <w:sz w:val="24"/>
+          <w:szCs w:val="24"/>
+        </w:rPr>
+        <w:t xml:space="preserve"> </w:t>
+      </w:r>
+      <w:proofErr w:type="spellStart"/>
+      <w:r>
+        <w:rPr>
+          <w:rFonts w:ascii="Times New Roman" w:hAnsi="Times New Roman" w:cs="Times New Roman"/>
+          <w:sz w:val="24"/>
+          <w:szCs w:val="24"/>
+        </w:rPr>
+        <w:t>utama</w:t>
+      </w:r>
+      <w:proofErr w:type="spellEnd"/>
+      <w:r>
+        <w:rPr>
+          <w:rFonts w:ascii="Times New Roman" w:hAnsi="Times New Roman" w:cs="Times New Roman"/>
+          <w:sz w:val="24"/>
+          <w:szCs w:val="24"/>
+        </w:rPr>
+        <w:t xml:space="preserve"> </w:t>
+      </w:r>
+      <w:proofErr w:type="spellStart"/>
+      <w:r>
+        <w:rPr>
+          <w:rFonts w:ascii="Times New Roman" w:hAnsi="Times New Roman" w:cs="Times New Roman"/>
+          <w:sz w:val="24"/>
+          <w:szCs w:val="24"/>
+        </w:rPr>
+        <w:t>seperti</w:t>
+      </w:r>
+      <w:proofErr w:type="spellEnd"/>
+      <w:r>
+        <w:rPr>
+          <w:rFonts w:ascii="Times New Roman" w:hAnsi="Times New Roman" w:cs="Times New Roman"/>
+          <w:sz w:val="24"/>
+          <w:szCs w:val="24"/>
+        </w:rPr>
+        <w:t xml:space="preserve"> </w:t>
+      </w:r>
+      <w:proofErr w:type="spellStart"/>
+      <w:r>
+        <w:rPr>
+          <w:rFonts w:ascii="Times New Roman" w:hAnsi="Times New Roman" w:cs="Times New Roman"/>
+          <w:sz w:val="24"/>
+          <w:szCs w:val="24"/>
+        </w:rPr>
+        <w:t>Pengguna</w:t>
+      </w:r>
+      <w:proofErr w:type="spellEnd"/>
+      <w:r>
+        <w:rPr>
+          <w:rFonts w:ascii="Times New Roman" w:hAnsi="Times New Roman" w:cs="Times New Roman"/>
+          <w:sz w:val="24"/>
+          <w:szCs w:val="24"/>
+        </w:rPr>
+        <w:t xml:space="preserve">, </w:t>
+      </w:r>
+      <w:proofErr w:type="spellStart"/>
+      <w:r>
+        <w:rPr>
+          <w:rFonts w:ascii="Times New Roman" w:hAnsi="Times New Roman" w:cs="Times New Roman"/>
+          <w:sz w:val="24"/>
+          <w:szCs w:val="24"/>
+        </w:rPr>
+        <w:t>Tugas</w:t>
+      </w:r>
+      <w:proofErr w:type="spellEnd"/>
+      <w:r>
+        <w:rPr>
+          <w:rFonts w:ascii="Times New Roman" w:hAnsi="Times New Roman" w:cs="Times New Roman"/>
+          <w:sz w:val="24"/>
+          <w:szCs w:val="24"/>
+        </w:rPr>
+        <w:t xml:space="preserve">, </w:t>
+      </w:r>
+      <w:proofErr w:type="spellStart"/>
+      <w:r>
+        <w:rPr>
+          <w:rFonts w:ascii="Times New Roman" w:hAnsi="Times New Roman" w:cs="Times New Roman"/>
+          <w:sz w:val="24"/>
+          <w:szCs w:val="24"/>
+        </w:rPr>
+        <w:t>Kategori</w:t>
+      </w:r>
+      <w:proofErr w:type="spellEnd"/>
+      <w:r>
+        <w:rPr>
+          <w:rFonts w:ascii="Times New Roman" w:hAnsi="Times New Roman" w:cs="Times New Roman"/>
+          <w:sz w:val="24"/>
+          <w:szCs w:val="24"/>
+        </w:rPr>
+        <w:t xml:space="preserve">, </w:t>
+      </w:r>
+      <w:proofErr w:type="spellStart"/>
+      <w:r>
+        <w:rPr>
+          <w:rFonts w:ascii="Times New Roman" w:hAnsi="Times New Roman" w:cs="Times New Roman"/>
+          <w:sz w:val="24"/>
+          <w:szCs w:val="24"/>
+        </w:rPr>
+        <w:t>Log_Aktivitas</w:t>
+      </w:r>
+      <w:proofErr w:type="spellEnd"/>
+      <w:r>
+        <w:rPr>
+          <w:rFonts w:ascii="Times New Roman" w:hAnsi="Times New Roman" w:cs="Times New Roman"/>
+          <w:sz w:val="24"/>
+          <w:szCs w:val="24"/>
+        </w:rPr>
+        <w:t xml:space="preserve">, Reminder, dan Backup, </w:t>
+      </w:r>
+      <w:proofErr w:type="spellStart"/>
+      <w:r>
+        <w:rPr>
+          <w:rFonts w:ascii="Times New Roman" w:hAnsi="Times New Roman" w:cs="Times New Roman"/>
+          <w:sz w:val="24"/>
+          <w:szCs w:val="24"/>
+        </w:rPr>
+        <w:t>sistem</w:t>
+      </w:r>
+      <w:proofErr w:type="spellEnd"/>
+      <w:r>
+        <w:rPr>
+          <w:rFonts w:ascii="Times New Roman" w:hAnsi="Times New Roman" w:cs="Times New Roman"/>
+          <w:sz w:val="24"/>
+          <w:szCs w:val="24"/>
+        </w:rPr>
+        <w:t xml:space="preserve"> To-Do List juga </w:t>
+      </w:r>
+      <w:proofErr w:type="spellStart"/>
+      <w:r>
+        <w:rPr>
+          <w:rFonts w:ascii="Times New Roman" w:hAnsi="Times New Roman" w:cs="Times New Roman"/>
+          <w:sz w:val="24"/>
+          <w:szCs w:val="24"/>
+        </w:rPr>
+        <w:t>memiliki</w:t>
+      </w:r>
+      <w:proofErr w:type="spellEnd"/>
+      <w:r>
+        <w:rPr>
+          <w:rFonts w:ascii="Times New Roman" w:hAnsi="Times New Roman" w:cs="Times New Roman"/>
+          <w:sz w:val="24"/>
+          <w:szCs w:val="24"/>
+        </w:rPr>
+        <w:t xml:space="preserve"> </w:t>
+      </w:r>
+      <w:proofErr w:type="spellStart"/>
+      <w:r>
+        <w:rPr>
+          <w:rFonts w:ascii="Times New Roman" w:hAnsi="Times New Roman" w:cs="Times New Roman"/>
+          <w:sz w:val="24"/>
+          <w:szCs w:val="24"/>
+        </w:rPr>
+        <w:t>entitas</w:t>
+      </w:r>
+      <w:proofErr w:type="spellEnd"/>
+      <w:r>
+        <w:rPr>
+          <w:rFonts w:ascii="Times New Roman" w:hAnsi="Times New Roman" w:cs="Times New Roman"/>
+          <w:sz w:val="24"/>
+          <w:szCs w:val="24"/>
+        </w:rPr>
+        <w:t xml:space="preserve"> Admin yang </w:t>
+      </w:r>
+      <w:proofErr w:type="spellStart"/>
+      <w:r>
+        <w:rPr>
+          <w:rFonts w:ascii="Times New Roman" w:hAnsi="Times New Roman" w:cs="Times New Roman"/>
+          <w:sz w:val="24"/>
+          <w:szCs w:val="24"/>
+        </w:rPr>
+        <w:t>berperan</w:t>
+      </w:r>
+      <w:proofErr w:type="spellEnd"/>
+      <w:r>
+        <w:rPr>
+          <w:rFonts w:ascii="Times New Roman" w:hAnsi="Times New Roman" w:cs="Times New Roman"/>
+          <w:sz w:val="24"/>
+          <w:szCs w:val="24"/>
+        </w:rPr>
+        <w:t xml:space="preserve"> </w:t>
+      </w:r>
+      <w:proofErr w:type="spellStart"/>
+      <w:r>
+        <w:rPr>
+          <w:rFonts w:ascii="Times New Roman" w:hAnsi="Times New Roman" w:cs="Times New Roman"/>
+          <w:sz w:val="24"/>
+          <w:szCs w:val="24"/>
+        </w:rPr>
+        <w:t>dalam</w:t>
+      </w:r>
+      <w:proofErr w:type="spellEnd"/>
+      <w:r>
+        <w:rPr>
+          <w:rFonts w:ascii="Times New Roman" w:hAnsi="Times New Roman" w:cs="Times New Roman"/>
+          <w:sz w:val="24"/>
+          <w:szCs w:val="24"/>
+        </w:rPr>
+        <w:t xml:space="preserve"> </w:t>
+      </w:r>
+      <w:proofErr w:type="spellStart"/>
+      <w:r>
+        <w:rPr>
+          <w:rFonts w:ascii="Times New Roman" w:hAnsi="Times New Roman" w:cs="Times New Roman"/>
+          <w:sz w:val="24"/>
+          <w:szCs w:val="24"/>
+        </w:rPr>
+        <w:t>pemeliharaan</w:t>
+      </w:r>
+      <w:proofErr w:type="spellEnd"/>
+      <w:r>
+        <w:rPr>
+          <w:rFonts w:ascii="Times New Roman" w:hAnsi="Times New Roman" w:cs="Times New Roman"/>
+          <w:sz w:val="24"/>
+          <w:szCs w:val="24"/>
+        </w:rPr>
+        <w:t xml:space="preserve"> dan </w:t>
+      </w:r>
+      <w:proofErr w:type="spellStart"/>
+      <w:r>
+        <w:rPr>
+          <w:rFonts w:ascii="Times New Roman" w:hAnsi="Times New Roman" w:cs="Times New Roman"/>
+          <w:sz w:val="24"/>
+          <w:szCs w:val="24"/>
+        </w:rPr>
+        <w:t>pengawasan</w:t>
+      </w:r>
+      <w:proofErr w:type="spellEnd"/>
+      <w:r>
+        <w:rPr>
+          <w:rFonts w:ascii="Times New Roman" w:hAnsi="Times New Roman" w:cs="Times New Roman"/>
+          <w:sz w:val="24"/>
+          <w:szCs w:val="24"/>
+        </w:rPr>
+        <w:t xml:space="preserve"> </w:t>
+      </w:r>
+      <w:proofErr w:type="spellStart"/>
+      <w:r>
+        <w:rPr>
+          <w:rFonts w:ascii="Times New Roman" w:hAnsi="Times New Roman" w:cs="Times New Roman"/>
+          <w:sz w:val="24"/>
+          <w:szCs w:val="24"/>
+        </w:rPr>
+        <w:t>sistem</w:t>
+      </w:r>
+      <w:proofErr w:type="spellEnd"/>
+      <w:r>
+        <w:rPr>
+          <w:rFonts w:ascii="Times New Roman" w:hAnsi="Times New Roman" w:cs="Times New Roman"/>
+          <w:sz w:val="24"/>
+          <w:szCs w:val="24"/>
+        </w:rPr>
+        <w:t xml:space="preserve">. Admin </w:t>
+      </w:r>
+      <w:proofErr w:type="spellStart"/>
+      <w:r>
+        <w:rPr>
+          <w:rFonts w:ascii="Times New Roman" w:hAnsi="Times New Roman" w:cs="Times New Roman"/>
+          <w:sz w:val="24"/>
+          <w:szCs w:val="24"/>
+        </w:rPr>
+        <w:t>bertanggung</w:t>
+      </w:r>
+      <w:proofErr w:type="spellEnd"/>
+      <w:r>
+        <w:rPr>
+          <w:rFonts w:ascii="Times New Roman" w:hAnsi="Times New Roman" w:cs="Times New Roman"/>
+          <w:sz w:val="24"/>
+          <w:szCs w:val="24"/>
+        </w:rPr>
+        <w:t xml:space="preserve"> </w:t>
+      </w:r>
+      <w:proofErr w:type="spellStart"/>
+      <w:r>
+        <w:rPr>
+          <w:rFonts w:ascii="Times New Roman" w:hAnsi="Times New Roman" w:cs="Times New Roman"/>
+          <w:sz w:val="24"/>
+          <w:szCs w:val="24"/>
+        </w:rPr>
+        <w:t>jawab</w:t>
+      </w:r>
+      <w:proofErr w:type="spellEnd"/>
+      <w:r>
+        <w:rPr>
+          <w:rFonts w:ascii="Times New Roman" w:hAnsi="Times New Roman" w:cs="Times New Roman"/>
+          <w:sz w:val="24"/>
+          <w:szCs w:val="24"/>
+        </w:rPr>
+        <w:t xml:space="preserve"> </w:t>
+      </w:r>
+      <w:proofErr w:type="spellStart"/>
+      <w:r>
+        <w:rPr>
+          <w:rFonts w:ascii="Times New Roman" w:hAnsi="Times New Roman" w:cs="Times New Roman"/>
+          <w:sz w:val="24"/>
+          <w:szCs w:val="24"/>
+        </w:rPr>
+        <w:t>untuk</w:t>
+      </w:r>
+      <w:proofErr w:type="spellEnd"/>
+      <w:r>
+        <w:rPr>
+          <w:rFonts w:ascii="Times New Roman" w:hAnsi="Times New Roman" w:cs="Times New Roman"/>
+          <w:sz w:val="24"/>
+          <w:szCs w:val="24"/>
+        </w:rPr>
+        <w:t xml:space="preserve"> </w:t>
+      </w:r>
+      <w:proofErr w:type="spellStart"/>
+      <w:r>
+        <w:rPr>
+          <w:rFonts w:ascii="Times New Roman" w:hAnsi="Times New Roman" w:cs="Times New Roman"/>
+          <w:sz w:val="24"/>
+          <w:szCs w:val="24"/>
+        </w:rPr>
+        <w:t>memastikan</w:t>
+      </w:r>
+      <w:proofErr w:type="spellEnd"/>
+      <w:r>
+        <w:rPr>
+          <w:rFonts w:ascii="Times New Roman" w:hAnsi="Times New Roman" w:cs="Times New Roman"/>
+          <w:sz w:val="24"/>
+          <w:szCs w:val="24"/>
+        </w:rPr>
+        <w:t xml:space="preserve"> data </w:t>
+      </w:r>
+      <w:proofErr w:type="spellStart"/>
+      <w:r>
+        <w:rPr>
+          <w:rFonts w:ascii="Times New Roman" w:hAnsi="Times New Roman" w:cs="Times New Roman"/>
+          <w:sz w:val="24"/>
+          <w:szCs w:val="24"/>
+        </w:rPr>
+        <w:t>pengguna</w:t>
+      </w:r>
+      <w:proofErr w:type="spellEnd"/>
+      <w:r>
+        <w:rPr>
+          <w:rFonts w:ascii="Times New Roman" w:hAnsi="Times New Roman" w:cs="Times New Roman"/>
+          <w:sz w:val="24"/>
+          <w:szCs w:val="24"/>
+        </w:rPr>
+        <w:t xml:space="preserve"> dan log </w:t>
+      </w:r>
+      <w:proofErr w:type="spellStart"/>
+      <w:r>
+        <w:rPr>
+          <w:rFonts w:ascii="Times New Roman" w:hAnsi="Times New Roman" w:cs="Times New Roman"/>
+          <w:sz w:val="24"/>
+          <w:szCs w:val="24"/>
+        </w:rPr>
+        <w:t>aktivitas</w:t>
+      </w:r>
+      <w:proofErr w:type="spellEnd"/>
+      <w:r>
+        <w:rPr>
+          <w:rFonts w:ascii="Times New Roman" w:hAnsi="Times New Roman" w:cs="Times New Roman"/>
+          <w:sz w:val="24"/>
+          <w:szCs w:val="24"/>
+        </w:rPr>
+        <w:t xml:space="preserve"> </w:t>
+      </w:r>
+      <w:proofErr w:type="spellStart"/>
+      <w:r>
+        <w:rPr>
+          <w:rFonts w:ascii="Times New Roman" w:hAnsi="Times New Roman" w:cs="Times New Roman"/>
+          <w:sz w:val="24"/>
+          <w:szCs w:val="24"/>
+        </w:rPr>
+        <w:t>tercatat</w:t>
+      </w:r>
+      <w:proofErr w:type="spellEnd"/>
+      <w:r>
+        <w:rPr>
+          <w:rFonts w:ascii="Times New Roman" w:hAnsi="Times New Roman" w:cs="Times New Roman"/>
+          <w:sz w:val="24"/>
+          <w:szCs w:val="24"/>
+        </w:rPr>
+        <w:t xml:space="preserve"> </w:t>
+      </w:r>
+      <w:proofErr w:type="spellStart"/>
+      <w:r>
+        <w:rPr>
+          <w:rFonts w:ascii="Times New Roman" w:hAnsi="Times New Roman" w:cs="Times New Roman"/>
+          <w:sz w:val="24"/>
+          <w:szCs w:val="24"/>
+        </w:rPr>
+        <w:t>dengan</w:t>
+      </w:r>
+      <w:proofErr w:type="spellEnd"/>
+      <w:r>
+        <w:rPr>
+          <w:rFonts w:ascii="Times New Roman" w:hAnsi="Times New Roman" w:cs="Times New Roman"/>
+          <w:sz w:val="24"/>
+          <w:szCs w:val="24"/>
+        </w:rPr>
+        <w:t xml:space="preserve"> </w:t>
+      </w:r>
+      <w:proofErr w:type="spellStart"/>
+      <w:r>
+        <w:rPr>
+          <w:rFonts w:ascii="Times New Roman" w:hAnsi="Times New Roman" w:cs="Times New Roman"/>
+          <w:sz w:val="24"/>
+          <w:szCs w:val="24"/>
+        </w:rPr>
+        <w:t>benar</w:t>
+      </w:r>
+      <w:proofErr w:type="spellEnd"/>
+      <w:r>
+        <w:rPr>
+          <w:rFonts w:ascii="Times New Roman" w:hAnsi="Times New Roman" w:cs="Times New Roman"/>
+          <w:sz w:val="24"/>
+          <w:szCs w:val="24"/>
+        </w:rPr>
+        <w:t xml:space="preserve"> </w:t>
+      </w:r>
+      <w:proofErr w:type="spellStart"/>
+      <w:r>
+        <w:rPr>
+          <w:rFonts w:ascii="Times New Roman" w:hAnsi="Times New Roman" w:cs="Times New Roman"/>
+          <w:sz w:val="24"/>
+          <w:szCs w:val="24"/>
+        </w:rPr>
+        <w:t>serta</w:t>
+      </w:r>
+      <w:proofErr w:type="spellEnd"/>
+      <w:r>
+        <w:rPr>
+          <w:rFonts w:ascii="Times New Roman" w:hAnsi="Times New Roman" w:cs="Times New Roman"/>
+          <w:sz w:val="24"/>
+          <w:szCs w:val="24"/>
+        </w:rPr>
+        <w:t xml:space="preserve"> </w:t>
+      </w:r>
+      <w:proofErr w:type="spellStart"/>
+      <w:r>
+        <w:rPr>
+          <w:rFonts w:ascii="Times New Roman" w:hAnsi="Times New Roman" w:cs="Times New Roman"/>
+          <w:sz w:val="24"/>
+          <w:szCs w:val="24"/>
+        </w:rPr>
+        <w:t>melakukan</w:t>
+      </w:r>
+      <w:proofErr w:type="spellEnd"/>
+      <w:r>
+        <w:rPr>
+          <w:rFonts w:ascii="Times New Roman" w:hAnsi="Times New Roman" w:cs="Times New Roman"/>
+          <w:sz w:val="24"/>
+          <w:szCs w:val="24"/>
+        </w:rPr>
+        <w:t xml:space="preserve"> </w:t>
+      </w:r>
+      <w:proofErr w:type="spellStart"/>
+      <w:r>
+        <w:rPr>
+          <w:rFonts w:ascii="Times New Roman" w:hAnsi="Times New Roman" w:cs="Times New Roman"/>
+          <w:sz w:val="24"/>
+          <w:szCs w:val="24"/>
+        </w:rPr>
+        <w:t>pengelolaan</w:t>
+      </w:r>
+      <w:proofErr w:type="spellEnd"/>
+      <w:r>
+        <w:rPr>
+          <w:rFonts w:ascii="Times New Roman" w:hAnsi="Times New Roman" w:cs="Times New Roman"/>
+          <w:sz w:val="24"/>
+          <w:szCs w:val="24"/>
+        </w:rPr>
+        <w:t xml:space="preserve"> backup </w:t>
+      </w:r>
+      <w:proofErr w:type="spellStart"/>
+      <w:r>
+        <w:rPr>
+          <w:rFonts w:ascii="Times New Roman" w:hAnsi="Times New Roman" w:cs="Times New Roman"/>
+          <w:sz w:val="24"/>
+          <w:szCs w:val="24"/>
+        </w:rPr>
+        <w:t>secara</w:t>
+      </w:r>
+      <w:proofErr w:type="spellEnd"/>
+      <w:r>
+        <w:rPr>
+          <w:rFonts w:ascii="Times New Roman" w:hAnsi="Times New Roman" w:cs="Times New Roman"/>
+          <w:sz w:val="24"/>
+          <w:szCs w:val="24"/>
+        </w:rPr>
+        <w:t xml:space="preserve"> </w:t>
+      </w:r>
+      <w:proofErr w:type="spellStart"/>
+      <w:r>
+        <w:rPr>
+          <w:rFonts w:ascii="Times New Roman" w:hAnsi="Times New Roman" w:cs="Times New Roman"/>
+          <w:sz w:val="24"/>
+          <w:szCs w:val="24"/>
+        </w:rPr>
+        <w:t>teratur</w:t>
+      </w:r>
+      <w:proofErr w:type="spellEnd"/>
+      <w:r>
+        <w:rPr>
+          <w:rFonts w:ascii="Times New Roman" w:hAnsi="Times New Roman" w:cs="Times New Roman"/>
+          <w:sz w:val="24"/>
+          <w:szCs w:val="24"/>
+        </w:rPr>
+        <w:t xml:space="preserve">. </w:t>
+      </w:r>
+      <w:proofErr w:type="spellStart"/>
+      <w:r>
+        <w:rPr>
+          <w:rFonts w:ascii="Times New Roman" w:hAnsi="Times New Roman" w:cs="Times New Roman"/>
+          <w:sz w:val="24"/>
+          <w:szCs w:val="24"/>
+        </w:rPr>
+        <w:t>Dengan</w:t>
+      </w:r>
+      <w:proofErr w:type="spellEnd"/>
+      <w:r>
+        <w:rPr>
+          <w:rFonts w:ascii="Times New Roman" w:hAnsi="Times New Roman" w:cs="Times New Roman"/>
+          <w:sz w:val="24"/>
+          <w:szCs w:val="24"/>
+        </w:rPr>
+        <w:t xml:space="preserve"> </w:t>
+      </w:r>
+      <w:proofErr w:type="spellStart"/>
+      <w:r>
+        <w:rPr>
+          <w:rFonts w:ascii="Times New Roman" w:hAnsi="Times New Roman" w:cs="Times New Roman"/>
+          <w:sz w:val="24"/>
+          <w:szCs w:val="24"/>
+        </w:rPr>
+        <w:t>adanya</w:t>
+      </w:r>
+      <w:proofErr w:type="spellEnd"/>
+      <w:r>
+        <w:rPr>
+          <w:rFonts w:ascii="Times New Roman" w:hAnsi="Times New Roman" w:cs="Times New Roman"/>
+          <w:sz w:val="24"/>
+          <w:szCs w:val="24"/>
+        </w:rPr>
+        <w:t xml:space="preserve"> Admin, </w:t>
+      </w:r>
+      <w:proofErr w:type="spellStart"/>
+      <w:r>
+        <w:rPr>
+          <w:rFonts w:ascii="Times New Roman" w:hAnsi="Times New Roman" w:cs="Times New Roman"/>
+          <w:sz w:val="24"/>
+          <w:szCs w:val="24"/>
+        </w:rPr>
+        <w:t>sistem</w:t>
+      </w:r>
+      <w:proofErr w:type="spellEnd"/>
+      <w:r>
+        <w:rPr>
+          <w:rFonts w:ascii="Times New Roman" w:hAnsi="Times New Roman" w:cs="Times New Roman"/>
+          <w:sz w:val="24"/>
+          <w:szCs w:val="24"/>
+        </w:rPr>
+        <w:t xml:space="preserve"> </w:t>
+      </w:r>
+      <w:proofErr w:type="spellStart"/>
+      <w:r>
+        <w:rPr>
+          <w:rFonts w:ascii="Times New Roman" w:hAnsi="Times New Roman" w:cs="Times New Roman"/>
+          <w:sz w:val="24"/>
+          <w:szCs w:val="24"/>
+        </w:rPr>
+        <w:t>menjadi</w:t>
+      </w:r>
+      <w:proofErr w:type="spellEnd"/>
+      <w:r>
+        <w:rPr>
+          <w:rFonts w:ascii="Times New Roman" w:hAnsi="Times New Roman" w:cs="Times New Roman"/>
+          <w:sz w:val="24"/>
+          <w:szCs w:val="24"/>
+        </w:rPr>
+        <w:t xml:space="preserve"> </w:t>
+      </w:r>
+      <w:proofErr w:type="spellStart"/>
+      <w:r>
+        <w:rPr>
+          <w:rFonts w:ascii="Times New Roman" w:hAnsi="Times New Roman" w:cs="Times New Roman"/>
+          <w:sz w:val="24"/>
+          <w:szCs w:val="24"/>
+        </w:rPr>
+        <w:t>lebih</w:t>
+      </w:r>
+      <w:proofErr w:type="spellEnd"/>
+      <w:r>
+        <w:rPr>
+          <w:rFonts w:ascii="Times New Roman" w:hAnsi="Times New Roman" w:cs="Times New Roman"/>
+          <w:sz w:val="24"/>
+          <w:szCs w:val="24"/>
+        </w:rPr>
+        <w:t xml:space="preserve"> </w:t>
+      </w:r>
+      <w:proofErr w:type="spellStart"/>
+      <w:r>
+        <w:rPr>
+          <w:rFonts w:ascii="Times New Roman" w:hAnsi="Times New Roman" w:cs="Times New Roman"/>
+          <w:sz w:val="24"/>
+          <w:szCs w:val="24"/>
+        </w:rPr>
+        <w:t>terkontrol</w:t>
+      </w:r>
+      <w:proofErr w:type="spellEnd"/>
+      <w:r>
+        <w:rPr>
+          <w:rFonts w:ascii="Times New Roman" w:hAnsi="Times New Roman" w:cs="Times New Roman"/>
+          <w:sz w:val="24"/>
+          <w:szCs w:val="24"/>
+        </w:rPr>
+        <w:t xml:space="preserve">, </w:t>
+      </w:r>
+      <w:proofErr w:type="spellStart"/>
+      <w:r>
+        <w:rPr>
+          <w:rFonts w:ascii="Times New Roman" w:hAnsi="Times New Roman" w:cs="Times New Roman"/>
+          <w:sz w:val="24"/>
+          <w:szCs w:val="24"/>
+        </w:rPr>
+        <w:t>aman</w:t>
+      </w:r>
+      <w:proofErr w:type="spellEnd"/>
+      <w:r>
+        <w:rPr>
+          <w:rFonts w:ascii="Times New Roman" w:hAnsi="Times New Roman" w:cs="Times New Roman"/>
+          <w:sz w:val="24"/>
+          <w:szCs w:val="24"/>
+        </w:rPr>
+        <w:t xml:space="preserve">, dan </w:t>
+      </w:r>
+      <w:proofErr w:type="spellStart"/>
+      <w:r>
+        <w:rPr>
+          <w:rFonts w:ascii="Times New Roman" w:hAnsi="Times New Roman" w:cs="Times New Roman"/>
+          <w:sz w:val="24"/>
+          <w:szCs w:val="24"/>
+        </w:rPr>
+        <w:t>terjaga</w:t>
+      </w:r>
+      <w:proofErr w:type="spellEnd"/>
+      <w:r>
+        <w:rPr>
+          <w:rFonts w:ascii="Times New Roman" w:hAnsi="Times New Roman" w:cs="Times New Roman"/>
+          <w:sz w:val="24"/>
+          <w:szCs w:val="24"/>
+        </w:rPr>
+        <w:t xml:space="preserve"> </w:t>
+      </w:r>
+      <w:proofErr w:type="spellStart"/>
+      <w:r>
+        <w:rPr>
+          <w:rFonts w:ascii="Times New Roman" w:hAnsi="Times New Roman" w:cs="Times New Roman"/>
+          <w:sz w:val="24"/>
+          <w:szCs w:val="24"/>
+        </w:rPr>
+        <w:t>konsistensinya</w:t>
+      </w:r>
+      <w:proofErr w:type="spellEnd"/>
+      <w:r>
+        <w:rPr>
+          <w:rFonts w:ascii="Times New Roman" w:hAnsi="Times New Roman" w:cs="Times New Roman"/>
+          <w:sz w:val="24"/>
+          <w:szCs w:val="24"/>
+        </w:rPr>
+        <w:t>.</w:t>
+      </w:r>
+    </w:p>
+    <w:p>
+      <w:pPr>
+        <w:rPr>
+          <w:rFonts w:ascii="Times New Roman" w:hAnsi="Times New Roman" w:cs="Times New Roman"/>
+          <w:sz w:val="24"/>
+          <w:szCs w:val="24"/>
+        </w:rPr>
+      </w:pPr>
+    </w:p>
+    <w:p>
+      <w:pPr>
+        <w:ind w:hanging="1276"/>
+        <w:rPr>
+          <w:rFonts w:ascii="Times New Roman" w:hAnsi="Times New Roman" w:cs="Times New Roman"/>
+          <w:sz w:val="24"/>
+          <w:szCs w:val="24"/>
+        </w:rPr>
+      </w:pPr>
+      <w:r>
+        <w:rPr>
+          <w:rFonts w:ascii="Times New Roman" w:hAnsi="Times New Roman" w:cs="Times New Roman"/>
+          <w:noProof/>
+          <w:sz w:val="24"/>
+          <w:szCs w:val="24"/>
+        </w:rPr>
+        <w:drawing>
+          <wp:inline distT="0" distB="0" distL="0" distR="0" wp14:anchorId="14D74BEC" wp14:editId="42FBA52E">
+            <wp:extent cx="7363895" cy="4067908"/>
+            <wp:effectExtent l="0" t="0" r="8890" b="8890"/>
+            <wp:docPr id="1041705173" name="Picture 1"/>
+            <wp:cNvGraphicFramePr>
+              <a:graphicFrameLocks xmlns:a="http://schemas.openxmlformats.org/drawingml/2006/main" noChangeAspect="1"/>
+            </wp:cNvGraphicFramePr>
+            <a:graphic xmlns:a="http://schemas.openxmlformats.org/drawingml/2006/main">
+              <a:graphicData uri="http://schemas.openxmlformats.org/drawingml/2006/picture">
+                <pic:pic xmlns:pic="http://schemas.openxmlformats.org/drawingml/2006/picture">
+                  <pic:nvPicPr>
+                    <pic:cNvPr id="0" name="Picture 1"/>
+                    <pic:cNvPicPr>
+                      <a:picLocks noChangeAspect="1" noChangeArrowheads="1"/>
+                    </pic:cNvPicPr>
+                  </pic:nvPicPr>
+                  <pic:blipFill>
+                    <a:blip r:embed="rId9">
+                      <a:extLst>
+                        <a:ext uri="{28A0092B-C50C-407E-A947-70E740481C1C}">
+                          <a14:useLocalDpi xmlns:a14="http://schemas.microsoft.com/office/drawing/2010/main" val="0"/>
+                        </a:ext>
+                      </a:extLst>
+                    </a:blip>
+                    <a:srcRect/>
+                    <a:stretch>
+                      <a:fillRect/>
+                    </a:stretch>
+                  </pic:blipFill>
+                  <pic:spPr bwMode="auto">
+                    <a:xfrm>
+                      <a:off x="0" y="0"/>
+                      <a:ext cx="7419388" cy="4098563"/>
+                    </a:xfrm>
+                    <a:prstGeom prst="rect">
+                      <a:avLst/>
+                    </a:prstGeom>
+                    <a:noFill/>
+                    <a:ln>
+                      <a:noFill/>
+                    </a:ln>
+                  </pic:spPr>
+                </pic:pic>
+              </a:graphicData>
+            </a:graphic>
+          </wp:inline>
+        </w:drawing>
+      </w:r>
+    </w:p>
+    <w:p>
+      <w:pPr>
+        <w:rPr>
+          <w:rFonts w:ascii="Times New Roman" w:hAnsi="Times New Roman" w:cs="Times New Roman"/>
+          <w:sz w:val="24"/>
+          <w:szCs w:val="24"/>
+        </w:rPr>
+      </w:pPr>
+    </w:p>
+    <w:p>
+      <w:pPr>
+        <w:pStyle w:val="Heading1"/>
         <w:rPr>
           <w:rFonts w:ascii="Times New Roman" w:hAnsi="Times New Roman" w:cs="Times New Roman"/>
           <w:b/>
@@ -5789,16 +11035,240 @@
         </w:rPr>
       </w:pPr>
       <w:r>
+        <w:br w:type="page"/>
+      </w:r>
+      <w:bookmarkStart w:id="8" w:name="_Toc212212817"/>
+      <w:r>
         <w:rPr>
           <w:rFonts w:ascii="Times New Roman" w:hAnsi="Times New Roman" w:cs="Times New Roman"/>
           <w:b/>
           <w:bCs/>
+          <w:color w:val="000000" w:themeColor="text1"/>
           <w:sz w:val="24"/>
           <w:szCs w:val="24"/>
         </w:rPr>
         <w:lastRenderedPageBreak/>
-        <w:t>ERD</w:t>
-      </w:r>
+        <w:t>Lampiran 1</w:t>
+      </w:r>
+      <w:bookmarkEnd w:id="8"/>
+    </w:p>
+    <w:p>
+      <w:pPr>
+        <w:rPr>
+          <w:rFonts w:ascii="Times New Roman" w:hAnsi="Times New Roman" w:cs="Times New Roman"/>
+          <w:sz w:val="24"/>
+          <w:szCs w:val="24"/>
+        </w:rPr>
+      </w:pPr>
+      <w:proofErr w:type="spellStart"/>
+      <w:r>
+        <w:rPr>
+          <w:rFonts w:ascii="Times New Roman" w:hAnsi="Times New Roman" w:cs="Times New Roman"/>
+          <w:sz w:val="24"/>
+          <w:szCs w:val="24"/>
+        </w:rPr>
+        <w:t>Semua</w:t>
+      </w:r>
+      <w:proofErr w:type="spellEnd"/>
+      <w:r>
+        <w:rPr>
+          <w:rFonts w:ascii="Times New Roman" w:hAnsi="Times New Roman" w:cs="Times New Roman"/>
+          <w:sz w:val="24"/>
+          <w:szCs w:val="24"/>
+        </w:rPr>
+        <w:t xml:space="preserve"> </w:t>
+      </w:r>
+      <w:proofErr w:type="spellStart"/>
+      <w:r>
+        <w:rPr>
+          <w:rFonts w:ascii="Times New Roman" w:hAnsi="Times New Roman" w:cs="Times New Roman"/>
+          <w:sz w:val="24"/>
+          <w:szCs w:val="24"/>
+        </w:rPr>
+        <w:t>foto</w:t>
+      </w:r>
+      <w:proofErr w:type="spellEnd"/>
+      <w:r>
+        <w:rPr>
+          <w:rFonts w:ascii="Times New Roman" w:hAnsi="Times New Roman" w:cs="Times New Roman"/>
+          <w:sz w:val="24"/>
+          <w:szCs w:val="24"/>
+        </w:rPr>
+        <w:t xml:space="preserve"> </w:t>
+      </w:r>
+      <w:proofErr w:type="spellStart"/>
+      <w:r>
+        <w:rPr>
+          <w:rFonts w:ascii="Times New Roman" w:hAnsi="Times New Roman" w:cs="Times New Roman"/>
+          <w:sz w:val="24"/>
+          <w:szCs w:val="24"/>
+        </w:rPr>
+        <w:t>atau</w:t>
+      </w:r>
+      <w:proofErr w:type="spellEnd"/>
+      <w:r>
+        <w:rPr>
+          <w:rFonts w:ascii="Times New Roman" w:hAnsi="Times New Roman" w:cs="Times New Roman"/>
+          <w:sz w:val="24"/>
+          <w:szCs w:val="24"/>
+        </w:rPr>
+        <w:t xml:space="preserve"> source </w:t>
+      </w:r>
+      <w:proofErr w:type="spellStart"/>
+      <w:r>
+        <w:rPr>
+          <w:rFonts w:ascii="Times New Roman" w:hAnsi="Times New Roman" w:cs="Times New Roman"/>
+          <w:sz w:val="24"/>
+          <w:szCs w:val="24"/>
+        </w:rPr>
+        <w:t>diatas</w:t>
+      </w:r>
+      <w:proofErr w:type="spellEnd"/>
+      <w:r>
+        <w:rPr>
+          <w:rFonts w:ascii="Times New Roman" w:hAnsi="Times New Roman" w:cs="Times New Roman"/>
+          <w:sz w:val="24"/>
+          <w:szCs w:val="24"/>
+        </w:rPr>
+        <w:t xml:space="preserve"> </w:t>
+      </w:r>
+      <w:proofErr w:type="spellStart"/>
+      <w:r>
+        <w:rPr>
+          <w:rFonts w:ascii="Times New Roman" w:hAnsi="Times New Roman" w:cs="Times New Roman"/>
+          <w:sz w:val="24"/>
+          <w:szCs w:val="24"/>
+        </w:rPr>
+        <w:t>dapat</w:t>
+      </w:r>
+      <w:proofErr w:type="spellEnd"/>
+      <w:r>
+        <w:rPr>
+          <w:rFonts w:ascii="Times New Roman" w:hAnsi="Times New Roman" w:cs="Times New Roman"/>
+          <w:sz w:val="24"/>
+          <w:szCs w:val="24"/>
+        </w:rPr>
+        <w:t xml:space="preserve"> </w:t>
+      </w:r>
+      <w:proofErr w:type="spellStart"/>
+      <w:r>
+        <w:rPr>
+          <w:rFonts w:ascii="Times New Roman" w:hAnsi="Times New Roman" w:cs="Times New Roman"/>
+          <w:sz w:val="24"/>
+          <w:szCs w:val="24"/>
+        </w:rPr>
+        <w:t>diakse</w:t>
+      </w:r>
+      <w:r>
+        <w:rPr>
+          <w:rFonts w:ascii="Times New Roman" w:hAnsi="Times New Roman" w:cs="Times New Roman"/>
+          <w:sz w:val="24"/>
+          <w:szCs w:val="24"/>
+        </w:rPr>
+        <w:t>s</w:t>
+      </w:r>
+      <w:proofErr w:type="spellEnd"/>
+      <w:r>
+        <w:rPr>
+          <w:rFonts w:ascii="Times New Roman" w:hAnsi="Times New Roman" w:cs="Times New Roman"/>
+          <w:sz w:val="24"/>
+          <w:szCs w:val="24"/>
+        </w:rPr>
+        <w:t xml:space="preserve"> </w:t>
+      </w:r>
+      <w:proofErr w:type="spellStart"/>
+      <w:r>
+        <w:rPr>
+          <w:rFonts w:ascii="Times New Roman" w:hAnsi="Times New Roman" w:cs="Times New Roman"/>
+          <w:sz w:val="24"/>
+          <w:szCs w:val="24"/>
+        </w:rPr>
+        <w:t>publik</w:t>
+      </w:r>
+      <w:proofErr w:type="spellEnd"/>
+      <w:r>
+        <w:rPr>
+          <w:rFonts w:ascii="Times New Roman" w:hAnsi="Times New Roman" w:cs="Times New Roman"/>
+          <w:sz w:val="24"/>
+          <w:szCs w:val="24"/>
+        </w:rPr>
+        <w:t xml:space="preserve"> </w:t>
+      </w:r>
+      <w:proofErr w:type="spellStart"/>
+      <w:r>
+        <w:rPr>
+          <w:rFonts w:ascii="Times New Roman" w:hAnsi="Times New Roman" w:cs="Times New Roman"/>
+          <w:sz w:val="24"/>
+          <w:szCs w:val="24"/>
+        </w:rPr>
+        <w:t>melalui</w:t>
+      </w:r>
+      <w:proofErr w:type="spellEnd"/>
+      <w:r>
+        <w:rPr>
+          <w:rFonts w:ascii="Times New Roman" w:hAnsi="Times New Roman" w:cs="Times New Roman"/>
+          <w:sz w:val="24"/>
+          <w:szCs w:val="24"/>
+        </w:rPr>
+        <w:t xml:space="preserve"> </w:t>
+      </w:r>
+      <w:proofErr w:type="spellStart"/>
+      <w:r>
+        <w:rPr>
+          <w:rFonts w:ascii="Times New Roman" w:hAnsi="Times New Roman" w:cs="Times New Roman"/>
+          <w:sz w:val="24"/>
+          <w:szCs w:val="24"/>
+        </w:rPr>
+        <w:t>tautan</w:t>
+      </w:r>
+      <w:proofErr w:type="spellEnd"/>
+      <w:r>
+        <w:rPr>
+          <w:rFonts w:ascii="Times New Roman" w:hAnsi="Times New Roman" w:cs="Times New Roman"/>
+          <w:sz w:val="24"/>
+          <w:szCs w:val="24"/>
+        </w:rPr>
+        <w:t xml:space="preserve"> </w:t>
+      </w:r>
+      <w:proofErr w:type="spellStart"/>
+      <w:r>
+        <w:rPr>
+          <w:rFonts w:ascii="Times New Roman" w:hAnsi="Times New Roman" w:cs="Times New Roman"/>
+          <w:sz w:val="24"/>
+          <w:szCs w:val="24"/>
+        </w:rPr>
+        <w:t>berikut</w:t>
+      </w:r>
+      <w:proofErr w:type="spellEnd"/>
+      <w:r>
+        <w:rPr>
+          <w:rFonts w:ascii="Times New Roman" w:hAnsi="Times New Roman" w:cs="Times New Roman"/>
+          <w:sz w:val="24"/>
+          <w:szCs w:val="24"/>
+        </w:rPr>
+        <w:t>:</w:t>
+      </w:r>
+    </w:p>
+    <w:p>
+      <w:pPr>
+        <w:ind w:firstLine="720"/>
+        <w:rPr>
+          <w:rFonts w:ascii="Times New Roman" w:hAnsi="Times New Roman" w:cs="Times New Roman"/>
+          <w:sz w:val="24"/>
+          <w:szCs w:val="24"/>
+        </w:rPr>
+      </w:pPr>
+      <w:hyperlink r:id="rId10" w:history="1">
+        <w:r>
+          <w:rPr>
+            <w:rStyle w:val="Hyperlink"/>
+            <w:rFonts w:ascii="Times New Roman" w:hAnsi="Times New Roman" w:cs="Times New Roman"/>
+            <w:sz w:val="24"/>
+            <w:szCs w:val="24"/>
+          </w:rPr>
+          <w:t>https://github.com/Privanxi/SEM3/tree/main/RPL/Tugas%20Individu/Diagram</w:t>
+        </w:r>
+      </w:hyperlink>
     </w:p>
     <w:sectPr>
       <w:pgSz w:w="11906" w:h="16838"/>
@@ -5902,6 +11372,92 @@
     </w:lvl>
   </w:abstractNum>
   <w:abstractNum w:abstractNumId="1" w15:restartNumberingAfterBreak="0">
+    <w:nsid w:val="3922187F"/>
+    <w:multiLevelType w:val="hybridMultilevel"/>
+    <w:tmpl w:val="3E22F9AE"/>
+    <w:lvl w:ilvl="0" w:tplc="FFFFFFFF">
+      <w:start w:val="1"/>
+      <w:numFmt w:val="decimal"/>
+      <w:lvlText w:val="%1."/>
+      <w:lvlJc w:val="left"/>
+      <w:pPr>
+        <w:ind w:left="720" w:hanging="360"/>
+      </w:pPr>
+    </w:lvl>
+    <w:lvl w:ilvl="1" w:tplc="FFFFFFFF" w:tentative="1">
+      <w:start w:val="1"/>
+      <w:numFmt w:val="lowerLetter"/>
+      <w:lvlText w:val="%2."/>
+      <w:lvlJc w:val="left"/>
+      <w:pPr>
+        <w:ind w:left="1440" w:hanging="360"/>
+      </w:pPr>
+    </w:lvl>
+    <w:lvl w:ilvl="2" w:tplc="FFFFFFFF" w:tentative="1">
+      <w:start w:val="1"/>
+      <w:numFmt w:val="lowerRoman"/>
+      <w:lvlText w:val="%3."/>
+      <w:lvlJc w:val="right"/>
+      <w:pPr>
+        <w:ind w:left="2160" w:hanging="180"/>
+      </w:pPr>
+    </w:lvl>
+    <w:lvl w:ilvl="3" w:tplc="FFFFFFFF" w:tentative="1">
+      <w:start w:val="1"/>
+      <w:numFmt w:val="decimal"/>
+      <w:lvlText w:val="%4."/>
+      <w:lvlJc w:val="left"/>
+      <w:pPr>
+        <w:ind w:left="2880" w:hanging="360"/>
+      </w:pPr>
+    </w:lvl>
+    <w:lvl w:ilvl="4" w:tplc="FFFFFFFF" w:tentative="1">
+      <w:start w:val="1"/>
+      <w:numFmt w:val="lowerLetter"/>
+      <w:lvlText w:val="%5."/>
+      <w:lvlJc w:val="left"/>
+      <w:pPr>
+        <w:ind w:left="3600" w:hanging="360"/>
+      </w:pPr>
+    </w:lvl>
+    <w:lvl w:ilvl="5" w:tplc="FFFFFFFF" w:tentative="1">
+      <w:start w:val="1"/>
+      <w:numFmt w:val="lowerRoman"/>
+      <w:lvlText w:val="%6."/>
+      <w:lvlJc w:val="right"/>
+      <w:pPr>
+        <w:ind w:left="4320" w:hanging="180"/>
+      </w:pPr>
+    </w:lvl>
+    <w:lvl w:ilvl="6" w:tplc="FFFFFFFF" w:tentative="1">
+      <w:start w:val="1"/>
+      <w:numFmt w:val="decimal"/>
+      <w:lvlText w:val="%7."/>
+      <w:lvlJc w:val="left"/>
+      <w:pPr>
+        <w:ind w:left="5040" w:hanging="360"/>
+      </w:pPr>
+    </w:lvl>
+    <w:lvl w:ilvl="7" w:tplc="FFFFFFFF" w:tentative="1">
+      <w:start w:val="1"/>
+      <w:numFmt w:val="lowerLetter"/>
+      <w:lvlText w:val="%8."/>
+      <w:lvlJc w:val="left"/>
+      <w:pPr>
+        <w:ind w:left="5760" w:hanging="360"/>
+      </w:pPr>
+    </w:lvl>
+    <w:lvl w:ilvl="8" w:tplc="FFFFFFFF" w:tentative="1">
+      <w:start w:val="1"/>
+      <w:numFmt w:val="lowerRoman"/>
+      <w:lvlText w:val="%9."/>
+      <w:lvlJc w:val="right"/>
+      <w:pPr>
+        <w:ind w:left="6480" w:hanging="180"/>
+      </w:pPr>
+    </w:lvl>
+  </w:abstractNum>
+  <w:abstractNum w:abstractNumId="2" w15:restartNumberingAfterBreak="0">
     <w:nsid w:val="3ADE0DA1"/>
     <w:multiLevelType w:val="hybridMultilevel"/>
     <w:tmpl w:val="267851FC"/>
@@ -5987,7 +11543,7 @@
       </w:pPr>
     </w:lvl>
   </w:abstractNum>
-  <w:abstractNum w:abstractNumId="2" w15:restartNumberingAfterBreak="0">
+  <w:abstractNum w:abstractNumId="3" w15:restartNumberingAfterBreak="0">
     <w:nsid w:val="467773B8"/>
     <w:multiLevelType w:val="hybridMultilevel"/>
     <w:tmpl w:val="D51C4DCC"/>
@@ -6097,7 +11653,7 @@
       </w:rPr>
     </w:lvl>
   </w:abstractNum>
-  <w:abstractNum w:abstractNumId="3" w15:restartNumberingAfterBreak="0">
+  <w:abstractNum w:abstractNumId="4" w15:restartNumberingAfterBreak="0">
     <w:nsid w:val="48814D10"/>
     <w:multiLevelType w:val="hybridMultilevel"/>
     <w:tmpl w:val="F8FA4E00"/>
@@ -6183,7 +11739,93 @@
       </w:pPr>
     </w:lvl>
   </w:abstractNum>
-  <w:abstractNum w:abstractNumId="4" w15:restartNumberingAfterBreak="0">
+  <w:abstractNum w:abstractNumId="5" w15:restartNumberingAfterBreak="0">
+    <w:nsid w:val="50DC5552"/>
+    <w:multiLevelType w:val="hybridMultilevel"/>
+    <w:tmpl w:val="3E22F9AE"/>
+    <w:lvl w:ilvl="0" w:tplc="FFFFFFFF">
+      <w:start w:val="1"/>
+      <w:numFmt w:val="decimal"/>
+      <w:lvlText w:val="%1."/>
+      <w:lvlJc w:val="left"/>
+      <w:pPr>
+        <w:ind w:left="720" w:hanging="360"/>
+      </w:pPr>
+    </w:lvl>
+    <w:lvl w:ilvl="1" w:tplc="FFFFFFFF" w:tentative="1">
+      <w:start w:val="1"/>
+      <w:numFmt w:val="lowerLetter"/>
+      <w:lvlText w:val="%2."/>
+      <w:lvlJc w:val="left"/>
+      <w:pPr>
+        <w:ind w:left="1440" w:hanging="360"/>
+      </w:pPr>
+    </w:lvl>
+    <w:lvl w:ilvl="2" w:tplc="FFFFFFFF" w:tentative="1">
+      <w:start w:val="1"/>
+      <w:numFmt w:val="lowerRoman"/>
+      <w:lvlText w:val="%3."/>
+      <w:lvlJc w:val="right"/>
+      <w:pPr>
+        <w:ind w:left="2160" w:hanging="180"/>
+      </w:pPr>
+    </w:lvl>
+    <w:lvl w:ilvl="3" w:tplc="FFFFFFFF" w:tentative="1">
+      <w:start w:val="1"/>
+      <w:numFmt w:val="decimal"/>
+      <w:lvlText w:val="%4."/>
+      <w:lvlJc w:val="left"/>
+      <w:pPr>
+        <w:ind w:left="2880" w:hanging="360"/>
+      </w:pPr>
+    </w:lvl>
+    <w:lvl w:ilvl="4" w:tplc="FFFFFFFF" w:tentative="1">
+      <w:start w:val="1"/>
+      <w:numFmt w:val="lowerLetter"/>
+      <w:lvlText w:val="%5."/>
+      <w:lvlJc w:val="left"/>
+      <w:pPr>
+        <w:ind w:left="3600" w:hanging="360"/>
+      </w:pPr>
+    </w:lvl>
+    <w:lvl w:ilvl="5" w:tplc="FFFFFFFF" w:tentative="1">
+      <w:start w:val="1"/>
+      <w:numFmt w:val="lowerRoman"/>
+      <w:lvlText w:val="%6."/>
+      <w:lvlJc w:val="right"/>
+      <w:pPr>
+        <w:ind w:left="4320" w:hanging="180"/>
+      </w:pPr>
+    </w:lvl>
+    <w:lvl w:ilvl="6" w:tplc="FFFFFFFF" w:tentative="1">
+      <w:start w:val="1"/>
+      <w:numFmt w:val="decimal"/>
+      <w:lvlText w:val="%7."/>
+      <w:lvlJc w:val="left"/>
+      <w:pPr>
+        <w:ind w:left="5040" w:hanging="360"/>
+      </w:pPr>
+    </w:lvl>
+    <w:lvl w:ilvl="7" w:tplc="FFFFFFFF" w:tentative="1">
+      <w:start w:val="1"/>
+      <w:numFmt w:val="lowerLetter"/>
+      <w:lvlText w:val="%8."/>
+      <w:lvlJc w:val="left"/>
+      <w:pPr>
+        <w:ind w:left="5760" w:hanging="360"/>
+      </w:pPr>
+    </w:lvl>
+    <w:lvl w:ilvl="8" w:tplc="FFFFFFFF" w:tentative="1">
+      <w:start w:val="1"/>
+      <w:numFmt w:val="lowerRoman"/>
+      <w:lvlText w:val="%9."/>
+      <w:lvlJc w:val="right"/>
+      <w:pPr>
+        <w:ind w:left="6480" w:hanging="180"/>
+      </w:pPr>
+    </w:lvl>
+  </w:abstractNum>
+  <w:abstractNum w:abstractNumId="6" w15:restartNumberingAfterBreak="0">
     <w:nsid w:val="63B42BFA"/>
     <w:multiLevelType w:val="hybridMultilevel"/>
     <w:tmpl w:val="B72A791C"/>
@@ -6296,7 +11938,93 @@
       </w:rPr>
     </w:lvl>
   </w:abstractNum>
-  <w:abstractNum w:abstractNumId="5" w15:restartNumberingAfterBreak="0">
+  <w:abstractNum w:abstractNumId="7" w15:restartNumberingAfterBreak="0">
+    <w:nsid w:val="6EC37685"/>
+    <w:multiLevelType w:val="hybridMultilevel"/>
+    <w:tmpl w:val="3E22F9AE"/>
+    <w:lvl w:ilvl="0" w:tplc="3809000F">
+      <w:start w:val="1"/>
+      <w:numFmt w:val="decimal"/>
+      <w:lvlText w:val="%1."/>
+      <w:lvlJc w:val="left"/>
+      <w:pPr>
+        <w:ind w:left="720" w:hanging="360"/>
+      </w:pPr>
+    </w:lvl>
+    <w:lvl w:ilvl="1" w:tplc="38090019" w:tentative="1">
+      <w:start w:val="1"/>
+      <w:numFmt w:val="lowerLetter"/>
+      <w:lvlText w:val="%2."/>
+      <w:lvlJc w:val="left"/>
+      <w:pPr>
+        <w:ind w:left="1440" w:hanging="360"/>
+      </w:pPr>
+    </w:lvl>
+    <w:lvl w:ilvl="2" w:tplc="3809001B" w:tentative="1">
+      <w:start w:val="1"/>
+      <w:numFmt w:val="lowerRoman"/>
+      <w:lvlText w:val="%3."/>
+      <w:lvlJc w:val="right"/>
+      <w:pPr>
+        <w:ind w:left="2160" w:hanging="180"/>
+      </w:pPr>
+    </w:lvl>
+    <w:lvl w:ilvl="3" w:tplc="3809000F" w:tentative="1">
+      <w:start w:val="1"/>
+      <w:numFmt w:val="decimal"/>
+      <w:lvlText w:val="%4."/>
+      <w:lvlJc w:val="left"/>
+      <w:pPr>
+        <w:ind w:left="2880" w:hanging="360"/>
+      </w:pPr>
+    </w:lvl>
+    <w:lvl w:ilvl="4" w:tplc="38090019" w:tentative="1">
+      <w:start w:val="1"/>
+      <w:numFmt w:val="lowerLetter"/>
+      <w:lvlText w:val="%5."/>
+      <w:lvlJc w:val="left"/>
+      <w:pPr>
+        <w:ind w:left="3600" w:hanging="360"/>
+      </w:pPr>
+    </w:lvl>
+    <w:lvl w:ilvl="5" w:tplc="3809001B" w:tentative="1">
+      <w:start w:val="1"/>
+      <w:numFmt w:val="lowerRoman"/>
+      <w:lvlText w:val="%6."/>
+      <w:lvlJc w:val="right"/>
+      <w:pPr>
+        <w:ind w:left="4320" w:hanging="180"/>
+      </w:pPr>
+    </w:lvl>
+    <w:lvl w:ilvl="6" w:tplc="3809000F" w:tentative="1">
+      <w:start w:val="1"/>
+      <w:numFmt w:val="decimal"/>
+      <w:lvlText w:val="%7."/>
+      <w:lvlJc w:val="left"/>
+      <w:pPr>
+        <w:ind w:left="5040" w:hanging="360"/>
+      </w:pPr>
+    </w:lvl>
+    <w:lvl w:ilvl="7" w:tplc="38090019" w:tentative="1">
+      <w:start w:val="1"/>
+      <w:numFmt w:val="lowerLetter"/>
+      <w:lvlText w:val="%8."/>
+      <w:lvlJc w:val="left"/>
+      <w:pPr>
+        <w:ind w:left="5760" w:hanging="360"/>
+      </w:pPr>
+    </w:lvl>
+    <w:lvl w:ilvl="8" w:tplc="3809001B" w:tentative="1">
+      <w:start w:val="1"/>
+      <w:numFmt w:val="lowerRoman"/>
+      <w:lvlText w:val="%9."/>
+      <w:lvlJc w:val="right"/>
+      <w:pPr>
+        <w:ind w:left="6480" w:hanging="180"/>
+      </w:pPr>
+    </w:lvl>
+  </w:abstractNum>
+  <w:abstractNum w:abstractNumId="8" w15:restartNumberingAfterBreak="0">
     <w:nsid w:val="7E1F3799"/>
     <w:multiLevelType w:val="hybridMultilevel"/>
     <w:tmpl w:val="2B5A7B82"/>
@@ -6383,22 +12111,31 @@
     </w:lvl>
   </w:abstractNum>
   <w:num w:numId="1" w16cid:durableId="1580408521">
-    <w:abstractNumId w:val="2"/>
+    <w:abstractNumId w:val="3"/>
   </w:num>
   <w:num w:numId="2" w16cid:durableId="1408378033">
-    <w:abstractNumId w:val="4"/>
+    <w:abstractNumId w:val="6"/>
   </w:num>
   <w:num w:numId="3" w16cid:durableId="910891556">
     <w:abstractNumId w:val="0"/>
   </w:num>
   <w:num w:numId="4" w16cid:durableId="662395611">
+    <w:abstractNumId w:val="2"/>
+  </w:num>
+  <w:num w:numId="5" w16cid:durableId="653607266">
+    <w:abstractNumId w:val="8"/>
+  </w:num>
+  <w:num w:numId="6" w16cid:durableId="417559114">
+    <w:abstractNumId w:val="4"/>
+  </w:num>
+  <w:num w:numId="7" w16cid:durableId="63724322">
+    <w:abstractNumId w:val="7"/>
+  </w:num>
+  <w:num w:numId="8" w16cid:durableId="95027834">
     <w:abstractNumId w:val="1"/>
   </w:num>
-  <w:num w:numId="5" w16cid:durableId="653607266">
+  <w:num w:numId="9" w16cid:durableId="1607345852">
     <w:abstractNumId w:val="5"/>
-  </w:num>
-  <w:num w:numId="6" w16cid:durableId="417559114">
-    <w:abstractNumId w:val="3"/>
   </w:num>
 </w:numbering>
 </file>
@@ -6831,7 +12568,6 @@
     <w:next w:val="Normal"/>
     <w:link w:val="Heading2Char"/>
     <w:uiPriority w:val="9"/>
-    <w:semiHidden/>
     <w:unhideWhenUsed/>
     <w:qFormat/>
     <w:rsid w:val="003F003C"/>
@@ -7047,7 +12783,6 @@
     <w:basedOn w:val="DefaultParagraphFont"/>
     <w:link w:val="Heading2"/>
     <w:uiPriority w:val="9"/>
-    <w:semiHidden/>
     <w:rsid w:val="003F003C"/>
     <w:rPr>
       <w:rFonts w:asciiTheme="majorHAnsi" w:eastAsiaTheme="majorEastAsia" w:hAnsiTheme="majorHAnsi" w:cstheme="majorBidi"/>
@@ -7318,6 +13053,93 @@
       <w:color w:val="0F4761" w:themeColor="accent1" w:themeShade="BF"/>
       <w:spacing w:val="5"/>
     </w:rPr>
+  </w:style>
+  <w:style w:type="table" w:styleId="TableGrid">
+    <w:name w:val="Table Grid"/>
+    <w:basedOn w:val="TableNormal"/>
+    <w:uiPriority w:val="39"/>
+    <w:rsid w:val="00047512"/>
+    <w:pPr>
+      <w:spacing w:after="0" w:line="240" w:lineRule="auto"/>
+    </w:pPr>
+    <w:tblPr>
+      <w:tblBorders>
+        <w:top w:val="single" w:sz="4" w:space="0" w:color="auto"/>
+        <w:left w:val="single" w:sz="4" w:space="0" w:color="auto"/>
+        <w:bottom w:val="single" w:sz="4" w:space="0" w:color="auto"/>
+        <w:right w:val="single" w:sz="4" w:space="0" w:color="auto"/>
+        <w:insideH w:val="single" w:sz="4" w:space="0" w:color="auto"/>
+        <w:insideV w:val="single" w:sz="4" w:space="0" w:color="auto"/>
+      </w:tblBorders>
+    </w:tblPr>
+  </w:style>
+  <w:style w:type="character" w:styleId="Hyperlink">
+    <w:name w:val="Hyperlink"/>
+    <w:basedOn w:val="DefaultParagraphFont"/>
+    <w:uiPriority w:val="99"/>
+    <w:unhideWhenUsed/>
+    <w:rsid w:val="000C3919"/>
+    <w:rPr>
+      <w:color w:val="467886" w:themeColor="hyperlink"/>
+      <w:u w:val="single"/>
+    </w:rPr>
+  </w:style>
+  <w:style w:type="character" w:styleId="UnresolvedMention">
+    <w:name w:val="Unresolved Mention"/>
+    <w:basedOn w:val="DefaultParagraphFont"/>
+    <w:uiPriority w:val="99"/>
+    <w:semiHidden/>
+    <w:unhideWhenUsed/>
+    <w:rsid w:val="000C3919"/>
+    <w:rPr>
+      <w:color w:val="605E5C"/>
+      <w:shd w:val="clear" w:color="auto" w:fill="E1DFDD"/>
+    </w:rPr>
+  </w:style>
+  <w:style w:type="paragraph" w:styleId="TOCHeading">
+    <w:name w:val="TOC Heading"/>
+    <w:basedOn w:val="Heading1"/>
+    <w:next w:val="Normal"/>
+    <w:uiPriority w:val="39"/>
+    <w:unhideWhenUsed/>
+    <w:qFormat/>
+    <w:rsid w:val="006F35A0"/>
+    <w:pPr>
+      <w:spacing w:before="240" w:after="0"/>
+      <w:outlineLvl w:val="9"/>
+    </w:pPr>
+    <w:rPr>
+      <w:kern w:val="0"/>
+      <w:sz w:val="32"/>
+      <w:szCs w:val="32"/>
+      <w:lang w:val="en-US"/>
+      <w14:ligatures w14:val="none"/>
+    </w:rPr>
+  </w:style>
+  <w:style w:type="paragraph" w:styleId="TOC1">
+    <w:name w:val="toc 1"/>
+    <w:basedOn w:val="Normal"/>
+    <w:next w:val="Normal"/>
+    <w:autoRedefine/>
+    <w:uiPriority w:val="39"/>
+    <w:unhideWhenUsed/>
+    <w:rsid w:val="006F35A0"/>
+    <w:pPr>
+      <w:spacing w:after="100"/>
+    </w:pPr>
+  </w:style>
+  <w:style w:type="paragraph" w:styleId="TOC2">
+    <w:name w:val="toc 2"/>
+    <w:basedOn w:val="Normal"/>
+    <w:next w:val="Normal"/>
+    <w:autoRedefine/>
+    <w:uiPriority w:val="39"/>
+    <w:unhideWhenUsed/>
+    <w:rsid w:val="006F35A0"/>
+    <w:pPr>
+      <w:spacing w:after="100"/>
+      <w:ind w:left="220"/>
+    </w:pPr>
   </w:style>
 </w:styles>
 </file>

--- a/RPL/Tugas Individu/Sistem To-Do List.docx
+++ b/RPL/Tugas Individu/Sistem To-Do List.docx
@@ -296,7 +296,7 @@
           <w:sz w:val="20"/>
         </w:rPr>
         <w:drawing>
-          <wp:inline distT="0" distB="0" distL="0" distR="0" wp14:anchorId="07DBFBFD" wp14:editId="25E3B324">
+          <wp:inline distT="0" distB="0" distL="0" distR="0" wp14:anchorId="07DBFBFD" wp14:editId="11950618">
             <wp:extent cx="1457333" cy="1777555"/>
             <wp:effectExtent l="0" t="0" r="0" b="0"/>
             <wp:docPr id="1" name="Image 1" descr="A logo with a red and grey letter u  AI-generated content may be incorrect."/>
@@ -519,6 +519,15 @@
     </w:p>
     <w:sdt>
       <w:sdtPr>
+        <w:rPr>
+          <w:rFonts w:asciiTheme="minorHAnsi" w:eastAsiaTheme="minorHAnsi" w:hAnsiTheme="minorHAnsi" w:cstheme="minorBidi"/>
+          <w:color w:val="auto"/>
+          <w:kern w:val="2"/>
+          <w:sz w:val="22"/>
+          <w:szCs w:val="22"/>
+          <w:lang w:val="en-ID"/>
+          <w14:ligatures w14:val="standardContextual"/>
+        </w:rPr>
         <w:id w:val="-158700283"/>
         <w:docPartObj>
           <w:docPartGallery w:val="Table of Contents"/>
@@ -527,16 +536,9 @@
       </w:sdtPr>
       <w:sdtEndPr>
         <w:rPr>
-          <w:rFonts w:asciiTheme="minorHAnsi" w:eastAsiaTheme="minorHAnsi" w:hAnsiTheme="minorHAnsi" w:cstheme="minorBidi"/>
           <w:b/>
           <w:bCs/>
           <w:noProof/>
-          <w:color w:val="auto"/>
-          <w:kern w:val="2"/>
-          <w:sz w:val="22"/>
-          <w:szCs w:val="22"/>
-          <w:lang w:val="en-ID"/>
-          <w14:ligatures w14:val="standardContextual"/>
         </w:rPr>
       </w:sdtEndPr>
       <w:sdtContent>
@@ -6593,6 +6595,7 @@
                 <w:szCs w:val="24"/>
               </w:rPr>
             </w:pPr>
+            <w:bookmarkStart w:id="7" w:name="_Hlk212551635"/>
             <w:r>
               <w:rPr>
                 <w:rFonts w:ascii="Times New Roman" w:hAnsi="Times New Roman" w:cs="Times New Roman"/>
@@ -6804,7 +6807,23 @@
                 <w:sz w:val="24"/>
                 <w:szCs w:val="24"/>
               </w:rPr>
-              <w:t>Manaemen</w:t>
+              <w:t>Mana</w:t>
+            </w:r>
+            <w:r>
+              <w:rPr>
+                <w:rFonts w:ascii="Times New Roman" w:hAnsi="Times New Roman" w:cs="Times New Roman"/>
+                <w:sz w:val="24"/>
+                <w:szCs w:val="24"/>
+              </w:rPr>
+              <w:t>j</w:t>
+            </w:r>
+            <w:r>
+              <w:rPr>
+                <w:rFonts w:ascii="Times New Roman" w:hAnsi="Times New Roman" w:cs="Times New Roman"/>
+                <w:sz w:val="24"/>
+                <w:szCs w:val="24"/>
+              </w:rPr>
+              <w:t>emen</w:t>
             </w:r>
             <w:proofErr w:type="spellEnd"/>
             <w:r>
@@ -9479,6 +9498,7 @@
           </w:p>
         </w:tc>
       </w:tr>
+      <w:bookmarkEnd w:id="7"/>
     </w:tbl>
     <w:p>
       <w:pPr>
@@ -9503,7 +9523,7 @@
           <w:szCs w:val="24"/>
         </w:rPr>
       </w:pPr>
-      <w:bookmarkStart w:id="7" w:name="_Toc212212816"/>
+      <w:bookmarkStart w:id="8" w:name="_Toc212212816"/>
       <w:r>
         <w:rPr>
           <w:rFonts w:ascii="Times New Roman" w:hAnsi="Times New Roman" w:cs="Times New Roman"/>
@@ -9515,7 +9535,7 @@
         </w:rPr>
         <w:t>ERD</w:t>
       </w:r>
-      <w:bookmarkEnd w:id="7"/>
+      <w:bookmarkEnd w:id="8"/>
     </w:p>
     <w:p>
       <w:pPr>
@@ -9526,6 +9546,7 @@
           <w:szCs w:val="24"/>
         </w:rPr>
       </w:pPr>
+      <w:bookmarkStart w:id="9" w:name="_Hlk212551827"/>
       <w:r>
         <w:rPr>
           <w:rFonts w:ascii="Times New Roman" w:hAnsi="Times New Roman" w:cs="Times New Roman"/>
@@ -10939,6 +10960,7 @@
         <w:t>.</w:t>
       </w:r>
     </w:p>
+    <w:bookmarkEnd w:id="9"/>
     <w:p>
       <w:pPr>
         <w:rPr>
@@ -11037,7 +11059,7 @@
       <w:r>
         <w:br w:type="page"/>
       </w:r>
-      <w:bookmarkStart w:id="8" w:name="_Toc212212817"/>
+      <w:bookmarkStart w:id="10" w:name="_Toc212212817"/>
       <w:r>
         <w:rPr>
           <w:rFonts w:ascii="Times New Roman" w:hAnsi="Times New Roman" w:cs="Times New Roman"/>
@@ -11050,7 +11072,7 @@
         <w:lastRenderedPageBreak/>
         <w:t>Lampiran 1</w:t>
       </w:r>
-      <w:bookmarkEnd w:id="8"/>
+      <w:bookmarkEnd w:id="10"/>
     </w:p>
     <w:p>
       <w:pPr>
@@ -12742,6 +12764,7 @@
   <w:style w:type="character" w:default="1" w:styleId="DefaultParagraphFont">
     <w:name w:val="Default Paragraph Font"/>
     <w:uiPriority w:val="1"/>
+    <w:semiHidden/>
     <w:unhideWhenUsed/>
   </w:style>
   <w:style w:type="table" w:default="1" w:styleId="TableNormal">
